--- a/ALAFKARHR/docs/implementation/alafkarhr-company-rollout/01-implementation-plan.docx
+++ b/ALAFKARHR/docs/implementation/alafkarhr-company-rollout/01-implementation-plan.docx
@@ -4,34 +4,15 @@
   <w:body>
     <w:p>
       <w:pPr>
-        <w:spacing w:before="0" w:after="60" w:line="240" w:lineRule="auto"/>
+        <w:pStyle w:val="Heading1"/>
       </w:pPr>
       <w:r>
-        <w:rPr>
-          <w:rFonts w:ascii="Calibri" w:hAnsi="Calibri"/>
-          <w:b/>
-          <w:color w:val="0B2545"/>
-          <w:sz w:val="48"/>
-        </w:rPr>
-        <w:t>AlafkarHR Implementation Plan</w:t>
+        <w:t>AlafkarERP Full-System Implementation Plan</w:t>
       </w:r>
     </w:p>
     <w:p>
       <w:pPr>
-        <w:spacing w:before="0" w:after="280" w:line="264" w:lineRule="auto"/>
-      </w:pPr>
-      <w:r>
-        <w:rPr>
-          <w:rFonts w:ascii="Calibri" w:hAnsi="Calibri"/>
-          <w:color w:val="666666"/>
-          <w:sz w:val="22"/>
-        </w:rPr>
-        <w:t>Company rollout implementation plan based on confirmed AlafkarHR repository functionality.</w:t>
-      </w:r>
-    </w:p>
-    <w:p>
-      <w:pPr>
-        <w:pStyle w:val="Heading1"/>
+        <w:pStyle w:val="Heading2"/>
       </w:pPr>
       <w:r>
         <w:t>Purpose</w:t>
@@ -39,61 +20,71 @@
     </w:p>
     <w:p>
       <w:pPr>
-        <w:spacing w:before="0" w:after="120" w:line="264" w:lineRule="auto"/>
+        <w:spacing w:after="120" w:line="300" w:lineRule="auto"/>
       </w:pPr>
       <w:r>
-        <w:rPr>
-          <w:rFonts w:ascii="Calibri" w:hAnsi="Calibri"/>
-          <w:color w:val="000000"/>
-          <w:sz w:val="22"/>
-        </w:rPr>
-        <w:t>This plan guides a company rollout of AlafkarHR from preparation through post-go-live support. It is written for company leadership, HR, payroll, IT, implementation consultants, and key users.</w:t>
+        <w:t>This plan guides a company rollout of the full Alafkar ERP platform from preparation through post-go-live support. It is written for company leadership, finance, sales, procurement, warehouse, HR, payroll, operations, business-line owners, IT, implementation consultants and key users.</w:t>
       </w:r>
     </w:p>
     <w:p>
       <w:pPr>
-        <w:pStyle w:val="Heading1"/>
+        <w:spacing w:after="120" w:line="300" w:lineRule="auto"/>
       </w:pPr>
       <w:r>
-        <w:t>Confirmed System Capability Map</w:t>
+        <w:t>The implementation scope is not HR-only. It covers HR plus the confirmed ERP modules, workspaces and business lines found in the repository.</w:t>
+      </w:r>
+    </w:p>
+    <w:p>
+      <w:pPr>
+        <w:pStyle w:val="Heading2"/>
+      </w:pPr>
+      <w:r>
+        <w:t>Confirmed Full-System Capability Map</w:t>
       </w:r>
     </w:p>
     <w:tbl>
       <w:tblPr>
-        <w:tblStyle w:val="TableGrid"/>
         <w:tblW w:type="dxa" w:w="9360"/>
-        <w:jc w:val="left"/>
+        <w:jc w:val="center"/>
+        <w:tblLayout w:type="fixed"/>
         <w:tblLook w:firstColumn="1" w:firstRow="1" w:lastColumn="0" w:lastRow="0" w:noHBand="0" w:noVBand="1" w:val="04A0"/>
         <w:tblInd w:w="120" w:type="dxa"/>
-        <w:tblLayout w:type="fixed"/>
+        <w:tblBorders>
+          <w:top w:val="single" w:sz="4" w:space="0" w:color="D9E2EC"/>
+          <w:left w:val="single" w:sz="4" w:space="0" w:color="D9E2EC"/>
+          <w:bottom w:val="single" w:sz="4" w:space="0" w:color="D9E2EC"/>
+          <w:right w:val="single" w:sz="4" w:space="0" w:color="D9E2EC"/>
+          <w:insideH w:val="single" w:sz="4" w:space="0" w:color="D9E2EC"/>
+          <w:insideV w:val="single" w:sz="4" w:space="0" w:color="D9E2EC"/>
+        </w:tblBorders>
       </w:tblPr>
       <w:tblGrid>
-        <w:gridCol w:w="2300"/>
-        <w:gridCol w:w="7060"/>
+        <w:gridCol w:w="4680"/>
+        <w:gridCol w:w="4680"/>
       </w:tblGrid>
       <w:tr>
         <w:tc>
           <w:tcPr>
-            <w:tcW w:type="dxa" w:w="2300"/>
-            <w:shd w:fill="F2F4F7"/>
+            <w:tcW w:type="dxa" w:w="4680"/>
             <w:vAlign w:val="center"/>
             <w:tcMar>
               <w:top w:w="80" w:type="dxa"/>
               <w:bottom w:w="80" w:type="dxa"/>
-              <w:start w:w="120" w:type="dxa"/>
-              <w:end w:w="120" w:type="dxa"/>
+              <w:left w:w="120" w:type="dxa"/>
+              <w:right w:w="120" w:type="dxa"/>
             </w:tcMar>
+            <w:shd w:fill="E8EEF5"/>
           </w:tcPr>
           <w:p>
             <w:pPr>
-              <w:spacing w:before="0" w:after="40" w:line="252" w:lineRule="auto"/>
+              <w:spacing w:after="0"/>
             </w:pPr>
+            <w:r/>
             <w:r>
               <w:rPr>
-                <w:rFonts w:ascii="Calibri" w:hAnsi="Calibri"/>
                 <w:b/>
                 <w:color w:val="0B2545"/>
-                <w:sz w:val="19"/>
+                <w:sz w:val="16"/>
               </w:rPr>
               <w:t>Domain</w:t>
             </w:r>
@@ -101,26 +92,26 @@
         </w:tc>
         <w:tc>
           <w:tcPr>
-            <w:tcW w:type="dxa" w:w="7060"/>
-            <w:shd w:fill="F2F4F7"/>
+            <w:tcW w:type="dxa" w:w="4680"/>
             <w:vAlign w:val="center"/>
             <w:tcMar>
               <w:top w:w="80" w:type="dxa"/>
               <w:bottom w:w="80" w:type="dxa"/>
-              <w:start w:w="120" w:type="dxa"/>
-              <w:end w:w="120" w:type="dxa"/>
+              <w:left w:w="120" w:type="dxa"/>
+              <w:right w:w="120" w:type="dxa"/>
             </w:tcMar>
+            <w:shd w:fill="E8EEF5"/>
           </w:tcPr>
           <w:p>
             <w:pPr>
-              <w:spacing w:before="0" w:after="40" w:line="252" w:lineRule="auto"/>
+              <w:spacing w:after="0"/>
             </w:pPr>
+            <w:r/>
             <w:r>
               <w:rPr>
-                <w:rFonts w:ascii="Calibri" w:hAnsi="Calibri"/>
                 <w:b/>
                 <w:color w:val="0B2545"/>
-                <w:sz w:val="19"/>
+                <w:sz w:val="16"/>
               </w:rPr>
               <w:t>Confirmed capabilities</w:t>
             </w:r>
@@ -130,53 +121,51 @@
       <w:tr>
         <w:tc>
           <w:tcPr>
-            <w:tcW w:type="dxa" w:w="2300"/>
+            <w:tcW w:type="dxa" w:w="4680"/>
             <w:vAlign w:val="center"/>
             <w:tcMar>
               <w:top w:w="80" w:type="dxa"/>
               <w:bottom w:w="80" w:type="dxa"/>
-              <w:start w:w="120" w:type="dxa"/>
-              <w:end w:w="120" w:type="dxa"/>
+              <w:left w:w="120" w:type="dxa"/>
+              <w:right w:w="120" w:type="dxa"/>
             </w:tcMar>
+            <w:shd w:fill="FFFFFF"/>
           </w:tcPr>
           <w:p>
             <w:pPr>
-              <w:spacing w:before="0" w:after="40" w:line="252" w:lineRule="auto"/>
+              <w:spacing w:after="0"/>
             </w:pPr>
+            <w:r/>
             <w:r>
               <w:rPr>
-                <w:rFonts w:ascii="Calibri" w:hAnsi="Calibri"/>
-                <w:b w:val="0"/>
-                <w:color w:val="0B2545"/>
-                <w:sz w:val="18"/>
+                <w:sz w:val="16"/>
               </w:rPr>
-              <w:t>Organization</w:t>
+              <w:t>Organization and business lines</w:t>
             </w:r>
           </w:p>
         </w:tc>
         <w:tc>
           <w:tcPr>
-            <w:tcW w:type="dxa" w:w="7060"/>
+            <w:tcW w:type="dxa" w:w="4680"/>
             <w:vAlign w:val="center"/>
             <w:tcMar>
               <w:top w:w="80" w:type="dxa"/>
               <w:bottom w:w="80" w:type="dxa"/>
-              <w:start w:w="120" w:type="dxa"/>
-              <w:end w:w="120" w:type="dxa"/>
+              <w:left w:w="120" w:type="dxa"/>
+              <w:right w:w="120" w:type="dxa"/>
             </w:tcMar>
+            <w:shd w:fill="FFFFFF"/>
           </w:tcPr>
           <w:p>
             <w:pPr>
-              <w:spacing w:before="0" w:after="40" w:line="252" w:lineRule="auto"/>
+              <w:spacing w:after="0"/>
             </w:pPr>
+            <w:r/>
             <w:r>
               <w:rPr>
-                <w:rFonts w:ascii="Calibri" w:hAnsi="Calibri"/>
-                <w:b w:val="0"/>
-                <w:color w:val="0B2545"/>
-                <w:sz w:val="18"/>
+                <w:sz w:val="16"/>
               </w:rPr>
-              <w:t>Company, parent/child company context, branches, administrations, departments, business lines, license categories, branch access.</w:t>
+              <w:t>Company, parent/child company context, branches, administrations, departments, business lines, license categories, branch access and business-line activation.</w:t>
             </w:r>
           </w:p>
         </w:tc>
@@ -184,25 +173,24 @@
       <w:tr>
         <w:tc>
           <w:tcPr>
-            <w:tcW w:type="dxa" w:w="2300"/>
+            <w:tcW w:type="dxa" w:w="4680"/>
             <w:vAlign w:val="center"/>
             <w:tcMar>
               <w:top w:w="80" w:type="dxa"/>
               <w:bottom w:w="80" w:type="dxa"/>
-              <w:start w:w="120" w:type="dxa"/>
-              <w:end w:w="120" w:type="dxa"/>
+              <w:left w:w="120" w:type="dxa"/>
+              <w:right w:w="120" w:type="dxa"/>
             </w:tcMar>
+            <w:shd w:fill="FFFFFF"/>
           </w:tcPr>
           <w:p>
             <w:pPr>
-              <w:spacing w:before="0" w:after="40" w:line="252" w:lineRule="auto"/>
+              <w:spacing w:after="0"/>
             </w:pPr>
+            <w:r/>
             <w:r>
               <w:rPr>
-                <w:rFonts w:ascii="Calibri" w:hAnsi="Calibri"/>
-                <w:b w:val="0"/>
-                <w:color w:val="0B2545"/>
-                <w:sz w:val="18"/>
+                <w:sz w:val="16"/>
               </w:rPr>
               <w:t>Security</w:t>
             </w:r>
@@ -210,27 +198,26 @@
         </w:tc>
         <w:tc>
           <w:tcPr>
-            <w:tcW w:type="dxa" w:w="7060"/>
+            <w:tcW w:type="dxa" w:w="4680"/>
             <w:vAlign w:val="center"/>
             <w:tcMar>
               <w:top w:w="80" w:type="dxa"/>
               <w:bottom w:w="80" w:type="dxa"/>
-              <w:start w:w="120" w:type="dxa"/>
-              <w:end w:w="120" w:type="dxa"/>
+              <w:left w:w="120" w:type="dxa"/>
+              <w:right w:w="120" w:type="dxa"/>
             </w:tcMar>
+            <w:shd w:fill="FFFFFF"/>
           </w:tcPr>
           <w:p>
             <w:pPr>
-              <w:spacing w:before="0" w:after="40" w:line="252" w:lineRule="auto"/>
+              <w:spacing w:after="0"/>
             </w:pPr>
+            <w:r/>
             <w:r>
               <w:rPr>
-                <w:rFonts w:ascii="Calibri" w:hAnsi="Calibri"/>
-                <w:b w:val="0"/>
-                <w:color w:val="0B2545"/>
-                <w:sz w:val="18"/>
+                <w:sz w:val="16"/>
               </w:rPr>
-              <w:t>Users, roles, role assignment, permission groups, company-scoped roles, branch access permissions, security dashboard.</w:t>
+              <w:t>Users, roles, role assignment, permission groups, company-scoped roles, branch access permissions, scoped StoreFront branch roles and security dashboard.</w:t>
             </w:r>
           </w:p>
         </w:tc>
@@ -238,25 +225,804 @@
       <w:tr>
         <w:tc>
           <w:tcPr>
-            <w:tcW w:type="dxa" w:w="2300"/>
+            <w:tcW w:type="dxa" w:w="4680"/>
             <w:vAlign w:val="center"/>
             <w:tcMar>
               <w:top w:w="80" w:type="dxa"/>
               <w:bottom w:w="80" w:type="dxa"/>
-              <w:start w:w="120" w:type="dxa"/>
-              <w:end w:w="120" w:type="dxa"/>
+              <w:left w:w="120" w:type="dxa"/>
+              <w:right w:w="120" w:type="dxa"/>
             </w:tcMar>
+            <w:shd w:fill="FFFFFF"/>
           </w:tcPr>
           <w:p>
             <w:pPr>
-              <w:spacing w:before="0" w:after="40" w:line="252" w:lineRule="auto"/>
+              <w:spacing w:after="0"/>
             </w:pPr>
+            <w:r/>
             <w:r>
               <w:rPr>
-                <w:rFonts w:ascii="Calibri" w:hAnsi="Calibri"/>
-                <w:b w:val="0"/>
-                <w:color w:val="0B2545"/>
-                <w:sz w:val="18"/>
+                <w:sz w:val="16"/>
+              </w:rPr>
+              <w:t>Accounting and finance</w:t>
+            </w:r>
+          </w:p>
+        </w:tc>
+        <w:tc>
+          <w:tcPr>
+            <w:tcW w:type="dxa" w:w="4680"/>
+            <w:vAlign w:val="center"/>
+            <w:tcMar>
+              <w:top w:w="80" w:type="dxa"/>
+              <w:bottom w:w="80" w:type="dxa"/>
+              <w:left w:w="120" w:type="dxa"/>
+              <w:right w:w="120" w:type="dxa"/>
+            </w:tcMar>
+            <w:shd w:fill="FFFFFF"/>
+          </w:tcPr>
+          <w:p>
+            <w:pPr>
+              <w:spacing w:after="0"/>
+            </w:pPr>
+            <w:r/>
+            <w:r>
+              <w:rPr>
+                <w:sz w:val="16"/>
+              </w:rPr>
+              <w:t>Accounting setup, templates, chart of accounts, fiscal periods, tax codes, posting profiles, bank/cash accounts, journals, documents, sales invoices, purchase invoices, receipts/payments, credit notes, debit notes, bank reconciliation, finance reports, ZATCA submissions and ZATCA settings.</w:t>
+            </w:r>
+          </w:p>
+        </w:tc>
+      </w:tr>
+      <w:tr>
+        <w:tc>
+          <w:tcPr>
+            <w:tcW w:type="dxa" w:w="4680"/>
+            <w:vAlign w:val="center"/>
+            <w:tcMar>
+              <w:top w:w="80" w:type="dxa"/>
+              <w:bottom w:w="80" w:type="dxa"/>
+              <w:left w:w="120" w:type="dxa"/>
+              <w:right w:w="120" w:type="dxa"/>
+            </w:tcMar>
+            <w:shd w:fill="FFFFFF"/>
+          </w:tcPr>
+          <w:p>
+            <w:pPr>
+              <w:spacing w:after="0"/>
+            </w:pPr>
+            <w:r/>
+            <w:r>
+              <w:rPr>
+                <w:sz w:val="16"/>
+              </w:rPr>
+              <w:t>Sales and orders</w:t>
+            </w:r>
+          </w:p>
+        </w:tc>
+        <w:tc>
+          <w:tcPr>
+            <w:tcW w:type="dxa" w:w="4680"/>
+            <w:vAlign w:val="center"/>
+            <w:tcMar>
+              <w:top w:w="80" w:type="dxa"/>
+              <w:bottom w:w="80" w:type="dxa"/>
+              <w:left w:w="120" w:type="dxa"/>
+              <w:right w:w="120" w:type="dxa"/>
+            </w:tcMar>
+            <w:shd w:fill="FFFFFF"/>
+          </w:tcPr>
+          <w:p>
+            <w:pPr>
+              <w:spacing w:after="0"/>
+            </w:pPr>
+            <w:r/>
+            <w:r>
+              <w:rPr>
+                <w:sz w:val="16"/>
+              </w:rPr>
+              <w:t>Sales dashboard, quotations, order intake, sales orders, delivery notes, returns and sales workflow validation.</w:t>
+            </w:r>
+          </w:p>
+        </w:tc>
+      </w:tr>
+      <w:tr>
+        <w:tc>
+          <w:tcPr>
+            <w:tcW w:type="dxa" w:w="4680"/>
+            <w:vAlign w:val="center"/>
+            <w:tcMar>
+              <w:top w:w="80" w:type="dxa"/>
+              <w:bottom w:w="80" w:type="dxa"/>
+              <w:left w:w="120" w:type="dxa"/>
+              <w:right w:w="120" w:type="dxa"/>
+            </w:tcMar>
+            <w:shd w:fill="FFFFFF"/>
+          </w:tcPr>
+          <w:p>
+            <w:pPr>
+              <w:spacing w:after="0"/>
+            </w:pPr>
+            <w:r/>
+            <w:r>
+              <w:rPr>
+                <w:sz w:val="16"/>
+              </w:rPr>
+              <w:t>Customers and pricing</w:t>
+            </w:r>
+          </w:p>
+        </w:tc>
+        <w:tc>
+          <w:tcPr>
+            <w:tcW w:type="dxa" w:w="4680"/>
+            <w:vAlign w:val="center"/>
+            <w:tcMar>
+              <w:top w:w="80" w:type="dxa"/>
+              <w:bottom w:w="80" w:type="dxa"/>
+              <w:left w:w="120" w:type="dxa"/>
+              <w:right w:w="120" w:type="dxa"/>
+            </w:tcMar>
+            <w:shd w:fill="FFFFFF"/>
+          </w:tcPr>
+          <w:p>
+            <w:pPr>
+              <w:spacing w:after="0"/>
+            </w:pPr>
+            <w:r/>
+            <w:r>
+              <w:rPr>
+                <w:sz w:val="16"/>
+              </w:rPr>
+              <w:t>Customer dashboard, customer records, customer groups, customer pricing profiles, catalog pricing and commercial master data.</w:t>
+            </w:r>
+          </w:p>
+        </w:tc>
+      </w:tr>
+      <w:tr>
+        <w:tc>
+          <w:tcPr>
+            <w:tcW w:type="dxa" w:w="4680"/>
+            <w:vAlign w:val="center"/>
+            <w:tcMar>
+              <w:top w:w="80" w:type="dxa"/>
+              <w:bottom w:w="80" w:type="dxa"/>
+              <w:left w:w="120" w:type="dxa"/>
+              <w:right w:w="120" w:type="dxa"/>
+            </w:tcMar>
+            <w:shd w:fill="FFFFFF"/>
+          </w:tcPr>
+          <w:p>
+            <w:pPr>
+              <w:spacing w:after="0"/>
+            </w:pPr>
+            <w:r/>
+            <w:r>
+              <w:rPr>
+                <w:sz w:val="16"/>
+              </w:rPr>
+              <w:t>Procurement and purchasing</w:t>
+            </w:r>
+          </w:p>
+        </w:tc>
+        <w:tc>
+          <w:tcPr>
+            <w:tcW w:type="dxa" w:w="4680"/>
+            <w:vAlign w:val="center"/>
+            <w:tcMar>
+              <w:top w:w="80" w:type="dxa"/>
+              <w:bottom w:w="80" w:type="dxa"/>
+              <w:left w:w="120" w:type="dxa"/>
+              <w:right w:w="120" w:type="dxa"/>
+            </w:tcMar>
+            <w:shd w:fill="FFFFFF"/>
+          </w:tcPr>
+          <w:p>
+            <w:pPr>
+              <w:spacing w:after="0"/>
+            </w:pPr>
+            <w:r/>
+            <w:r>
+              <w:rPr>
+                <w:sz w:val="16"/>
+              </w:rPr>
+              <w:t>Procurement dashboard, procurement documents, forms, detail views, tracker, vendor pricelists, supplier items, supplier scorecard, reordering rules and procurement enhancements.</w:t>
+            </w:r>
+          </w:p>
+        </w:tc>
+      </w:tr>
+      <w:tr>
+        <w:tc>
+          <w:tcPr>
+            <w:tcW w:type="dxa" w:w="4680"/>
+            <w:vAlign w:val="center"/>
+            <w:tcMar>
+              <w:top w:w="80" w:type="dxa"/>
+              <w:bottom w:w="80" w:type="dxa"/>
+              <w:left w:w="120" w:type="dxa"/>
+              <w:right w:w="120" w:type="dxa"/>
+            </w:tcMar>
+            <w:shd w:fill="FFFFFF"/>
+          </w:tcPr>
+          <w:p>
+            <w:pPr>
+              <w:spacing w:after="0"/>
+            </w:pPr>
+            <w:r/>
+            <w:r>
+              <w:rPr>
+                <w:sz w:val="16"/>
+              </w:rPr>
+              <w:t>Suppliers</w:t>
+            </w:r>
+          </w:p>
+        </w:tc>
+        <w:tc>
+          <w:tcPr>
+            <w:tcW w:type="dxa" w:w="4680"/>
+            <w:vAlign w:val="center"/>
+            <w:tcMar>
+              <w:top w:w="80" w:type="dxa"/>
+              <w:bottom w:w="80" w:type="dxa"/>
+              <w:left w:w="120" w:type="dxa"/>
+              <w:right w:w="120" w:type="dxa"/>
+            </w:tcMar>
+            <w:shd w:fill="FFFFFF"/>
+          </w:tcPr>
+          <w:p>
+            <w:pPr>
+              <w:spacing w:after="0"/>
+            </w:pPr>
+            <w:r/>
+            <w:r>
+              <w:rPr>
+                <w:sz w:val="16"/>
+              </w:rPr>
+              <w:t>Supplier list, supplier form, supplier view and supplier groups.</w:t>
+            </w:r>
+          </w:p>
+        </w:tc>
+      </w:tr>
+      <w:tr>
+        <w:tc>
+          <w:tcPr>
+            <w:tcW w:type="dxa" w:w="4680"/>
+            <w:vAlign w:val="center"/>
+            <w:tcMar>
+              <w:top w:w="80" w:type="dxa"/>
+              <w:bottom w:w="80" w:type="dxa"/>
+              <w:left w:w="120" w:type="dxa"/>
+              <w:right w:w="120" w:type="dxa"/>
+            </w:tcMar>
+            <w:shd w:fill="FFFFFF"/>
+          </w:tcPr>
+          <w:p>
+            <w:pPr>
+              <w:spacing w:after="0"/>
+            </w:pPr>
+            <w:r/>
+            <w:r>
+              <w:rPr>
+                <w:sz w:val="16"/>
+              </w:rPr>
+              <w:t>Catalog, warehouse and inventory</w:t>
+            </w:r>
+          </w:p>
+        </w:tc>
+        <w:tc>
+          <w:tcPr>
+            <w:tcW w:type="dxa" w:w="4680"/>
+            <w:vAlign w:val="center"/>
+            <w:tcMar>
+              <w:top w:w="80" w:type="dxa"/>
+              <w:bottom w:w="80" w:type="dxa"/>
+              <w:left w:w="120" w:type="dxa"/>
+              <w:right w:w="120" w:type="dxa"/>
+            </w:tcMar>
+            <w:shd w:fill="FFFFFF"/>
+          </w:tcPr>
+          <w:p>
+            <w:pPr>
+              <w:spacing w:after="0"/>
+            </w:pPr>
+            <w:r/>
+            <w:r>
+              <w:rPr>
+                <w:sz w:val="16"/>
+              </w:rPr>
+              <w:t>Product dashboard, product records, SKUs, categories, brands, units, variants, packages, price lists, warehouses, inventory records, batches, asset instances, movements, transfers, controls, stock-in, stock-out, stock adjustment, stock reservation and stock release.</w:t>
+            </w:r>
+          </w:p>
+        </w:tc>
+      </w:tr>
+      <w:tr>
+        <w:tc>
+          <w:tcPr>
+            <w:tcW w:type="dxa" w:w="4680"/>
+            <w:vAlign w:val="center"/>
+            <w:tcMar>
+              <w:top w:w="80" w:type="dxa"/>
+              <w:bottom w:w="80" w:type="dxa"/>
+              <w:left w:w="120" w:type="dxa"/>
+              <w:right w:w="120" w:type="dxa"/>
+            </w:tcMar>
+            <w:shd w:fill="FFFFFF"/>
+          </w:tcPr>
+          <w:p>
+            <w:pPr>
+              <w:spacing w:after="0"/>
+            </w:pPr>
+            <w:r/>
+            <w:r>
+              <w:rPr>
+                <w:sz w:val="16"/>
+              </w:rPr>
+              <w:t>StoreFront and POS</w:t>
+            </w:r>
+          </w:p>
+        </w:tc>
+        <w:tc>
+          <w:tcPr>
+            <w:tcW w:type="dxa" w:w="4680"/>
+            <w:vAlign w:val="center"/>
+            <w:tcMar>
+              <w:top w:w="80" w:type="dxa"/>
+              <w:bottom w:w="80" w:type="dxa"/>
+              <w:left w:w="120" w:type="dxa"/>
+              <w:right w:w="120" w:type="dxa"/>
+            </w:tcMar>
+            <w:shd w:fill="FFFFFF"/>
+          </w:tcPr>
+          <w:p>
+            <w:pPr>
+              <w:spacing w:after="0"/>
+            </w:pPr>
+            <w:r/>
+            <w:r>
+              <w:rPr>
+                <w:sz w:val="16"/>
+              </w:rPr>
+              <w:t>POS workspace, stores, departments, StoreFront organization and store management for the store-front business line.</w:t>
+            </w:r>
+          </w:p>
+        </w:tc>
+      </w:tr>
+      <w:tr>
+        <w:tc>
+          <w:tcPr>
+            <w:tcW w:type="dxa" w:w="4680"/>
+            <w:vAlign w:val="center"/>
+            <w:tcMar>
+              <w:top w:w="80" w:type="dxa"/>
+              <w:bottom w:w="80" w:type="dxa"/>
+              <w:left w:w="120" w:type="dxa"/>
+              <w:right w:w="120" w:type="dxa"/>
+            </w:tcMar>
+            <w:shd w:fill="FFFFFF"/>
+          </w:tcPr>
+          <w:p>
+            <w:pPr>
+              <w:spacing w:after="0"/>
+            </w:pPr>
+            <w:r/>
+            <w:r>
+              <w:rPr>
+                <w:sz w:val="16"/>
+              </w:rPr>
+              <w:t>Catering</w:t>
+            </w:r>
+          </w:p>
+        </w:tc>
+        <w:tc>
+          <w:tcPr>
+            <w:tcW w:type="dxa" w:w="4680"/>
+            <w:vAlign w:val="center"/>
+            <w:tcMar>
+              <w:top w:w="80" w:type="dxa"/>
+              <w:bottom w:w="80" w:type="dxa"/>
+              <w:left w:w="120" w:type="dxa"/>
+              <w:right w:w="120" w:type="dxa"/>
+            </w:tcMar>
+            <w:shd w:fill="FFFFFF"/>
+          </w:tcPr>
+          <w:p>
+            <w:pPr>
+              <w:spacing w:after="0"/>
+            </w:pPr>
+            <w:r/>
+            <w:r>
+              <w:rPr>
+                <w:sz w:val="16"/>
+              </w:rPr>
+              <w:t>Catering dashboard, contracts, meals, locations, schedules, deliveries, assignments and reports for the catering business line.</w:t>
+            </w:r>
+          </w:p>
+        </w:tc>
+      </w:tr>
+      <w:tr>
+        <w:tc>
+          <w:tcPr>
+            <w:tcW w:type="dxa" w:w="4680"/>
+            <w:vAlign w:val="center"/>
+            <w:tcMar>
+              <w:top w:w="80" w:type="dxa"/>
+              <w:bottom w:w="80" w:type="dxa"/>
+              <w:left w:w="120" w:type="dxa"/>
+              <w:right w:w="120" w:type="dxa"/>
+            </w:tcMar>
+            <w:shd w:fill="FFFFFF"/>
+          </w:tcPr>
+          <w:p>
+            <w:pPr>
+              <w:spacing w:after="0"/>
+            </w:pPr>
+            <w:r/>
+            <w:r>
+              <w:rPr>
+                <w:sz w:val="16"/>
+              </w:rPr>
+              <w:t>Real Estate</w:t>
+            </w:r>
+          </w:p>
+        </w:tc>
+        <w:tc>
+          <w:tcPr>
+            <w:tcW w:type="dxa" w:w="4680"/>
+            <w:vAlign w:val="center"/>
+            <w:tcMar>
+              <w:top w:w="80" w:type="dxa"/>
+              <w:bottom w:w="80" w:type="dxa"/>
+              <w:left w:w="120" w:type="dxa"/>
+              <w:right w:w="120" w:type="dxa"/>
+            </w:tcMar>
+            <w:shd w:fill="FFFFFF"/>
+          </w:tcPr>
+          <w:p>
+            <w:pPr>
+              <w:spacing w:after="0"/>
+            </w:pPr>
+            <w:r/>
+            <w:r>
+              <w:rPr>
+                <w:sz w:val="16"/>
+              </w:rPr>
+              <w:t>Real estate dashboard, properties, units, owner leases, tenant leases, collections, utilities, expenses and reports for the real-estate business line.</w:t>
+            </w:r>
+          </w:p>
+        </w:tc>
+      </w:tr>
+      <w:tr>
+        <w:tc>
+          <w:tcPr>
+            <w:tcW w:type="dxa" w:w="4680"/>
+            <w:vAlign w:val="center"/>
+            <w:tcMar>
+              <w:top w:w="80" w:type="dxa"/>
+              <w:bottom w:w="80" w:type="dxa"/>
+              <w:left w:w="120" w:type="dxa"/>
+              <w:right w:w="120" w:type="dxa"/>
+            </w:tcMar>
+            <w:shd w:fill="FFFFFF"/>
+          </w:tcPr>
+          <w:p>
+            <w:pPr>
+              <w:spacing w:after="0"/>
+            </w:pPr>
+            <w:r/>
+            <w:r>
+              <w:rPr>
+                <w:sz w:val="16"/>
+              </w:rPr>
+              <w:t>Contracts</w:t>
+            </w:r>
+          </w:p>
+        </w:tc>
+        <w:tc>
+          <w:tcPr>
+            <w:tcW w:type="dxa" w:w="4680"/>
+            <w:vAlign w:val="center"/>
+            <w:tcMar>
+              <w:top w:w="80" w:type="dxa"/>
+              <w:bottom w:w="80" w:type="dxa"/>
+              <w:left w:w="120" w:type="dxa"/>
+              <w:right w:w="120" w:type="dxa"/>
+            </w:tcMar>
+            <w:shd w:fill="FFFFFF"/>
+          </w:tcPr>
+          <w:p>
+            <w:pPr>
+              <w:spacing w:after="0"/>
+            </w:pPr>
+            <w:r/>
+            <w:r>
+              <w:rPr>
+                <w:sz w:val="16"/>
+              </w:rPr>
+              <w:t>Contract dashboard, contract list, forms, detail views, renewals, templates and party-specific contract views.</w:t>
+            </w:r>
+          </w:p>
+        </w:tc>
+      </w:tr>
+      <w:tr>
+        <w:tc>
+          <w:tcPr>
+            <w:tcW w:type="dxa" w:w="4680"/>
+            <w:vAlign w:val="center"/>
+            <w:tcMar>
+              <w:top w:w="80" w:type="dxa"/>
+              <w:bottom w:w="80" w:type="dxa"/>
+              <w:left w:w="120" w:type="dxa"/>
+              <w:right w:w="120" w:type="dxa"/>
+            </w:tcMar>
+            <w:shd w:fill="FFFFFF"/>
+          </w:tcPr>
+          <w:p>
+            <w:pPr>
+              <w:spacing w:after="0"/>
+            </w:pPr>
+            <w:r/>
+            <w:r>
+              <w:rPr>
+                <w:sz w:val="16"/>
+              </w:rPr>
+              <w:t>Document Management and Media Center</w:t>
+            </w:r>
+          </w:p>
+        </w:tc>
+        <w:tc>
+          <w:tcPr>
+            <w:tcW w:type="dxa" w:w="4680"/>
+            <w:vAlign w:val="center"/>
+            <w:tcMar>
+              <w:top w:w="80" w:type="dxa"/>
+              <w:bottom w:w="80" w:type="dxa"/>
+              <w:left w:w="120" w:type="dxa"/>
+              <w:right w:w="120" w:type="dxa"/>
+            </w:tcMar>
+            <w:shd w:fill="FFFFFF"/>
+          </w:tcPr>
+          <w:p>
+            <w:pPr>
+              <w:spacing w:after="0"/>
+            </w:pPr>
+            <w:r/>
+            <w:r>
+              <w:rPr>
+                <w:sz w:val="16"/>
+              </w:rPr>
+              <w:t>Document list, create, view, my documents, shared documents, source documents, upload policy, media activities, media activity detail and activity types.</w:t>
+            </w:r>
+          </w:p>
+        </w:tc>
+      </w:tr>
+      <w:tr>
+        <w:tc>
+          <w:tcPr>
+            <w:tcW w:type="dxa" w:w="4680"/>
+            <w:vAlign w:val="center"/>
+            <w:tcMar>
+              <w:top w:w="80" w:type="dxa"/>
+              <w:bottom w:w="80" w:type="dxa"/>
+              <w:left w:w="120" w:type="dxa"/>
+              <w:right w:w="120" w:type="dxa"/>
+            </w:tcMar>
+            <w:shd w:fill="FFFFFF"/>
+          </w:tcPr>
+          <w:p>
+            <w:pPr>
+              <w:spacing w:after="0"/>
+            </w:pPr>
+            <w:r/>
+            <w:r>
+              <w:rPr>
+                <w:sz w:val="16"/>
+              </w:rPr>
+              <w:t>Projects and tasks</w:t>
+            </w:r>
+          </w:p>
+        </w:tc>
+        <w:tc>
+          <w:tcPr>
+            <w:tcW w:type="dxa" w:w="4680"/>
+            <w:vAlign w:val="center"/>
+            <w:tcMar>
+              <w:top w:w="80" w:type="dxa"/>
+              <w:bottom w:w="80" w:type="dxa"/>
+              <w:left w:w="120" w:type="dxa"/>
+              <w:right w:w="120" w:type="dxa"/>
+            </w:tcMar>
+            <w:shd w:fill="FFFFFF"/>
+          </w:tcPr>
+          <w:p>
+            <w:pPr>
+              <w:spacing w:after="0"/>
+            </w:pPr>
+            <w:r/>
+            <w:r>
+              <w:rPr>
+                <w:sz w:val="16"/>
+              </w:rPr>
+              <w:t>Project dashboard, projects, distribution places, distribution schedules, project reports, task dashboard, my tasks, notifications, task list, kanban, task reports, task create/edit/view.</w:t>
+            </w:r>
+          </w:p>
+        </w:tc>
+      </w:tr>
+      <w:tr>
+        <w:tc>
+          <w:tcPr>
+            <w:tcW w:type="dxa" w:w="4680"/>
+            <w:vAlign w:val="center"/>
+            <w:tcMar>
+              <w:top w:w="80" w:type="dxa"/>
+              <w:bottom w:w="80" w:type="dxa"/>
+              <w:left w:w="120" w:type="dxa"/>
+              <w:right w:w="120" w:type="dxa"/>
+            </w:tcMar>
+            <w:shd w:fill="FFFFFF"/>
+          </w:tcPr>
+          <w:p>
+            <w:pPr>
+              <w:spacing w:after="0"/>
+            </w:pPr>
+            <w:r/>
+            <w:r>
+              <w:rPr>
+                <w:sz w:val="16"/>
+              </w:rPr>
+              <w:t>Fleet</w:t>
+            </w:r>
+          </w:p>
+        </w:tc>
+        <w:tc>
+          <w:tcPr>
+            <w:tcW w:type="dxa" w:w="4680"/>
+            <w:vAlign w:val="center"/>
+            <w:tcMar>
+              <w:top w:w="80" w:type="dxa"/>
+              <w:bottom w:w="80" w:type="dxa"/>
+              <w:left w:w="120" w:type="dxa"/>
+              <w:right w:w="120" w:type="dxa"/>
+            </w:tcMar>
+            <w:shd w:fill="FFFFFF"/>
+          </w:tcPr>
+          <w:p>
+            <w:pPr>
+              <w:spacing w:after="0"/>
+            </w:pPr>
+            <w:r/>
+            <w:r>
+              <w:rPr>
+                <w:sz w:val="16"/>
+              </w:rPr>
+              <w:t>Fleet dashboard, vehicles, assignments, expenses, documents, service rules and reports.</w:t>
+            </w:r>
+          </w:p>
+        </w:tc>
+      </w:tr>
+      <w:tr>
+        <w:tc>
+          <w:tcPr>
+            <w:tcW w:type="dxa" w:w="4680"/>
+            <w:vAlign w:val="center"/>
+            <w:tcMar>
+              <w:top w:w="80" w:type="dxa"/>
+              <w:bottom w:w="80" w:type="dxa"/>
+              <w:left w:w="120" w:type="dxa"/>
+              <w:right w:w="120" w:type="dxa"/>
+            </w:tcMar>
+            <w:shd w:fill="FFFFFF"/>
+          </w:tcPr>
+          <w:p>
+            <w:pPr>
+              <w:spacing w:after="0"/>
+            </w:pPr>
+            <w:r/>
+            <w:r>
+              <w:rPr>
+                <w:sz w:val="16"/>
+              </w:rPr>
+              <w:t>Maintenance</w:t>
+            </w:r>
+          </w:p>
+        </w:tc>
+        <w:tc>
+          <w:tcPr>
+            <w:tcW w:type="dxa" w:w="4680"/>
+            <w:vAlign w:val="center"/>
+            <w:tcMar>
+              <w:top w:w="80" w:type="dxa"/>
+              <w:bottom w:w="80" w:type="dxa"/>
+              <w:left w:w="120" w:type="dxa"/>
+              <w:right w:w="120" w:type="dxa"/>
+            </w:tcMar>
+            <w:shd w:fill="FFFFFF"/>
+          </w:tcPr>
+          <w:p>
+            <w:pPr>
+              <w:spacing w:after="0"/>
+            </w:pPr>
+            <w:r/>
+            <w:r>
+              <w:rPr>
+                <w:sz w:val="16"/>
+              </w:rPr>
+              <w:t>Maintenance dashboard, assets, work orders, my maintenance requests and reports.</w:t>
+            </w:r>
+          </w:p>
+        </w:tc>
+      </w:tr>
+      <w:tr>
+        <w:tc>
+          <w:tcPr>
+            <w:tcW w:type="dxa" w:w="4680"/>
+            <w:vAlign w:val="center"/>
+            <w:tcMar>
+              <w:top w:w="80" w:type="dxa"/>
+              <w:bottom w:w="80" w:type="dxa"/>
+              <w:left w:w="120" w:type="dxa"/>
+              <w:right w:w="120" w:type="dxa"/>
+            </w:tcMar>
+            <w:shd w:fill="FFFFFF"/>
+          </w:tcPr>
+          <w:p>
+            <w:pPr>
+              <w:spacing w:after="0"/>
+            </w:pPr>
+            <w:r/>
+            <w:r>
+              <w:rPr>
+                <w:sz w:val="16"/>
+              </w:rPr>
+              <w:t>Payments</w:t>
+            </w:r>
+          </w:p>
+        </w:tc>
+        <w:tc>
+          <w:tcPr>
+            <w:tcW w:type="dxa" w:w="4680"/>
+            <w:vAlign w:val="center"/>
+            <w:tcMar>
+              <w:top w:w="80" w:type="dxa"/>
+              <w:bottom w:w="80" w:type="dxa"/>
+              <w:left w:w="120" w:type="dxa"/>
+              <w:right w:w="120" w:type="dxa"/>
+            </w:tcMar>
+            <w:shd w:fill="FFFFFF"/>
+          </w:tcPr>
+          <w:p>
+            <w:pPr>
+              <w:spacing w:after="0"/>
+            </w:pPr>
+            <w:r/>
+            <w:r>
+              <w:rPr>
+                <w:sz w:val="16"/>
+              </w:rPr>
+              <w:t>Payment-related setup and transaction support that must be validated with finance and operations owners.</w:t>
+            </w:r>
+          </w:p>
+        </w:tc>
+      </w:tr>
+      <w:tr>
+        <w:tc>
+          <w:tcPr>
+            <w:tcW w:type="dxa" w:w="4680"/>
+            <w:vAlign w:val="center"/>
+            <w:tcMar>
+              <w:top w:w="80" w:type="dxa"/>
+              <w:bottom w:w="80" w:type="dxa"/>
+              <w:left w:w="120" w:type="dxa"/>
+              <w:right w:w="120" w:type="dxa"/>
+            </w:tcMar>
+            <w:shd w:fill="FFFFFF"/>
+          </w:tcPr>
+          <w:p>
+            <w:pPr>
+              <w:spacing w:after="0"/>
+            </w:pPr>
+            <w:r/>
+            <w:r>
+              <w:rPr>
+                <w:sz w:val="16"/>
               </w:rPr>
               <w:t>Employees</w:t>
             </w:r>
@@ -264,25 +1030,24 @@
         </w:tc>
         <w:tc>
           <w:tcPr>
-            <w:tcW w:type="dxa" w:w="7060"/>
+            <w:tcW w:type="dxa" w:w="4680"/>
             <w:vAlign w:val="center"/>
             <w:tcMar>
               <w:top w:w="80" w:type="dxa"/>
               <w:bottom w:w="80" w:type="dxa"/>
-              <w:start w:w="120" w:type="dxa"/>
-              <w:end w:w="120" w:type="dxa"/>
+              <w:left w:w="120" w:type="dxa"/>
+              <w:right w:w="120" w:type="dxa"/>
             </w:tcMar>
+            <w:shd w:fill="FFFFFF"/>
           </w:tcPr>
           <w:p>
             <w:pPr>
-              <w:spacing w:before="0" w:after="40" w:line="252" w:lineRule="auto"/>
+              <w:spacing w:after="0"/>
             </w:pPr>
+            <w:r/>
             <w:r>
               <w:rPr>
-                <w:rFonts w:ascii="Calibri" w:hAnsi="Calibri"/>
-                <w:b w:val="0"/>
-                <w:color w:val="0B2545"/>
-                <w:sz w:val="18"/>
+                <w:sz w:val="16"/>
               </w:rPr>
               <w:t>Employee records, company/branch/administration/department/position filters, employee view, public view, QR view, 360 view, teams, positions, academic institutions, specializations.</w:t>
             </w:r>
@@ -292,25 +1057,24 @@
       <w:tr>
         <w:tc>
           <w:tcPr>
-            <w:tcW w:type="dxa" w:w="2300"/>
+            <w:tcW w:type="dxa" w:w="4680"/>
             <w:vAlign w:val="center"/>
             <w:tcMar>
               <w:top w:w="80" w:type="dxa"/>
               <w:bottom w:w="80" w:type="dxa"/>
-              <w:start w:w="120" w:type="dxa"/>
-              <w:end w:w="120" w:type="dxa"/>
+              <w:left w:w="120" w:type="dxa"/>
+              <w:right w:w="120" w:type="dxa"/>
             </w:tcMar>
+            <w:shd w:fill="FFFFFF"/>
           </w:tcPr>
           <w:p>
             <w:pPr>
-              <w:spacing w:before="0" w:after="40" w:line="252" w:lineRule="auto"/>
+              <w:spacing w:after="0"/>
             </w:pPr>
+            <w:r/>
             <w:r>
               <w:rPr>
-                <w:rFonts w:ascii="Calibri" w:hAnsi="Calibri"/>
-                <w:b w:val="0"/>
-                <w:color w:val="0B2545"/>
-                <w:sz w:val="18"/>
+                <w:sz w:val="16"/>
               </w:rPr>
               <w:t>Employee enhancements</w:t>
             </w:r>
@@ -318,25 +1082,24 @@
         </w:tc>
         <w:tc>
           <w:tcPr>
-            <w:tcW w:type="dxa" w:w="7060"/>
+            <w:tcW w:type="dxa" w:w="4680"/>
             <w:vAlign w:val="center"/>
             <w:tcMar>
               <w:top w:w="80" w:type="dxa"/>
               <w:bottom w:w="80" w:type="dxa"/>
-              <w:start w:w="120" w:type="dxa"/>
-              <w:end w:w="120" w:type="dxa"/>
+              <w:left w:w="120" w:type="dxa"/>
+              <w:right w:w="120" w:type="dxa"/>
             </w:tcMar>
+            <w:shd w:fill="FFFFFF"/>
           </w:tcPr>
           <w:p>
             <w:pPr>
-              <w:spacing w:before="0" w:after="40" w:line="252" w:lineRule="auto"/>
+              <w:spacing w:after="0"/>
             </w:pPr>
+            <w:r/>
             <w:r>
               <w:rPr>
-                <w:rFonts w:ascii="Calibri" w:hAnsi="Calibri"/>
-                <w:b w:val="0"/>
-                <w:color w:val="0B2545"/>
-                <w:sz w:val="18"/>
+                <w:sz w:val="16"/>
               </w:rPr>
               <w:t>Lifecycle events, emergency contacts, document links, skills, certifications, command center, HR reports.</w:t>
             </w:r>
@@ -346,25 +1109,24 @@
       <w:tr>
         <w:tc>
           <w:tcPr>
-            <w:tcW w:type="dxa" w:w="2300"/>
+            <w:tcW w:type="dxa" w:w="4680"/>
             <w:vAlign w:val="center"/>
             <w:tcMar>
               <w:top w:w="80" w:type="dxa"/>
               <w:bottom w:w="80" w:type="dxa"/>
-              <w:start w:w="120" w:type="dxa"/>
-              <w:end w:w="120" w:type="dxa"/>
+              <w:left w:w="120" w:type="dxa"/>
+              <w:right w:w="120" w:type="dxa"/>
             </w:tcMar>
+            <w:shd w:fill="FFFFFF"/>
           </w:tcPr>
           <w:p>
             <w:pPr>
-              <w:spacing w:before="0" w:after="40" w:line="252" w:lineRule="auto"/>
+              <w:spacing w:after="0"/>
             </w:pPr>
+            <w:r/>
             <w:r>
               <w:rPr>
-                <w:rFonts w:ascii="Calibri" w:hAnsi="Calibri"/>
-                <w:b w:val="0"/>
-                <w:color w:val="0B2545"/>
-                <w:sz w:val="18"/>
+                <w:sz w:val="16"/>
               </w:rPr>
               <w:t>Attendance</w:t>
             </w:r>
@@ -372,25 +1134,24 @@
         </w:tc>
         <w:tc>
           <w:tcPr>
-            <w:tcW w:type="dxa" w:w="7060"/>
+            <w:tcW w:type="dxa" w:w="4680"/>
             <w:vAlign w:val="center"/>
             <w:tcMar>
               <w:top w:w="80" w:type="dxa"/>
               <w:bottom w:w="80" w:type="dxa"/>
-              <w:start w:w="120" w:type="dxa"/>
-              <w:end w:w="120" w:type="dxa"/>
+              <w:left w:w="120" w:type="dxa"/>
+              <w:right w:w="120" w:type="dxa"/>
             </w:tcMar>
+            <w:shd w:fill="FFFFFF"/>
           </w:tcPr>
           <w:p>
             <w:pPr>
-              <w:spacing w:before="0" w:after="40" w:line="252" w:lineRule="auto"/>
+              <w:spacing w:after="0"/>
             </w:pPr>
+            <w:r/>
             <w:r>
               <w:rPr>
-                <w:rFonts w:ascii="Calibri" w:hAnsi="Calibri"/>
-                <w:b w:val="0"/>
-                <w:color w:val="0B2545"/>
-                <w:sz w:val="18"/>
+                <w:sz w:val="16"/>
               </w:rPr>
               <w:t>Dashboard, my attendance, attendance sessions, check-in preview, shifts, shift assignment, holidays, late check-in requests, mid-day permission requests, approvals, reports.</w:t>
             </w:r>
@@ -400,25 +1161,24 @@
       <w:tr>
         <w:tc>
           <w:tcPr>
-            <w:tcW w:type="dxa" w:w="2300"/>
+            <w:tcW w:type="dxa" w:w="4680"/>
             <w:vAlign w:val="center"/>
             <w:tcMar>
               <w:top w:w="80" w:type="dxa"/>
               <w:bottom w:w="80" w:type="dxa"/>
-              <w:start w:w="120" w:type="dxa"/>
-              <w:end w:w="120" w:type="dxa"/>
+              <w:left w:w="120" w:type="dxa"/>
+              <w:right w:w="120" w:type="dxa"/>
             </w:tcMar>
+            <w:shd w:fill="FFFFFF"/>
           </w:tcPr>
           <w:p>
             <w:pPr>
-              <w:spacing w:before="0" w:after="40" w:line="252" w:lineRule="auto"/>
+              <w:spacing w:after="0"/>
             </w:pPr>
+            <w:r/>
             <w:r>
               <w:rPr>
-                <w:rFonts w:ascii="Calibri" w:hAnsi="Calibri"/>
-                <w:b w:val="0"/>
-                <w:color w:val="0B2545"/>
-                <w:sz w:val="18"/>
+                <w:sz w:val="16"/>
               </w:rPr>
               <w:t>Roster and work entries</w:t>
             </w:r>
@@ -426,25 +1186,24 @@
         </w:tc>
         <w:tc>
           <w:tcPr>
-            <w:tcW w:type="dxa" w:w="7060"/>
+            <w:tcW w:type="dxa" w:w="4680"/>
             <w:vAlign w:val="center"/>
             <w:tcMar>
               <w:top w:w="80" w:type="dxa"/>
               <w:bottom w:w="80" w:type="dxa"/>
-              <w:start w:w="120" w:type="dxa"/>
-              <w:end w:w="120" w:type="dxa"/>
+              <w:left w:w="120" w:type="dxa"/>
+              <w:right w:w="120" w:type="dxa"/>
             </w:tcMar>
+            <w:shd w:fill="FFFFFF"/>
           </w:tcPr>
           <w:p>
             <w:pPr>
-              <w:spacing w:before="0" w:after="40" w:line="252" w:lineRule="auto"/>
+              <w:spacing w:after="0"/>
             </w:pPr>
+            <w:r/>
             <w:r>
               <w:rPr>
-                <w:rFonts w:ascii="Calibri" w:hAnsi="Calibri"/>
-                <w:b w:val="0"/>
-                <w:color w:val="0B2545"/>
-                <w:sz w:val="18"/>
+                <w:sz w:val="16"/>
               </w:rPr>
               <w:t>Roster controls, substitute configuration, shift schedules, shift schedule assignments, shift swaps, corrections, biometric import batches, payroll work entries.</w:t>
             </w:r>
@@ -454,25 +1213,24 @@
       <w:tr>
         <w:tc>
           <w:tcPr>
-            <w:tcW w:type="dxa" w:w="2300"/>
+            <w:tcW w:type="dxa" w:w="4680"/>
             <w:vAlign w:val="center"/>
             <w:tcMar>
               <w:top w:w="80" w:type="dxa"/>
               <w:bottom w:w="80" w:type="dxa"/>
-              <w:start w:w="120" w:type="dxa"/>
-              <w:end w:w="120" w:type="dxa"/>
+              <w:left w:w="120" w:type="dxa"/>
+              <w:right w:w="120" w:type="dxa"/>
             </w:tcMar>
+            <w:shd w:fill="FFFFFF"/>
           </w:tcPr>
           <w:p>
             <w:pPr>
-              <w:spacing w:before="0" w:after="40" w:line="252" w:lineRule="auto"/>
+              <w:spacing w:after="0"/>
             </w:pPr>
+            <w:r/>
             <w:r>
               <w:rPr>
-                <w:rFonts w:ascii="Calibri" w:hAnsi="Calibri"/>
-                <w:b w:val="0"/>
-                <w:color w:val="0B2545"/>
-                <w:sz w:val="18"/>
+                <w:sz w:val="16"/>
               </w:rPr>
               <w:t>Leave</w:t>
             </w:r>
@@ -480,25 +1238,24 @@
         </w:tc>
         <w:tc>
           <w:tcPr>
-            <w:tcW w:type="dxa" w:w="7060"/>
+            <w:tcW w:type="dxa" w:w="4680"/>
             <w:vAlign w:val="center"/>
             <w:tcMar>
               <w:top w:w="80" w:type="dxa"/>
               <w:bottom w:w="80" w:type="dxa"/>
-              <w:start w:w="120" w:type="dxa"/>
-              <w:end w:w="120" w:type="dxa"/>
+              <w:left w:w="120" w:type="dxa"/>
+              <w:right w:w="120" w:type="dxa"/>
             </w:tcMar>
+            <w:shd w:fill="FFFFFF"/>
           </w:tcPr>
           <w:p>
             <w:pPr>
-              <w:spacing w:before="0" w:after="40" w:line="252" w:lineRule="auto"/>
+              <w:spacing w:after="0"/>
             </w:pPr>
+            <w:r/>
             <w:r>
               <w:rPr>
-                <w:rFonts w:ascii="Calibri" w:hAnsi="Calibri"/>
-                <w:b w:val="0"/>
-                <w:color w:val="0B2545"/>
-                <w:sz w:val="18"/>
+                <w:sz w:val="16"/>
               </w:rPr>
               <w:t>Emergency leave, leave balances, leave reports, leave types, periods, policies, assignments, allocations, leave applications, leave ledger, adjustments, encashment.</w:t>
             </w:r>
@@ -508,25 +1265,24 @@
       <w:tr>
         <w:tc>
           <w:tcPr>
-            <w:tcW w:type="dxa" w:w="2300"/>
+            <w:tcW w:type="dxa" w:w="4680"/>
             <w:vAlign w:val="center"/>
             <w:tcMar>
               <w:top w:w="80" w:type="dxa"/>
               <w:bottom w:w="80" w:type="dxa"/>
-              <w:start w:w="120" w:type="dxa"/>
-              <w:end w:w="120" w:type="dxa"/>
+              <w:left w:w="120" w:type="dxa"/>
+              <w:right w:w="120" w:type="dxa"/>
             </w:tcMar>
+            <w:shd w:fill="FFFFFF"/>
           </w:tcPr>
           <w:p>
             <w:pPr>
-              <w:spacing w:before="0" w:after="40" w:line="252" w:lineRule="auto"/>
+              <w:spacing w:after="0"/>
             </w:pPr>
+            <w:r/>
             <w:r>
               <w:rPr>
-                <w:rFonts w:ascii="Calibri" w:hAnsi="Calibri"/>
-                <w:b w:val="0"/>
-                <w:color w:val="0B2545"/>
-                <w:sz w:val="18"/>
+                <w:sz w:val="16"/>
               </w:rPr>
               <w:t>Payroll</w:t>
             </w:r>
@@ -534,25 +1290,24 @@
         </w:tc>
         <w:tc>
           <w:tcPr>
-            <w:tcW w:type="dxa" w:w="7060"/>
+            <w:tcW w:type="dxa" w:w="4680"/>
             <w:vAlign w:val="center"/>
             <w:tcMar>
               <w:top w:w="80" w:type="dxa"/>
               <w:bottom w:w="80" w:type="dxa"/>
-              <w:start w:w="120" w:type="dxa"/>
-              <w:end w:w="120" w:type="dxa"/>
+              <w:left w:w="120" w:type="dxa"/>
+              <w:right w:w="120" w:type="dxa"/>
             </w:tcMar>
+            <w:shd w:fill="FFFFFF"/>
           </w:tcPr>
           <w:p>
             <w:pPr>
-              <w:spacing w:before="0" w:after="40" w:line="252" w:lineRule="auto"/>
+              <w:spacing w:after="0"/>
             </w:pPr>
+            <w:r/>
             <w:r>
               <w:rPr>
-                <w:rFonts w:ascii="Calibri" w:hAnsi="Calibri"/>
-                <w:b w:val="0"/>
-                <w:color w:val="0B2545"/>
-                <w:sz w:val="18"/>
+                <w:sz w:val="16"/>
               </w:rPr>
               <w:t>Components, contracts, employee contract assignment, salary runs, period commit/undo, employee loans, salary structures, payroll periods, payroll entries, payslips, payroll inputs, Saudi payroll info, WPS batches, EOS provision snapshots, payroll accounting posting, work-entry import.</w:t>
             </w:r>
@@ -562,25 +1317,24 @@
       <w:tr>
         <w:tc>
           <w:tcPr>
-            <w:tcW w:type="dxa" w:w="2300"/>
+            <w:tcW w:type="dxa" w:w="4680"/>
             <w:vAlign w:val="center"/>
             <w:tcMar>
               <w:top w:w="80" w:type="dxa"/>
               <w:bottom w:w="80" w:type="dxa"/>
-              <w:start w:w="120" w:type="dxa"/>
-              <w:end w:w="120" w:type="dxa"/>
+              <w:left w:w="120" w:type="dxa"/>
+              <w:right w:w="120" w:type="dxa"/>
             </w:tcMar>
+            <w:shd w:fill="FFFFFF"/>
           </w:tcPr>
           <w:p>
             <w:pPr>
-              <w:spacing w:before="0" w:after="40" w:line="252" w:lineRule="auto"/>
+              <w:spacing w:after="0"/>
             </w:pPr>
+            <w:r/>
             <w:r>
               <w:rPr>
-                <w:rFonts w:ascii="Calibri" w:hAnsi="Calibri"/>
-                <w:b w:val="0"/>
-                <w:color w:val="0B2545"/>
-                <w:sz w:val="18"/>
+                <w:sz w:val="16"/>
               </w:rPr>
               <w:t>Recruitment</w:t>
             </w:r>
@@ -588,25 +1342,24 @@
         </w:tc>
         <w:tc>
           <w:tcPr>
-            <w:tcW w:type="dxa" w:w="7060"/>
+            <w:tcW w:type="dxa" w:w="4680"/>
             <w:vAlign w:val="center"/>
             <w:tcMar>
               <w:top w:w="80" w:type="dxa"/>
               <w:bottom w:w="80" w:type="dxa"/>
-              <w:start w:w="120" w:type="dxa"/>
-              <w:end w:w="120" w:type="dxa"/>
+              <w:left w:w="120" w:type="dxa"/>
+              <w:right w:w="120" w:type="dxa"/>
             </w:tcMar>
+            <w:shd w:fill="FFFFFF"/>
           </w:tcPr>
           <w:p>
             <w:pPr>
-              <w:spacing w:before="0" w:after="40" w:line="252" w:lineRule="auto"/>
+              <w:spacing w:after="0"/>
             </w:pPr>
+            <w:r/>
             <w:r>
               <w:rPr>
-                <w:rFonts w:ascii="Calibri" w:hAnsi="Calibri"/>
-                <w:b w:val="0"/>
-                <w:color w:val="0B2545"/>
-                <w:sz w:val="18"/>
+                <w:sz w:val="16"/>
               </w:rPr>
               <w:t>Staffing plans, job requisitions, applicants, interview feedback, offers, offer-to-employee marking. Requires business validation for final approval rules.</w:t>
             </w:r>
@@ -616,25 +1369,24 @@
       <w:tr>
         <w:tc>
           <w:tcPr>
-            <w:tcW w:type="dxa" w:w="2300"/>
+            <w:tcW w:type="dxa" w:w="4680"/>
             <w:vAlign w:val="center"/>
             <w:tcMar>
               <w:top w:w="80" w:type="dxa"/>
               <w:bottom w:w="80" w:type="dxa"/>
-              <w:start w:w="120" w:type="dxa"/>
-              <w:end w:w="120" w:type="dxa"/>
+              <w:left w:w="120" w:type="dxa"/>
+              <w:right w:w="120" w:type="dxa"/>
             </w:tcMar>
+            <w:shd w:fill="FFFFFF"/>
           </w:tcPr>
           <w:p>
             <w:pPr>
-              <w:spacing w:before="0" w:after="40" w:line="252" w:lineRule="auto"/>
+              <w:spacing w:after="0"/>
             </w:pPr>
+            <w:r/>
             <w:r>
               <w:rPr>
-                <w:rFonts w:ascii="Calibri" w:hAnsi="Calibri"/>
-                <w:b w:val="0"/>
-                <w:color w:val="0B2545"/>
-                <w:sz w:val="18"/>
+                <w:sz w:val="16"/>
               </w:rPr>
               <w:t>Performance</w:t>
             </w:r>
@@ -642,25 +1394,24 @@
         </w:tc>
         <w:tc>
           <w:tcPr>
-            <w:tcW w:type="dxa" w:w="7060"/>
+            <w:tcW w:type="dxa" w:w="4680"/>
             <w:vAlign w:val="center"/>
             <w:tcMar>
               <w:top w:w="80" w:type="dxa"/>
               <w:bottom w:w="80" w:type="dxa"/>
-              <w:start w:w="120" w:type="dxa"/>
-              <w:end w:w="120" w:type="dxa"/>
+              <w:left w:w="120" w:type="dxa"/>
+              <w:right w:w="120" w:type="dxa"/>
             </w:tcMar>
+            <w:shd w:fill="FFFFFF"/>
           </w:tcPr>
           <w:p>
             <w:pPr>
-              <w:spacing w:before="0" w:after="40" w:line="252" w:lineRule="auto"/>
+              <w:spacing w:after="0"/>
             </w:pPr>
+            <w:r/>
             <w:r>
               <w:rPr>
-                <w:rFonts w:ascii="Calibri" w:hAnsi="Calibri"/>
-                <w:b w:val="0"/>
-                <w:color w:val="0B2545"/>
-                <w:sz w:val="18"/>
+                <w:sz w:val="16"/>
               </w:rPr>
               <w:t>Appraisal cycles, goals, competencies, employee goals, competency scores, evaluations, submit/review/approve/cancel flow. Requires business validation for scoring policy.</w:t>
             </w:r>
@@ -670,25 +1421,24 @@
       <w:tr>
         <w:tc>
           <w:tcPr>
-            <w:tcW w:type="dxa" w:w="2300"/>
+            <w:tcW w:type="dxa" w:w="4680"/>
             <w:vAlign w:val="center"/>
             <w:tcMar>
               <w:top w:w="80" w:type="dxa"/>
               <w:bottom w:w="80" w:type="dxa"/>
-              <w:start w:w="120" w:type="dxa"/>
-              <w:end w:w="120" w:type="dxa"/>
+              <w:left w:w="120" w:type="dxa"/>
+              <w:right w:w="120" w:type="dxa"/>
             </w:tcMar>
+            <w:shd w:fill="FFFFFF"/>
           </w:tcPr>
           <w:p>
             <w:pPr>
-              <w:spacing w:before="0" w:after="40" w:line="252" w:lineRule="auto"/>
+              <w:spacing w:after="0"/>
             </w:pPr>
+            <w:r/>
             <w:r>
               <w:rPr>
-                <w:rFonts w:ascii="Calibri" w:hAnsi="Calibri"/>
-                <w:b w:val="0"/>
-                <w:color w:val="0B2545"/>
-                <w:sz w:val="18"/>
+                <w:sz w:val="16"/>
               </w:rPr>
               <w:t>Training</w:t>
             </w:r>
@@ -696,25 +1446,24 @@
         </w:tc>
         <w:tc>
           <w:tcPr>
-            <w:tcW w:type="dxa" w:w="7060"/>
+            <w:tcW w:type="dxa" w:w="4680"/>
             <w:vAlign w:val="center"/>
             <w:tcMar>
               <w:top w:w="80" w:type="dxa"/>
               <w:bottom w:w="80" w:type="dxa"/>
-              <w:start w:w="120" w:type="dxa"/>
-              <w:end w:w="120" w:type="dxa"/>
+              <w:left w:w="120" w:type="dxa"/>
+              <w:right w:w="120" w:type="dxa"/>
             </w:tcMar>
+            <w:shd w:fill="FFFFFF"/>
           </w:tcPr>
           <w:p>
             <w:pPr>
-              <w:spacing w:before="0" w:after="40" w:line="252" w:lineRule="auto"/>
+              <w:spacing w:after="0"/>
             </w:pPr>
+            <w:r/>
             <w:r>
               <w:rPr>
-                <w:rFonts w:ascii="Calibri" w:hAnsi="Calibri"/>
-                <w:b w:val="0"/>
-                <w:color w:val="0B2545"/>
-                <w:sz w:val="18"/>
+                <w:sz w:val="16"/>
               </w:rPr>
               <w:t>Training programs, events, attendees, attendance, results, certificate links. Requires business validation for training governance.</w:t>
             </w:r>
@@ -724,25 +1473,24 @@
       <w:tr>
         <w:tc>
           <w:tcPr>
-            <w:tcW w:type="dxa" w:w="2300"/>
+            <w:tcW w:type="dxa" w:w="4680"/>
             <w:vAlign w:val="center"/>
             <w:tcMar>
               <w:top w:w="80" w:type="dxa"/>
               <w:bottom w:w="80" w:type="dxa"/>
-              <w:start w:w="120" w:type="dxa"/>
-              <w:end w:w="120" w:type="dxa"/>
+              <w:left w:w="120" w:type="dxa"/>
+              <w:right w:w="120" w:type="dxa"/>
             </w:tcMar>
+            <w:shd w:fill="FFFFFF"/>
           </w:tcPr>
           <w:p>
             <w:pPr>
-              <w:spacing w:before="0" w:after="40" w:line="252" w:lineRule="auto"/>
+              <w:spacing w:after="0"/>
             </w:pPr>
+            <w:r/>
             <w:r>
               <w:rPr>
-                <w:rFonts w:ascii="Calibri" w:hAnsi="Calibri"/>
-                <w:b w:val="0"/>
-                <w:color w:val="0B2545"/>
-                <w:sz w:val="18"/>
+                <w:sz w:val="16"/>
               </w:rPr>
               <w:t>General settings</w:t>
             </w:r>
@@ -750,25 +1498,24 @@
         </w:tc>
         <w:tc>
           <w:tcPr>
-            <w:tcW w:type="dxa" w:w="7060"/>
+            <w:tcW w:type="dxa" w:w="4680"/>
             <w:vAlign w:val="center"/>
             <w:tcMar>
               <w:top w:w="80" w:type="dxa"/>
               <w:bottom w:w="80" w:type="dxa"/>
-              <w:start w:w="120" w:type="dxa"/>
-              <w:end w:w="120" w:type="dxa"/>
+              <w:left w:w="120" w:type="dxa"/>
+              <w:right w:w="120" w:type="dxa"/>
             </w:tcMar>
+            <w:shd w:fill="FFFFFF"/>
           </w:tcPr>
           <w:p>
             <w:pPr>
-              <w:spacing w:before="0" w:after="40" w:line="252" w:lineRule="auto"/>
+              <w:spacing w:after="0"/>
             </w:pPr>
+            <w:r/>
             <w:r>
               <w:rPr>
-                <w:rFonts w:ascii="Calibri" w:hAnsi="Calibri"/>
-                <w:b w:val="0"/>
-                <w:color w:val="0B2545"/>
-                <w:sz w:val="18"/>
+                <w:sz w:val="16"/>
               </w:rPr>
               <w:t>System settings, home page templates, currencies.</w:t>
             </w:r>
@@ -776,14 +1523,10 @@
         </w:tc>
       </w:tr>
     </w:tbl>
+    <w:p/>
     <w:p>
       <w:pPr>
-        <w:spacing w:before="0" w:after="40" w:line="264" w:lineRule="auto"/>
-      </w:pPr>
-    </w:p>
-    <w:p>
-      <w:pPr>
-        <w:pStyle w:val="Heading1"/>
+        <w:pStyle w:val="Heading2"/>
       </w:pPr>
       <w:r>
         <w:t>Implementation Goals</w:t>
@@ -792,96 +1535,87 @@
     <w:p>
       <w:pPr>
         <w:pStyle w:val="ListBullet"/>
-        <w:spacing w:before="0" w:after="160" w:line="280" w:lineRule="auto"/>
-        <w:ind w:left="720" w:hanging="360"/>
+        <w:spacing w:after="80" w:line="300" w:lineRule="auto"/>
       </w:pPr>
       <w:r>
-        <w:rPr>
-          <w:rFonts w:ascii="Calibri" w:hAnsi="Calibri"/>
-          <w:color w:val="000000"/>
-          <w:sz w:val="22"/>
-        </w:rPr>
-        <w:t>Establish accurate organization and HR master data.</w:t>
+        <w:t>Establish accurate organization, branch, business-line and security foundations.</w:t>
       </w:r>
     </w:p>
     <w:p>
       <w:pPr>
         <w:pStyle w:val="ListBullet"/>
-        <w:spacing w:before="0" w:after="160" w:line="280" w:lineRule="auto"/>
-        <w:ind w:left="720" w:hanging="360"/>
+        <w:spacing w:after="80" w:line="300" w:lineRule="auto"/>
       </w:pPr>
       <w:r>
-        <w:rPr>
-          <w:rFonts w:ascii="Calibri" w:hAnsi="Calibri"/>
-          <w:color w:val="000000"/>
-          <w:sz w:val="22"/>
-        </w:rPr>
-        <w:t>Configure permission-safe access by role and branch.</w:t>
+        <w:t>Configure accounting, tax, ZATCA, fiscal, bank/cash and posting setup before transaction testing.</w:t>
       </w:r>
     </w:p>
     <w:p>
       <w:pPr>
         <w:pStyle w:val="ListBullet"/>
-        <w:spacing w:before="0" w:after="160" w:line="280" w:lineRule="auto"/>
-        <w:ind w:left="720" w:hanging="360"/>
+        <w:spacing w:after="80" w:line="300" w:lineRule="auto"/>
       </w:pPr>
       <w:r>
-        <w:rPr>
-          <w:rFonts w:ascii="Calibri" w:hAnsi="Calibri"/>
-          <w:color w:val="000000"/>
-          <w:sz w:val="22"/>
-        </w:rPr>
-        <w:t>Migrate employee records with validated employment, attendance, leave, and payroll attributes.</w:t>
+        <w:t>Prepare commercial master data: customers, suppliers, products, SKUs, pricing, warehouses and opening inventory.</w:t>
       </w:r>
     </w:p>
     <w:p>
       <w:pPr>
         <w:pStyle w:val="ListBullet"/>
-        <w:spacing w:before="0" w:after="160" w:line="280" w:lineRule="auto"/>
-        <w:ind w:left="720" w:hanging="360"/>
+        <w:spacing w:after="80" w:line="300" w:lineRule="auto"/>
       </w:pPr>
       <w:r>
-        <w:rPr>
-          <w:rFonts w:ascii="Calibri" w:hAnsi="Calibri"/>
-          <w:color w:val="000000"/>
-          <w:sz w:val="22"/>
-        </w:rPr>
-        <w:t>Enable daily HR operations: employee maintenance, attendance, leave, payroll, recruitment, performance, and training where in scope.</w:t>
+        <w:t>Enable daily ERP operations across sales, procurement, warehouse, POS, contracts, projects, tasks, fleet, maintenance and payments.</w:t>
       </w:r>
     </w:p>
     <w:p>
       <w:pPr>
         <w:pStyle w:val="ListBullet"/>
-        <w:spacing w:before="0" w:after="160" w:line="280" w:lineRule="auto"/>
-        <w:ind w:left="720" w:hanging="360"/>
+        <w:spacing w:after="80" w:line="300" w:lineRule="auto"/>
       </w:pPr>
       <w:r>
-        <w:rPr>
-          <w:rFonts w:ascii="Calibri" w:hAnsi="Calibri"/>
-          <w:color w:val="000000"/>
-          <w:sz w:val="22"/>
-        </w:rPr>
+        <w:t>Implement confirmed business lines: catering, real-estate and store-front.</w:t>
+      </w:r>
+    </w:p>
+    <w:p>
+      <w:pPr>
+        <w:pStyle w:val="ListBullet"/>
+        <w:spacing w:after="80" w:line="300" w:lineRule="auto"/>
+      </w:pPr>
+      <w:r>
+        <w:t>Migrate and validate employee, HR, attendance, leave and payroll data.</w:t>
+      </w:r>
+    </w:p>
+    <w:p>
+      <w:pPr>
+        <w:pStyle w:val="ListBullet"/>
+        <w:spacing w:after="80" w:line="300" w:lineRule="auto"/>
+      </w:pPr>
+      <w:r>
+        <w:t>Configure permission-safe access by company, branch, workspace and business-line role.</w:t>
+      </w:r>
+    </w:p>
+    <w:p>
+      <w:pPr>
+        <w:pStyle w:val="ListBullet"/>
+        <w:spacing w:after="80" w:line="300" w:lineRule="auto"/>
+      </w:pPr>
+      <w:r>
         <w:t>Train each role with the role-based guides in this package.</w:t>
       </w:r>
     </w:p>
     <w:p>
       <w:pPr>
         <w:pStyle w:val="ListBullet"/>
-        <w:spacing w:before="0" w:after="160" w:line="280" w:lineRule="auto"/>
-        <w:ind w:left="720" w:hanging="360"/>
+        <w:spacing w:after="80" w:line="300" w:lineRule="auto"/>
       </w:pPr>
       <w:r>
-        <w:rPr>
-          <w:rFonts w:ascii="Calibri" w:hAnsi="Calibri"/>
-          <w:color w:val="000000"/>
-          <w:sz w:val="22"/>
-        </w:rPr>
-        <w:t>Complete controlled go-live with sign-offs, support ownership, and post-go-live review.</w:t>
+        <w:t>Complete controlled go-live with sign-offs, support ownership and post-go-live review.</w:t>
       </w:r>
     </w:p>
     <w:p>
       <w:pPr>
-        <w:pStyle w:val="Heading1"/>
+        <w:pStyle w:val="Heading2"/>
       </w:pPr>
       <w:r>
         <w:t>Implementation Assumptions</w:t>
@@ -889,40 +1623,47 @@
     </w:p>
     <w:tbl>
       <w:tblPr>
-        <w:tblStyle w:val="TableGrid"/>
         <w:tblW w:type="dxa" w:w="9360"/>
-        <w:jc w:val="left"/>
+        <w:jc w:val="center"/>
+        <w:tblLayout w:type="fixed"/>
         <w:tblLook w:firstColumn="1" w:firstRow="1" w:lastColumn="0" w:lastRow="0" w:noHBand="0" w:noVBand="1" w:val="04A0"/>
         <w:tblInd w:w="120" w:type="dxa"/>
-        <w:tblLayout w:type="fixed"/>
+        <w:tblBorders>
+          <w:top w:val="single" w:sz="4" w:space="0" w:color="D9E2EC"/>
+          <w:left w:val="single" w:sz="4" w:space="0" w:color="D9E2EC"/>
+          <w:bottom w:val="single" w:sz="4" w:space="0" w:color="D9E2EC"/>
+          <w:right w:val="single" w:sz="4" w:space="0" w:color="D9E2EC"/>
+          <w:insideH w:val="single" w:sz="4" w:space="0" w:color="D9E2EC"/>
+          <w:insideV w:val="single" w:sz="4" w:space="0" w:color="D9E2EC"/>
+        </w:tblBorders>
       </w:tblPr>
       <w:tblGrid>
-        <w:gridCol w:w="2300"/>
-        <w:gridCol w:w="7060"/>
+        <w:gridCol w:w="4680"/>
+        <w:gridCol w:w="4680"/>
       </w:tblGrid>
       <w:tr>
         <w:tc>
           <w:tcPr>
-            <w:tcW w:type="dxa" w:w="2300"/>
-            <w:shd w:fill="F2F4F7"/>
+            <w:tcW w:type="dxa" w:w="4680"/>
             <w:vAlign w:val="center"/>
             <w:tcMar>
               <w:top w:w="80" w:type="dxa"/>
               <w:bottom w:w="80" w:type="dxa"/>
-              <w:start w:w="120" w:type="dxa"/>
-              <w:end w:w="120" w:type="dxa"/>
+              <w:left w:w="120" w:type="dxa"/>
+              <w:right w:w="120" w:type="dxa"/>
             </w:tcMar>
+            <w:shd w:fill="E8EEF5"/>
           </w:tcPr>
           <w:p>
             <w:pPr>
-              <w:spacing w:before="0" w:after="40" w:line="252" w:lineRule="auto"/>
+              <w:spacing w:after="0"/>
             </w:pPr>
+            <w:r/>
             <w:r>
               <w:rPr>
-                <w:rFonts w:ascii="Calibri" w:hAnsi="Calibri"/>
                 <w:b/>
                 <w:color w:val="0B2545"/>
-                <w:sz w:val="19"/>
+                <w:sz w:val="16"/>
               </w:rPr>
               <w:t>Assumption</w:t>
             </w:r>
@@ -930,26 +1671,26 @@
         </w:tc>
         <w:tc>
           <w:tcPr>
-            <w:tcW w:type="dxa" w:w="7060"/>
-            <w:shd w:fill="F2F4F7"/>
+            <w:tcW w:type="dxa" w:w="4680"/>
             <w:vAlign w:val="center"/>
             <w:tcMar>
               <w:top w:w="80" w:type="dxa"/>
               <w:bottom w:w="80" w:type="dxa"/>
-              <w:start w:w="120" w:type="dxa"/>
-              <w:end w:w="120" w:type="dxa"/>
+              <w:left w:w="120" w:type="dxa"/>
+              <w:right w:w="120" w:type="dxa"/>
             </w:tcMar>
+            <w:shd w:fill="E8EEF5"/>
           </w:tcPr>
           <w:p>
             <w:pPr>
-              <w:spacing w:before="0" w:after="40" w:line="252" w:lineRule="auto"/>
+              <w:spacing w:after="0"/>
             </w:pPr>
+            <w:r/>
             <w:r>
               <w:rPr>
-                <w:rFonts w:ascii="Calibri" w:hAnsi="Calibri"/>
                 <w:b/>
                 <w:color w:val="0B2545"/>
-                <w:sz w:val="19"/>
+                <w:sz w:val="16"/>
               </w:rPr>
               <w:t>Validation owner</w:t>
             </w:r>
@@ -959,53 +1700,51 @@
       <w:tr>
         <w:tc>
           <w:tcPr>
-            <w:tcW w:type="dxa" w:w="2300"/>
+            <w:tcW w:type="dxa" w:w="4680"/>
             <w:vAlign w:val="center"/>
             <w:tcMar>
               <w:top w:w="80" w:type="dxa"/>
               <w:bottom w:w="80" w:type="dxa"/>
-              <w:start w:w="120" w:type="dxa"/>
-              <w:end w:w="120" w:type="dxa"/>
+              <w:left w:w="120" w:type="dxa"/>
+              <w:right w:w="120" w:type="dxa"/>
             </w:tcMar>
+            <w:shd w:fill="FFFFFF"/>
           </w:tcPr>
           <w:p>
             <w:pPr>
-              <w:spacing w:before="0" w:after="40" w:line="252" w:lineRule="auto"/>
+              <w:spacing w:after="0"/>
             </w:pPr>
+            <w:r/>
             <w:r>
               <w:rPr>
-                <w:rFonts w:ascii="Calibri" w:hAnsi="Calibri"/>
-                <w:b w:val="0"/>
-                <w:color w:val="0B2545"/>
-                <w:sz w:val="18"/>
+                <w:sz w:val="16"/>
               </w:rPr>
-              <w:t>The company has an approved organization structure before configuration starts.</w:t>
+              <w:t>The company has an approved organization, branch and department structure before configuration starts.</w:t>
             </w:r>
           </w:p>
         </w:tc>
         <w:tc>
           <w:tcPr>
-            <w:tcW w:type="dxa" w:w="7060"/>
+            <w:tcW w:type="dxa" w:w="4680"/>
             <w:vAlign w:val="center"/>
             <w:tcMar>
               <w:top w:w="80" w:type="dxa"/>
               <w:bottom w:w="80" w:type="dxa"/>
-              <w:start w:w="120" w:type="dxa"/>
-              <w:end w:w="120" w:type="dxa"/>
+              <w:left w:w="120" w:type="dxa"/>
+              <w:right w:w="120" w:type="dxa"/>
             </w:tcMar>
+            <w:shd w:fill="FFFFFF"/>
           </w:tcPr>
           <w:p>
             <w:pPr>
-              <w:spacing w:before="0" w:after="40" w:line="252" w:lineRule="auto"/>
+              <w:spacing w:after="0"/>
             </w:pPr>
+            <w:r/>
             <w:r>
               <w:rPr>
-                <w:rFonts w:ascii="Calibri" w:hAnsi="Calibri"/>
-                <w:b w:val="0"/>
-                <w:color w:val="0B2545"/>
-                <w:sz w:val="18"/>
+                <w:sz w:val="16"/>
               </w:rPr>
-              <w:t>HR Sponsor</w:t>
+              <w:t>Project Sponsor</w:t>
             </w:r>
           </w:p>
         </w:tc>
@@ -1013,25 +1752,232 @@
       <w:tr>
         <w:tc>
           <w:tcPr>
-            <w:tcW w:type="dxa" w:w="2300"/>
+            <w:tcW w:type="dxa" w:w="4680"/>
             <w:vAlign w:val="center"/>
             <w:tcMar>
               <w:top w:w="80" w:type="dxa"/>
               <w:bottom w:w="80" w:type="dxa"/>
-              <w:start w:w="120" w:type="dxa"/>
-              <w:end w:w="120" w:type="dxa"/>
+              <w:left w:w="120" w:type="dxa"/>
+              <w:right w:w="120" w:type="dxa"/>
             </w:tcMar>
+            <w:shd w:fill="FFFFFF"/>
           </w:tcPr>
           <w:p>
             <w:pPr>
-              <w:spacing w:before="0" w:after="40" w:line="252" w:lineRule="auto"/>
+              <w:spacing w:after="0"/>
             </w:pPr>
+            <w:r/>
             <w:r>
               <w:rPr>
-                <w:rFonts w:ascii="Calibri" w:hAnsi="Calibri"/>
-                <w:b w:val="0"/>
-                <w:color w:val="0B2545"/>
-                <w:sz w:val="18"/>
+                <w:sz w:val="16"/>
+              </w:rPr>
+              <w:t>Business-line activation for catering, real-estate and store-front is approved before UAT.</w:t>
+            </w:r>
+          </w:p>
+        </w:tc>
+        <w:tc>
+          <w:tcPr>
+            <w:tcW w:type="dxa" w:w="4680"/>
+            <w:vAlign w:val="center"/>
+            <w:tcMar>
+              <w:top w:w="80" w:type="dxa"/>
+              <w:bottom w:w="80" w:type="dxa"/>
+              <w:left w:w="120" w:type="dxa"/>
+              <w:right w:w="120" w:type="dxa"/>
+            </w:tcMar>
+            <w:shd w:fill="FFFFFF"/>
+          </w:tcPr>
+          <w:p>
+            <w:pPr>
+              <w:spacing w:after="0"/>
+            </w:pPr>
+            <w:r/>
+            <w:r>
+              <w:rPr>
+                <w:sz w:val="16"/>
+              </w:rPr>
+              <w:t>System Owner</w:t>
+            </w:r>
+          </w:p>
+        </w:tc>
+      </w:tr>
+      <w:tr>
+        <w:tc>
+          <w:tcPr>
+            <w:tcW w:type="dxa" w:w="4680"/>
+            <w:vAlign w:val="center"/>
+            <w:tcMar>
+              <w:top w:w="80" w:type="dxa"/>
+              <w:bottom w:w="80" w:type="dxa"/>
+              <w:left w:w="120" w:type="dxa"/>
+              <w:right w:w="120" w:type="dxa"/>
+            </w:tcMar>
+            <w:shd w:fill="FFFFFF"/>
+          </w:tcPr>
+          <w:p>
+            <w:pPr>
+              <w:spacing w:after="0"/>
+            </w:pPr>
+            <w:r/>
+            <w:r>
+              <w:rPr>
+                <w:sz w:val="16"/>
+              </w:rPr>
+              <w:t>Accounting templates, chart of accounts, fiscal periods, tax/ZATCA rules, posting profiles and bank/cash accounts are approved before transactional testing.</w:t>
+            </w:r>
+          </w:p>
+        </w:tc>
+        <w:tc>
+          <w:tcPr>
+            <w:tcW w:type="dxa" w:w="4680"/>
+            <w:vAlign w:val="center"/>
+            <w:tcMar>
+              <w:top w:w="80" w:type="dxa"/>
+              <w:bottom w:w="80" w:type="dxa"/>
+              <w:left w:w="120" w:type="dxa"/>
+              <w:right w:w="120" w:type="dxa"/>
+            </w:tcMar>
+            <w:shd w:fill="FFFFFF"/>
+          </w:tcPr>
+          <w:p>
+            <w:pPr>
+              <w:spacing w:after="0"/>
+            </w:pPr>
+            <w:r/>
+            <w:r>
+              <w:rPr>
+                <w:sz w:val="16"/>
+              </w:rPr>
+              <w:t>Finance Lead</w:t>
+            </w:r>
+          </w:p>
+        </w:tc>
+      </w:tr>
+      <w:tr>
+        <w:tc>
+          <w:tcPr>
+            <w:tcW w:type="dxa" w:w="4680"/>
+            <w:vAlign w:val="center"/>
+            <w:tcMar>
+              <w:top w:w="80" w:type="dxa"/>
+              <w:bottom w:w="80" w:type="dxa"/>
+              <w:left w:w="120" w:type="dxa"/>
+              <w:right w:w="120" w:type="dxa"/>
+            </w:tcMar>
+            <w:shd w:fill="FFFFFF"/>
+          </w:tcPr>
+          <w:p>
+            <w:pPr>
+              <w:spacing w:after="0"/>
+            </w:pPr>
+            <w:r/>
+            <w:r>
+              <w:rPr>
+                <w:sz w:val="16"/>
+              </w:rPr>
+              <w:t>Customer, supplier, product, SKU, pricing, warehouse and opening-stock source data can be provided in a clean spreadsheet format.</w:t>
+            </w:r>
+          </w:p>
+        </w:tc>
+        <w:tc>
+          <w:tcPr>
+            <w:tcW w:type="dxa" w:w="4680"/>
+            <w:vAlign w:val="center"/>
+            <w:tcMar>
+              <w:top w:w="80" w:type="dxa"/>
+              <w:bottom w:w="80" w:type="dxa"/>
+              <w:left w:w="120" w:type="dxa"/>
+              <w:right w:w="120" w:type="dxa"/>
+            </w:tcMar>
+            <w:shd w:fill="FFFFFF"/>
+          </w:tcPr>
+          <w:p>
+            <w:pPr>
+              <w:spacing w:after="0"/>
+            </w:pPr>
+            <w:r/>
+            <w:r>
+              <w:rPr>
+                <w:sz w:val="16"/>
+              </w:rPr>
+              <w:t>Commercial and Warehouse Data Owners</w:t>
+            </w:r>
+          </w:p>
+        </w:tc>
+      </w:tr>
+      <w:tr>
+        <w:tc>
+          <w:tcPr>
+            <w:tcW w:type="dxa" w:w="4680"/>
+            <w:vAlign w:val="center"/>
+            <w:tcMar>
+              <w:top w:w="80" w:type="dxa"/>
+              <w:bottom w:w="80" w:type="dxa"/>
+              <w:left w:w="120" w:type="dxa"/>
+              <w:right w:w="120" w:type="dxa"/>
+            </w:tcMar>
+            <w:shd w:fill="FFFFFF"/>
+          </w:tcPr>
+          <w:p>
+            <w:pPr>
+              <w:spacing w:after="0"/>
+            </w:pPr>
+            <w:r/>
+            <w:r>
+              <w:rPr>
+                <w:sz w:val="16"/>
+              </w:rPr>
+              <w:t>Sales, procurement, POS, contract, project, fleet and maintenance workflows are approved by functional owners before UAT.</w:t>
+            </w:r>
+          </w:p>
+        </w:tc>
+        <w:tc>
+          <w:tcPr>
+            <w:tcW w:type="dxa" w:w="4680"/>
+            <w:vAlign w:val="center"/>
+            <w:tcMar>
+              <w:top w:w="80" w:type="dxa"/>
+              <w:bottom w:w="80" w:type="dxa"/>
+              <w:left w:w="120" w:type="dxa"/>
+              <w:right w:w="120" w:type="dxa"/>
+            </w:tcMar>
+            <w:shd w:fill="FFFFFF"/>
+          </w:tcPr>
+          <w:p>
+            <w:pPr>
+              <w:spacing w:after="0"/>
+            </w:pPr>
+            <w:r/>
+            <w:r>
+              <w:rPr>
+                <w:sz w:val="16"/>
+              </w:rPr>
+              <w:t>Operations Lead</w:t>
+            </w:r>
+          </w:p>
+        </w:tc>
+      </w:tr>
+      <w:tr>
+        <w:tc>
+          <w:tcPr>
+            <w:tcW w:type="dxa" w:w="4680"/>
+            <w:vAlign w:val="center"/>
+            <w:tcMar>
+              <w:top w:w="80" w:type="dxa"/>
+              <w:bottom w:w="80" w:type="dxa"/>
+              <w:left w:w="120" w:type="dxa"/>
+              <w:right w:w="120" w:type="dxa"/>
+            </w:tcMar>
+            <w:shd w:fill="FFFFFF"/>
+          </w:tcPr>
+          <w:p>
+            <w:pPr>
+              <w:spacing w:after="0"/>
+            </w:pPr>
+            <w:r/>
+            <w:r>
+              <w:rPr>
+                <w:sz w:val="16"/>
               </w:rPr>
               <w:t>Employee source data can be exported to spreadsheet format.</w:t>
             </w:r>
@@ -1039,25 +1985,24 @@
         </w:tc>
         <w:tc>
           <w:tcPr>
-            <w:tcW w:type="dxa" w:w="7060"/>
+            <w:tcW w:type="dxa" w:w="4680"/>
             <w:vAlign w:val="center"/>
             <w:tcMar>
               <w:top w:w="80" w:type="dxa"/>
               <w:bottom w:w="80" w:type="dxa"/>
-              <w:start w:w="120" w:type="dxa"/>
-              <w:end w:w="120" w:type="dxa"/>
+              <w:left w:w="120" w:type="dxa"/>
+              <w:right w:w="120" w:type="dxa"/>
             </w:tcMar>
+            <w:shd w:fill="FFFFFF"/>
           </w:tcPr>
           <w:p>
             <w:pPr>
-              <w:spacing w:before="0" w:after="40" w:line="252" w:lineRule="auto"/>
+              <w:spacing w:after="0"/>
             </w:pPr>
+            <w:r/>
             <w:r>
               <w:rPr>
-                <w:rFonts w:ascii="Calibri" w:hAnsi="Calibri"/>
-                <w:b w:val="0"/>
-                <w:color w:val="0B2545"/>
-                <w:sz w:val="18"/>
+                <w:sz w:val="16"/>
               </w:rPr>
               <w:t>HR Data Owner</w:t>
             </w:r>
@@ -1067,25 +2012,24 @@
       <w:tr>
         <w:tc>
           <w:tcPr>
-            <w:tcW w:type="dxa" w:w="2300"/>
+            <w:tcW w:type="dxa" w:w="4680"/>
             <w:vAlign w:val="center"/>
             <w:tcMar>
               <w:top w:w="80" w:type="dxa"/>
               <w:bottom w:w="80" w:type="dxa"/>
-              <w:start w:w="120" w:type="dxa"/>
-              <w:end w:w="120" w:type="dxa"/>
+              <w:left w:w="120" w:type="dxa"/>
+              <w:right w:w="120" w:type="dxa"/>
             </w:tcMar>
+            <w:shd w:fill="FFFFFF"/>
           </w:tcPr>
           <w:p>
             <w:pPr>
-              <w:spacing w:before="0" w:after="40" w:line="252" w:lineRule="auto"/>
+              <w:spacing w:after="0"/>
             </w:pPr>
+            <w:r/>
             <w:r>
               <w:rPr>
-                <w:rFonts w:ascii="Calibri" w:hAnsi="Calibri"/>
-                <w:b w:val="0"/>
-                <w:color w:val="0B2545"/>
-                <w:sz w:val="18"/>
+                <w:sz w:val="16"/>
               </w:rPr>
               <w:t>Payroll rules, components, periods, WPS requirements, and Saudi payroll fields are approved before payroll setup.</w:t>
             </w:r>
@@ -1093,25 +2037,24 @@
         </w:tc>
         <w:tc>
           <w:tcPr>
-            <w:tcW w:type="dxa" w:w="7060"/>
+            <w:tcW w:type="dxa" w:w="4680"/>
             <w:vAlign w:val="center"/>
             <w:tcMar>
               <w:top w:w="80" w:type="dxa"/>
               <w:bottom w:w="80" w:type="dxa"/>
-              <w:start w:w="120" w:type="dxa"/>
-              <w:end w:w="120" w:type="dxa"/>
+              <w:left w:w="120" w:type="dxa"/>
+              <w:right w:w="120" w:type="dxa"/>
             </w:tcMar>
+            <w:shd w:fill="FFFFFF"/>
           </w:tcPr>
           <w:p>
             <w:pPr>
-              <w:spacing w:before="0" w:after="40" w:line="252" w:lineRule="auto"/>
+              <w:spacing w:after="0"/>
             </w:pPr>
+            <w:r/>
             <w:r>
               <w:rPr>
-                <w:rFonts w:ascii="Calibri" w:hAnsi="Calibri"/>
-                <w:b w:val="0"/>
-                <w:color w:val="0B2545"/>
-                <w:sz w:val="18"/>
+                <w:sz w:val="16"/>
               </w:rPr>
               <w:t>Payroll Lead</w:t>
             </w:r>
@@ -1121,25 +2064,24 @@
       <w:tr>
         <w:tc>
           <w:tcPr>
-            <w:tcW w:type="dxa" w:w="2300"/>
+            <w:tcW w:type="dxa" w:w="4680"/>
             <w:vAlign w:val="center"/>
             <w:tcMar>
               <w:top w:w="80" w:type="dxa"/>
               <w:bottom w:w="80" w:type="dxa"/>
-              <w:start w:w="120" w:type="dxa"/>
-              <w:end w:w="120" w:type="dxa"/>
+              <w:left w:w="120" w:type="dxa"/>
+              <w:right w:w="120" w:type="dxa"/>
             </w:tcMar>
+            <w:shd w:fill="FFFFFF"/>
           </w:tcPr>
           <w:p>
             <w:pPr>
-              <w:spacing w:before="0" w:after="40" w:line="252" w:lineRule="auto"/>
+              <w:spacing w:after="0"/>
             </w:pPr>
+            <w:r/>
             <w:r>
               <w:rPr>
-                <w:rFonts w:ascii="Calibri" w:hAnsi="Calibri"/>
-                <w:b w:val="0"/>
-                <w:color w:val="0B2545"/>
-                <w:sz w:val="18"/>
+                <w:sz w:val="16"/>
               </w:rPr>
               <w:t>Attendance devices, geolocation rules, shifts, and holiday calendars are agreed before attendance UAT.</w:t>
             </w:r>
@@ -1147,25 +2089,24 @@
         </w:tc>
         <w:tc>
           <w:tcPr>
-            <w:tcW w:type="dxa" w:w="7060"/>
+            <w:tcW w:type="dxa" w:w="4680"/>
             <w:vAlign w:val="center"/>
             <w:tcMar>
               <w:top w:w="80" w:type="dxa"/>
               <w:bottom w:w="80" w:type="dxa"/>
-              <w:start w:w="120" w:type="dxa"/>
-              <w:end w:w="120" w:type="dxa"/>
+              <w:left w:w="120" w:type="dxa"/>
+              <w:right w:w="120" w:type="dxa"/>
             </w:tcMar>
+            <w:shd w:fill="FFFFFF"/>
           </w:tcPr>
           <w:p>
             <w:pPr>
-              <w:spacing w:before="0" w:after="40" w:line="252" w:lineRule="auto"/>
+              <w:spacing w:after="0"/>
             </w:pPr>
+            <w:r/>
             <w:r>
               <w:rPr>
-                <w:rFonts w:ascii="Calibri" w:hAnsi="Calibri"/>
-                <w:b w:val="0"/>
-                <w:color w:val="0B2545"/>
-                <w:sz w:val="18"/>
+                <w:sz w:val="16"/>
               </w:rPr>
               <w:t>Attendance Lead</w:t>
             </w:r>
@@ -1175,51 +2116,49 @@
       <w:tr>
         <w:tc>
           <w:tcPr>
-            <w:tcW w:type="dxa" w:w="2300"/>
+            <w:tcW w:type="dxa" w:w="4680"/>
             <w:vAlign w:val="center"/>
             <w:tcMar>
               <w:top w:w="80" w:type="dxa"/>
               <w:bottom w:w="80" w:type="dxa"/>
-              <w:start w:w="120" w:type="dxa"/>
-              <w:end w:w="120" w:type="dxa"/>
+              <w:left w:w="120" w:type="dxa"/>
+              <w:right w:w="120" w:type="dxa"/>
             </w:tcMar>
+            <w:shd w:fill="FFFFFF"/>
           </w:tcPr>
           <w:p>
             <w:pPr>
-              <w:spacing w:before="0" w:after="40" w:line="252" w:lineRule="auto"/>
+              <w:spacing w:after="0"/>
             </w:pPr>
+            <w:r/>
             <w:r>
               <w:rPr>
-                <w:rFonts w:ascii="Calibri" w:hAnsi="Calibri"/>
-                <w:b w:val="0"/>
-                <w:color w:val="0B2545"/>
-                <w:sz w:val="18"/>
+                <w:sz w:val="16"/>
               </w:rPr>
-              <w:t>User roles and branch access rules are approved before UAT.</w:t>
+              <w:t>User roles, branch access and business-line visibility rules are approved before UAT.</w:t>
             </w:r>
           </w:p>
         </w:tc>
         <w:tc>
           <w:tcPr>
-            <w:tcW w:type="dxa" w:w="7060"/>
+            <w:tcW w:type="dxa" w:w="4680"/>
             <w:vAlign w:val="center"/>
             <w:tcMar>
               <w:top w:w="80" w:type="dxa"/>
               <w:bottom w:w="80" w:type="dxa"/>
-              <w:start w:w="120" w:type="dxa"/>
-              <w:end w:w="120" w:type="dxa"/>
+              <w:left w:w="120" w:type="dxa"/>
+              <w:right w:w="120" w:type="dxa"/>
             </w:tcMar>
+            <w:shd w:fill="FFFFFF"/>
           </w:tcPr>
           <w:p>
             <w:pPr>
-              <w:spacing w:before="0" w:after="40" w:line="252" w:lineRule="auto"/>
+              <w:spacing w:after="0"/>
             </w:pPr>
+            <w:r/>
             <w:r>
               <w:rPr>
-                <w:rFonts w:ascii="Calibri" w:hAnsi="Calibri"/>
-                <w:b w:val="0"/>
-                <w:color w:val="0B2545"/>
-                <w:sz w:val="18"/>
+                <w:sz w:val="16"/>
               </w:rPr>
               <w:t>IT Security Lead</w:t>
             </w:r>
@@ -1229,66 +2168,60 @@
       <w:tr>
         <w:tc>
           <w:tcPr>
-            <w:tcW w:type="dxa" w:w="2300"/>
+            <w:tcW w:type="dxa" w:w="4680"/>
             <w:vAlign w:val="center"/>
             <w:tcMar>
               <w:top w:w="80" w:type="dxa"/>
               <w:bottom w:w="80" w:type="dxa"/>
-              <w:start w:w="120" w:type="dxa"/>
-              <w:end w:w="120" w:type="dxa"/>
+              <w:left w:w="120" w:type="dxa"/>
+              <w:right w:w="120" w:type="dxa"/>
             </w:tcMar>
+            <w:shd w:fill="FFFFFF"/>
           </w:tcPr>
           <w:p>
             <w:pPr>
-              <w:spacing w:before="0" w:after="40" w:line="252" w:lineRule="auto"/>
+              <w:spacing w:after="0"/>
             </w:pPr>
+            <w:r/>
             <w:r>
               <w:rPr>
-                <w:rFonts w:ascii="Calibri" w:hAnsi="Calibri"/>
-                <w:b w:val="0"/>
-                <w:color w:val="0B2545"/>
-                <w:sz w:val="18"/>
+                <w:sz w:val="16"/>
               </w:rPr>
-              <w:t>Arabic and English terminology is reviewed by HR before training.</w:t>
+              <w:t>Arabic and English terminology is reviewed by business owners before training.</w:t>
             </w:r>
           </w:p>
         </w:tc>
         <w:tc>
           <w:tcPr>
-            <w:tcW w:type="dxa" w:w="7060"/>
+            <w:tcW w:type="dxa" w:w="4680"/>
             <w:vAlign w:val="center"/>
             <w:tcMar>
               <w:top w:w="80" w:type="dxa"/>
               <w:bottom w:w="80" w:type="dxa"/>
-              <w:start w:w="120" w:type="dxa"/>
-              <w:end w:w="120" w:type="dxa"/>
+              <w:left w:w="120" w:type="dxa"/>
+              <w:right w:w="120" w:type="dxa"/>
             </w:tcMar>
+            <w:shd w:fill="FFFFFF"/>
           </w:tcPr>
           <w:p>
             <w:pPr>
-              <w:spacing w:before="0" w:after="40" w:line="252" w:lineRule="auto"/>
+              <w:spacing w:after="0"/>
             </w:pPr>
+            <w:r/>
             <w:r>
               <w:rPr>
-                <w:rFonts w:ascii="Calibri" w:hAnsi="Calibri"/>
-                <w:b w:val="0"/>
-                <w:color w:val="0B2545"/>
-                <w:sz w:val="18"/>
+                <w:sz w:val="16"/>
               </w:rPr>
-              <w:t>HR Lead</w:t>
+              <w:t>Functional Leads</w:t>
             </w:r>
           </w:p>
         </w:tc>
       </w:tr>
     </w:tbl>
+    <w:p/>
     <w:p>
       <w:pPr>
-        <w:spacing w:before="0" w:after="40" w:line="264" w:lineRule="auto"/>
-      </w:pPr>
-    </w:p>
-    <w:p>
-      <w:pPr>
-        <w:pStyle w:val="Heading1"/>
+        <w:pStyle w:val="Heading2"/>
       </w:pPr>
       <w:r>
         <w:t>Phase Plan</w:t>
@@ -1296,42 +2229,49 @@
     </w:p>
     <w:tbl>
       <w:tblPr>
-        <w:tblStyle w:val="TableGrid"/>
         <w:tblW w:type="dxa" w:w="9360"/>
-        <w:jc w:val="left"/>
+        <w:jc w:val="center"/>
+        <w:tblLayout w:type="fixed"/>
         <w:tblLook w:firstColumn="1" w:firstRow="1" w:lastColumn="0" w:lastRow="0" w:noHBand="0" w:noVBand="1" w:val="04A0"/>
         <w:tblInd w:w="120" w:type="dxa"/>
-        <w:tblLayout w:type="fixed"/>
+        <w:tblBorders>
+          <w:top w:val="single" w:sz="4" w:space="0" w:color="D9E2EC"/>
+          <w:left w:val="single" w:sz="4" w:space="0" w:color="D9E2EC"/>
+          <w:bottom w:val="single" w:sz="4" w:space="0" w:color="D9E2EC"/>
+          <w:right w:val="single" w:sz="4" w:space="0" w:color="D9E2EC"/>
+          <w:insideH w:val="single" w:sz="4" w:space="0" w:color="D9E2EC"/>
+          <w:insideV w:val="single" w:sz="4" w:space="0" w:color="D9E2EC"/>
+        </w:tblBorders>
       </w:tblPr>
       <w:tblGrid>
-        <w:gridCol w:w="1750"/>
-        <w:gridCol w:w="1500"/>
-        <w:gridCol w:w="3750"/>
-        <w:gridCol w:w="2360"/>
+        <w:gridCol w:w="2340"/>
+        <w:gridCol w:w="2340"/>
+        <w:gridCol w:w="2340"/>
+        <w:gridCol w:w="2340"/>
       </w:tblGrid>
       <w:tr>
         <w:tc>
           <w:tcPr>
-            <w:tcW w:type="dxa" w:w="1750"/>
-            <w:shd w:fill="F2F4F7"/>
+            <w:tcW w:type="dxa" w:w="2340"/>
             <w:vAlign w:val="center"/>
             <w:tcMar>
               <w:top w:w="80" w:type="dxa"/>
               <w:bottom w:w="80" w:type="dxa"/>
-              <w:start w:w="120" w:type="dxa"/>
-              <w:end w:w="120" w:type="dxa"/>
+              <w:left w:w="120" w:type="dxa"/>
+              <w:right w:w="120" w:type="dxa"/>
             </w:tcMar>
+            <w:shd w:fill="E8EEF5"/>
           </w:tcPr>
           <w:p>
             <w:pPr>
-              <w:spacing w:before="0" w:after="40" w:line="252" w:lineRule="auto"/>
+              <w:spacing w:after="0"/>
             </w:pPr>
+            <w:r/>
             <w:r>
               <w:rPr>
-                <w:rFonts w:ascii="Calibri" w:hAnsi="Calibri"/>
                 <w:b/>
                 <w:color w:val="0B2545"/>
-                <w:sz w:val="19"/>
+                <w:sz w:val="16"/>
               </w:rPr>
               <w:t>Phase</w:t>
             </w:r>
@@ -1339,26 +2279,26 @@
         </w:tc>
         <w:tc>
           <w:tcPr>
-            <w:tcW w:type="dxa" w:w="1500"/>
-            <w:shd w:fill="F2F4F7"/>
+            <w:tcW w:type="dxa" w:w="2340"/>
             <w:vAlign w:val="center"/>
             <w:tcMar>
               <w:top w:w="80" w:type="dxa"/>
               <w:bottom w:w="80" w:type="dxa"/>
-              <w:start w:w="120" w:type="dxa"/>
-              <w:end w:w="120" w:type="dxa"/>
+              <w:left w:w="120" w:type="dxa"/>
+              <w:right w:w="120" w:type="dxa"/>
             </w:tcMar>
+            <w:shd w:fill="E8EEF5"/>
           </w:tcPr>
           <w:p>
             <w:pPr>
-              <w:spacing w:before="0" w:after="40" w:line="252" w:lineRule="auto"/>
+              <w:spacing w:after="0"/>
             </w:pPr>
+            <w:r/>
             <w:r>
               <w:rPr>
-                <w:rFonts w:ascii="Calibri" w:hAnsi="Calibri"/>
                 <w:b/>
                 <w:color w:val="0B2545"/>
-                <w:sz w:val="19"/>
+                <w:sz w:val="16"/>
               </w:rPr>
               <w:t>Duration</w:t>
             </w:r>
@@ -1366,26 +2306,26 @@
         </w:tc>
         <w:tc>
           <w:tcPr>
-            <w:tcW w:type="dxa" w:w="3750"/>
-            <w:shd w:fill="F2F4F7"/>
+            <w:tcW w:type="dxa" w:w="2340"/>
             <w:vAlign w:val="center"/>
             <w:tcMar>
               <w:top w:w="80" w:type="dxa"/>
               <w:bottom w:w="80" w:type="dxa"/>
-              <w:start w:w="120" w:type="dxa"/>
-              <w:end w:w="120" w:type="dxa"/>
+              <w:left w:w="120" w:type="dxa"/>
+              <w:right w:w="120" w:type="dxa"/>
             </w:tcMar>
+            <w:shd w:fill="E8EEF5"/>
           </w:tcPr>
           <w:p>
             <w:pPr>
-              <w:spacing w:before="0" w:after="40" w:line="252" w:lineRule="auto"/>
+              <w:spacing w:after="0"/>
             </w:pPr>
+            <w:r/>
             <w:r>
               <w:rPr>
-                <w:rFonts w:ascii="Calibri" w:hAnsi="Calibri"/>
                 <w:b/>
                 <w:color w:val="0B2545"/>
-                <w:sz w:val="19"/>
+                <w:sz w:val="16"/>
               </w:rPr>
               <w:t>Main activities</w:t>
             </w:r>
@@ -1393,26 +2333,26 @@
         </w:tc>
         <w:tc>
           <w:tcPr>
-            <w:tcW w:type="dxa" w:w="2360"/>
-            <w:shd w:fill="F2F4F7"/>
+            <w:tcW w:type="dxa" w:w="2340"/>
             <w:vAlign w:val="center"/>
             <w:tcMar>
               <w:top w:w="80" w:type="dxa"/>
               <w:bottom w:w="80" w:type="dxa"/>
-              <w:start w:w="120" w:type="dxa"/>
-              <w:end w:w="120" w:type="dxa"/>
+              <w:left w:w="120" w:type="dxa"/>
+              <w:right w:w="120" w:type="dxa"/>
             </w:tcMar>
+            <w:shd w:fill="E8EEF5"/>
           </w:tcPr>
           <w:p>
             <w:pPr>
-              <w:spacing w:before="0" w:after="40" w:line="252" w:lineRule="auto"/>
+              <w:spacing w:after="0"/>
             </w:pPr>
+            <w:r/>
             <w:r>
               <w:rPr>
-                <w:rFonts w:ascii="Calibri" w:hAnsi="Calibri"/>
                 <w:b/>
                 <w:color w:val="0B2545"/>
-                <w:sz w:val="19"/>
+                <w:sz w:val="16"/>
               </w:rPr>
               <w:t>Key deliverables</w:t>
             </w:r>
@@ -1422,25 +2362,24 @@
       <w:tr>
         <w:tc>
           <w:tcPr>
-            <w:tcW w:type="dxa" w:w="1750"/>
+            <w:tcW w:type="dxa" w:w="2340"/>
             <w:vAlign w:val="center"/>
             <w:tcMar>
               <w:top w:w="80" w:type="dxa"/>
               <w:bottom w:w="80" w:type="dxa"/>
-              <w:start w:w="120" w:type="dxa"/>
-              <w:end w:w="120" w:type="dxa"/>
+              <w:left w:w="120" w:type="dxa"/>
+              <w:right w:w="120" w:type="dxa"/>
             </w:tcMar>
+            <w:shd w:fill="FFFFFF"/>
           </w:tcPr>
           <w:p>
             <w:pPr>
-              <w:spacing w:before="0" w:after="40" w:line="252" w:lineRule="auto"/>
+              <w:spacing w:after="0"/>
             </w:pPr>
+            <w:r/>
             <w:r>
               <w:rPr>
-                <w:rFonts w:ascii="Calibri" w:hAnsi="Calibri"/>
-                <w:b w:val="0"/>
-                <w:color w:val="0B2545"/>
-                <w:sz w:val="18"/>
+                <w:sz w:val="16"/>
               </w:rPr>
               <w:t>1. Mobilization</w:t>
             </w:r>
@@ -1448,25 +2387,24 @@
         </w:tc>
         <w:tc>
           <w:tcPr>
-            <w:tcW w:type="dxa" w:w="1500"/>
+            <w:tcW w:type="dxa" w:w="2340"/>
             <w:vAlign w:val="center"/>
             <w:tcMar>
               <w:top w:w="80" w:type="dxa"/>
               <w:bottom w:w="80" w:type="dxa"/>
-              <w:start w:w="120" w:type="dxa"/>
-              <w:end w:w="120" w:type="dxa"/>
+              <w:left w:w="120" w:type="dxa"/>
+              <w:right w:w="120" w:type="dxa"/>
             </w:tcMar>
+            <w:shd w:fill="FFFFFF"/>
           </w:tcPr>
           <w:p>
             <w:pPr>
-              <w:spacing w:before="0" w:after="40" w:line="252" w:lineRule="auto"/>
+              <w:spacing w:after="0"/>
             </w:pPr>
+            <w:r/>
             <w:r>
               <w:rPr>
-                <w:rFonts w:ascii="Calibri" w:hAnsi="Calibri"/>
-                <w:b w:val="0"/>
-                <w:color w:val="0B2545"/>
-                <w:sz w:val="18"/>
+                <w:sz w:val="16"/>
               </w:rPr>
               <w:t>Week 1</w:t>
             </w:r>
@@ -1474,25 +2412,24 @@
         </w:tc>
         <w:tc>
           <w:tcPr>
-            <w:tcW w:type="dxa" w:w="3750"/>
+            <w:tcW w:type="dxa" w:w="2340"/>
             <w:vAlign w:val="center"/>
             <w:tcMar>
               <w:top w:w="80" w:type="dxa"/>
               <w:bottom w:w="80" w:type="dxa"/>
-              <w:start w:w="120" w:type="dxa"/>
-              <w:end w:w="120" w:type="dxa"/>
+              <w:left w:w="120" w:type="dxa"/>
+              <w:right w:w="120" w:type="dxa"/>
             </w:tcMar>
+            <w:shd w:fill="FFFFFF"/>
           </w:tcPr>
           <w:p>
             <w:pPr>
-              <w:spacing w:before="0" w:after="40" w:line="252" w:lineRule="auto"/>
+              <w:spacing w:after="0"/>
             </w:pPr>
+            <w:r/>
             <w:r>
               <w:rPr>
-                <w:rFonts w:ascii="Calibri" w:hAnsi="Calibri"/>
-                <w:b w:val="0"/>
-                <w:color w:val="0B2545"/>
-                <w:sz w:val="18"/>
+                <w:sz w:val="16"/>
               </w:rPr>
               <w:t>Kickoff, governance, stakeholder confirmation, project workspace, document sign-off process.</w:t>
             </w:r>
@@ -1500,25 +2437,24 @@
         </w:tc>
         <w:tc>
           <w:tcPr>
-            <w:tcW w:type="dxa" w:w="2360"/>
+            <w:tcW w:type="dxa" w:w="2340"/>
             <w:vAlign w:val="center"/>
             <w:tcMar>
               <w:top w:w="80" w:type="dxa"/>
               <w:bottom w:w="80" w:type="dxa"/>
-              <w:start w:w="120" w:type="dxa"/>
-              <w:end w:w="120" w:type="dxa"/>
+              <w:left w:w="120" w:type="dxa"/>
+              <w:right w:w="120" w:type="dxa"/>
             </w:tcMar>
+            <w:shd w:fill="FFFFFF"/>
           </w:tcPr>
           <w:p>
             <w:pPr>
-              <w:spacing w:before="0" w:after="40" w:line="252" w:lineRule="auto"/>
+              <w:spacing w:after="0"/>
             </w:pPr>
+            <w:r/>
             <w:r>
               <w:rPr>
-                <w:rFonts w:ascii="Calibri" w:hAnsi="Calibri"/>
-                <w:b w:val="0"/>
-                <w:color w:val="0B2545"/>
-                <w:sz w:val="18"/>
+                <w:sz w:val="16"/>
               </w:rPr>
               <w:t>Project charter, RACI, timeline, issue log.</w:t>
             </w:r>
@@ -1528,51 +2464,49 @@
       <w:tr>
         <w:tc>
           <w:tcPr>
-            <w:tcW w:type="dxa" w:w="1750"/>
+            <w:tcW w:type="dxa" w:w="2340"/>
             <w:vAlign w:val="center"/>
             <w:tcMar>
               <w:top w:w="80" w:type="dxa"/>
               <w:bottom w:w="80" w:type="dxa"/>
-              <w:start w:w="120" w:type="dxa"/>
-              <w:end w:w="120" w:type="dxa"/>
+              <w:left w:w="120" w:type="dxa"/>
+              <w:right w:w="120" w:type="dxa"/>
             </w:tcMar>
+            <w:shd w:fill="FFFFFF"/>
           </w:tcPr>
           <w:p>
             <w:pPr>
-              <w:spacing w:before="0" w:after="40" w:line="252" w:lineRule="auto"/>
+              <w:spacing w:after="0"/>
             </w:pPr>
+            <w:r/>
             <w:r>
               <w:rPr>
-                <w:rFonts w:ascii="Calibri" w:hAnsi="Calibri"/>
-                <w:b w:val="0"/>
-                <w:color w:val="0B2545"/>
-                <w:sz w:val="18"/>
+                <w:sz w:val="16"/>
               </w:rPr>
-              <w:t>2. Discovery and Fit</w:t>
+              <w:t>2. Full-System Discovery and Fit</w:t>
             </w:r>
           </w:p>
         </w:tc>
         <w:tc>
           <w:tcPr>
-            <w:tcW w:type="dxa" w:w="1500"/>
+            <w:tcW w:type="dxa" w:w="2340"/>
             <w:vAlign w:val="center"/>
             <w:tcMar>
               <w:top w:w="80" w:type="dxa"/>
               <w:bottom w:w="80" w:type="dxa"/>
-              <w:start w:w="120" w:type="dxa"/>
-              <w:end w:w="120" w:type="dxa"/>
+              <w:left w:w="120" w:type="dxa"/>
+              <w:right w:w="120" w:type="dxa"/>
             </w:tcMar>
+            <w:shd w:fill="FFFFFF"/>
           </w:tcPr>
           <w:p>
             <w:pPr>
-              <w:spacing w:before="0" w:after="40" w:line="252" w:lineRule="auto"/>
+              <w:spacing w:after="0"/>
             </w:pPr>
+            <w:r/>
             <w:r>
               <w:rPr>
-                <w:rFonts w:ascii="Calibri" w:hAnsi="Calibri"/>
-                <w:b w:val="0"/>
-                <w:color w:val="0B2545"/>
-                <w:sz w:val="18"/>
+                <w:sz w:val="16"/>
               </w:rPr>
               <w:t>Weeks 1-2</w:t>
             </w:r>
@@ -1580,53 +2514,51 @@
         </w:tc>
         <w:tc>
           <w:tcPr>
-            <w:tcW w:type="dxa" w:w="3750"/>
+            <w:tcW w:type="dxa" w:w="2340"/>
             <w:vAlign w:val="center"/>
             <w:tcMar>
               <w:top w:w="80" w:type="dxa"/>
               <w:bottom w:w="80" w:type="dxa"/>
-              <w:start w:w="120" w:type="dxa"/>
-              <w:end w:w="120" w:type="dxa"/>
+              <w:left w:w="120" w:type="dxa"/>
+              <w:right w:w="120" w:type="dxa"/>
             </w:tcMar>
+            <w:shd w:fill="FFFFFF"/>
           </w:tcPr>
           <w:p>
             <w:pPr>
-              <w:spacing w:before="0" w:after="40" w:line="252" w:lineRule="auto"/>
+              <w:spacing w:after="0"/>
             </w:pPr>
+            <w:r/>
             <w:r>
               <w:rPr>
-                <w:rFonts w:ascii="Calibri" w:hAnsi="Calibri"/>
-                <w:b w:val="0"/>
-                <w:color w:val="0B2545"/>
-                <w:sz w:val="18"/>
+                <w:sz w:val="16"/>
               </w:rPr>
-              <w:t>Confirm HR policies, organization structure, employee lifecycle, attendance, leave, payroll, recruitment, performance, training.</w:t>
+              <w:t>Confirm organization, security, finance, sales, procurement, inventory, POS, HR, payroll, business-line and operational workflows.</w:t>
             </w:r>
           </w:p>
         </w:tc>
         <w:tc>
           <w:tcPr>
-            <w:tcW w:type="dxa" w:w="2360"/>
+            <w:tcW w:type="dxa" w:w="2340"/>
             <w:vAlign w:val="center"/>
             <w:tcMar>
               <w:top w:w="80" w:type="dxa"/>
               <w:bottom w:w="80" w:type="dxa"/>
-              <w:start w:w="120" w:type="dxa"/>
-              <w:end w:w="120" w:type="dxa"/>
+              <w:left w:w="120" w:type="dxa"/>
+              <w:right w:w="120" w:type="dxa"/>
             </w:tcMar>
+            <w:shd w:fill="FFFFFF"/>
           </w:tcPr>
           <w:p>
             <w:pPr>
-              <w:spacing w:before="0" w:after="40" w:line="252" w:lineRule="auto"/>
+              <w:spacing w:after="0"/>
             </w:pPr>
+            <w:r/>
             <w:r>
               <w:rPr>
-                <w:rFonts w:ascii="Calibri" w:hAnsi="Calibri"/>
-                <w:b w:val="0"/>
-                <w:color w:val="0B2545"/>
-                <w:sz w:val="18"/>
+                <w:sz w:val="16"/>
               </w:rPr>
-              <w:t>Scope of work, workflow mapping, configuration workbook draft.</w:t>
+              <w:t>Scope of work, workflow mapping, module catalog, validation register.</w:t>
             </w:r>
           </w:p>
         </w:tc>
@@ -1634,25 +2566,24 @@
       <w:tr>
         <w:tc>
           <w:tcPr>
-            <w:tcW w:type="dxa" w:w="1750"/>
+            <w:tcW w:type="dxa" w:w="2340"/>
             <w:vAlign w:val="center"/>
             <w:tcMar>
               <w:top w:w="80" w:type="dxa"/>
               <w:bottom w:w="80" w:type="dxa"/>
-              <w:start w:w="120" w:type="dxa"/>
-              <w:end w:w="120" w:type="dxa"/>
+              <w:left w:w="120" w:type="dxa"/>
+              <w:right w:w="120" w:type="dxa"/>
             </w:tcMar>
+            <w:shd w:fill="FFFFFF"/>
           </w:tcPr>
           <w:p>
             <w:pPr>
-              <w:spacing w:before="0" w:after="40" w:line="252" w:lineRule="auto"/>
+              <w:spacing w:after="0"/>
             </w:pPr>
+            <w:r/>
             <w:r>
               <w:rPr>
-                <w:rFonts w:ascii="Calibri" w:hAnsi="Calibri"/>
-                <w:b w:val="0"/>
-                <w:color w:val="0B2545"/>
-                <w:sz w:val="18"/>
+                <w:sz w:val="16"/>
               </w:rPr>
               <w:t>3. Data Preparation</w:t>
             </w:r>
@@ -1660,25 +2591,24 @@
         </w:tc>
         <w:tc>
           <w:tcPr>
-            <w:tcW w:type="dxa" w:w="1500"/>
+            <w:tcW w:type="dxa" w:w="2340"/>
             <w:vAlign w:val="center"/>
             <w:tcMar>
               <w:top w:w="80" w:type="dxa"/>
               <w:bottom w:w="80" w:type="dxa"/>
-              <w:start w:w="120" w:type="dxa"/>
-              <w:end w:w="120" w:type="dxa"/>
+              <w:left w:w="120" w:type="dxa"/>
+              <w:right w:w="120" w:type="dxa"/>
             </w:tcMar>
+            <w:shd w:fill="FFFFFF"/>
           </w:tcPr>
           <w:p>
             <w:pPr>
-              <w:spacing w:before="0" w:after="40" w:line="252" w:lineRule="auto"/>
+              <w:spacing w:after="0"/>
             </w:pPr>
+            <w:r/>
             <w:r>
               <w:rPr>
-                <w:rFonts w:ascii="Calibri" w:hAnsi="Calibri"/>
-                <w:b w:val="0"/>
-                <w:color w:val="0B2545"/>
-                <w:sz w:val="18"/>
+                <w:sz w:val="16"/>
               </w:rPr>
               <w:t>Weeks 2-4</w:t>
             </w:r>
@@ -1686,53 +2616,51 @@
         </w:tc>
         <w:tc>
           <w:tcPr>
-            <w:tcW w:type="dxa" w:w="3750"/>
+            <w:tcW w:type="dxa" w:w="2340"/>
             <w:vAlign w:val="center"/>
             <w:tcMar>
               <w:top w:w="80" w:type="dxa"/>
               <w:bottom w:w="80" w:type="dxa"/>
-              <w:start w:w="120" w:type="dxa"/>
-              <w:end w:w="120" w:type="dxa"/>
+              <w:left w:w="120" w:type="dxa"/>
+              <w:right w:w="120" w:type="dxa"/>
             </w:tcMar>
+            <w:shd w:fill="FFFFFF"/>
           </w:tcPr>
           <w:p>
             <w:pPr>
-              <w:spacing w:before="0" w:after="40" w:line="252" w:lineRule="auto"/>
+              <w:spacing w:after="0"/>
             </w:pPr>
+            <w:r/>
             <w:r>
               <w:rPr>
-                <w:rFonts w:ascii="Calibri" w:hAnsi="Calibri"/>
-                <w:b w:val="0"/>
-                <w:color w:val="0B2545"/>
-                <w:sz w:val="18"/>
+                <w:sz w:val="16"/>
               </w:rPr>
-              <w:t>Collect masters, cleanse employee data, map departments/positions, validate payroll and leave balances.</w:t>
+              <w:t>Collect organization, finance, customer, supplier, catalog, inventory, HR, payroll, POS, catering, real estate, contract, project, fleet and maintenance data.</w:t>
             </w:r>
           </w:p>
         </w:tc>
         <w:tc>
           <w:tcPr>
-            <w:tcW w:type="dxa" w:w="2360"/>
+            <w:tcW w:type="dxa" w:w="2340"/>
             <w:vAlign w:val="center"/>
             <w:tcMar>
               <w:top w:w="80" w:type="dxa"/>
               <w:bottom w:w="80" w:type="dxa"/>
-              <w:start w:w="120" w:type="dxa"/>
-              <w:end w:w="120" w:type="dxa"/>
+              <w:left w:w="120" w:type="dxa"/>
+              <w:right w:w="120" w:type="dxa"/>
             </w:tcMar>
+            <w:shd w:fill="FFFFFF"/>
           </w:tcPr>
           <w:p>
             <w:pPr>
-              <w:spacing w:before="0" w:after="40" w:line="252" w:lineRule="auto"/>
+              <w:spacing w:after="0"/>
             </w:pPr>
+            <w:r/>
             <w:r>
               <w:rPr>
-                <w:rFonts w:ascii="Calibri" w:hAnsi="Calibri"/>
-                <w:b w:val="0"/>
-                <w:color w:val="0B2545"/>
-                <w:sz w:val="18"/>
+                <w:sz w:val="16"/>
               </w:rPr>
-              <w:t>Master data template, employee data template, migration plan.</w:t>
+              <w:t>Master data templates, migration plan, cleansing tracker.</w:t>
             </w:r>
           </w:p>
         </w:tc>
@@ -1740,105 +2668,101 @@
       <w:tr>
         <w:tc>
           <w:tcPr>
-            <w:tcW w:type="dxa" w:w="1750"/>
+            <w:tcW w:type="dxa" w:w="2340"/>
             <w:vAlign w:val="center"/>
             <w:tcMar>
               <w:top w:w="80" w:type="dxa"/>
               <w:bottom w:w="80" w:type="dxa"/>
-              <w:start w:w="120" w:type="dxa"/>
-              <w:end w:w="120" w:type="dxa"/>
+              <w:left w:w="120" w:type="dxa"/>
+              <w:right w:w="120" w:type="dxa"/>
             </w:tcMar>
+            <w:shd w:fill="FFFFFF"/>
           </w:tcPr>
           <w:p>
             <w:pPr>
-              <w:spacing w:before="0" w:after="40" w:line="252" w:lineRule="auto"/>
+              <w:spacing w:after="0"/>
             </w:pPr>
+            <w:r/>
             <w:r>
               <w:rPr>
-                <w:rFonts w:ascii="Calibri" w:hAnsi="Calibri"/>
-                <w:b w:val="0"/>
-                <w:color w:val="0B2545"/>
-                <w:sz w:val="18"/>
+                <w:sz w:val="16"/>
               </w:rPr>
-              <w:t>4. Configuration</w:t>
+              <w:t>4. Foundation Configuration</w:t>
             </w:r>
           </w:p>
         </w:tc>
         <w:tc>
           <w:tcPr>
-            <w:tcW w:type="dxa" w:w="1500"/>
+            <w:tcW w:type="dxa" w:w="2340"/>
             <w:vAlign w:val="center"/>
             <w:tcMar>
               <w:top w:w="80" w:type="dxa"/>
               <w:bottom w:w="80" w:type="dxa"/>
-              <w:start w:w="120" w:type="dxa"/>
-              <w:end w:w="120" w:type="dxa"/>
+              <w:left w:w="120" w:type="dxa"/>
+              <w:right w:w="120" w:type="dxa"/>
             </w:tcMar>
+            <w:shd w:fill="FFFFFF"/>
           </w:tcPr>
           <w:p>
             <w:pPr>
-              <w:spacing w:before="0" w:after="40" w:line="252" w:lineRule="auto"/>
+              <w:spacing w:after="0"/>
             </w:pPr>
+            <w:r/>
             <w:r>
               <w:rPr>
-                <w:rFonts w:ascii="Calibri" w:hAnsi="Calibri"/>
-                <w:b w:val="0"/>
-                <w:color w:val="0B2545"/>
-                <w:sz w:val="18"/>
+                <w:sz w:val="16"/>
               </w:rPr>
-              <w:t>Weeks 3-6</w:t>
+              <w:t>Weeks 3-5</w:t>
             </w:r>
           </w:p>
         </w:tc>
         <w:tc>
           <w:tcPr>
-            <w:tcW w:type="dxa" w:w="3750"/>
+            <w:tcW w:type="dxa" w:w="2340"/>
             <w:vAlign w:val="center"/>
             <w:tcMar>
               <w:top w:w="80" w:type="dxa"/>
               <w:bottom w:w="80" w:type="dxa"/>
-              <w:start w:w="120" w:type="dxa"/>
-              <w:end w:w="120" w:type="dxa"/>
+              <w:left w:w="120" w:type="dxa"/>
+              <w:right w:w="120" w:type="dxa"/>
             </w:tcMar>
+            <w:shd w:fill="FFFFFF"/>
           </w:tcPr>
           <w:p>
             <w:pPr>
-              <w:spacing w:before="0" w:after="40" w:line="252" w:lineRule="auto"/>
+              <w:spacing w:after="0"/>
             </w:pPr>
+            <w:r/>
             <w:r>
               <w:rPr>
-                <w:rFonts w:ascii="Calibri" w:hAnsi="Calibri"/>
-                <w:b w:val="0"/>
-                <w:color w:val="0B2545"/>
-                <w:sz w:val="18"/>
+                <w:sz w:val="16"/>
               </w:rPr>
-              <w:t>Configure organization, roles, branches, security, HR masters, shifts, leave policies, payroll components and periods.</w:t>
+              <w:t>Configure organization, business lines, roles, users, settings, currencies, chart of accounts, fiscal periods, tax, ZATCA, branches and accounting templates.</w:t>
             </w:r>
           </w:p>
         </w:tc>
         <w:tc>
           <w:tcPr>
-            <w:tcW w:type="dxa" w:w="2360"/>
+            <w:tcW w:type="dxa" w:w="2340"/>
             <w:vAlign w:val="center"/>
             <w:tcMar>
               <w:top w:w="80" w:type="dxa"/>
               <w:bottom w:w="80" w:type="dxa"/>
-              <w:start w:w="120" w:type="dxa"/>
-              <w:end w:w="120" w:type="dxa"/>
+              <w:left w:w="120" w:type="dxa"/>
+              <w:right w:w="120" w:type="dxa"/>
             </w:tcMar>
+            <w:shd w:fill="FFFFFF"/>
           </w:tcPr>
           <w:p>
             <w:pPr>
-              <w:spacing w:before="0" w:after="40" w:line="252" w:lineRule="auto"/>
+              <w:spacing w:after="0"/>
             </w:pPr>
+            <w:r/>
             <w:r>
               <w:rPr>
-                <w:rFonts w:ascii="Calibri" w:hAnsi="Calibri"/>
-                <w:b w:val="0"/>
-                <w:color w:val="0B2545"/>
-                <w:sz w:val="18"/>
+                <w:sz w:val="16"/>
               </w:rPr>
-              <w:t>Configured environment, roles-permissions matrix, configuration sign-off.</w:t>
+              <w:t>Configured foundation, access matrix, finance setup sign-off.</w:t>
             </w:r>
           </w:p>
         </w:tc>
@@ -1846,103 +2770,201 @@
       <w:tr>
         <w:tc>
           <w:tcPr>
-            <w:tcW w:type="dxa" w:w="1750"/>
+            <w:tcW w:type="dxa" w:w="2340"/>
             <w:vAlign w:val="center"/>
             <w:tcMar>
               <w:top w:w="80" w:type="dxa"/>
               <w:bottom w:w="80" w:type="dxa"/>
-              <w:start w:w="120" w:type="dxa"/>
-              <w:end w:w="120" w:type="dxa"/>
+              <w:left w:w="120" w:type="dxa"/>
+              <w:right w:w="120" w:type="dxa"/>
             </w:tcMar>
+            <w:shd w:fill="FFFFFF"/>
           </w:tcPr>
           <w:p>
             <w:pPr>
-              <w:spacing w:before="0" w:after="40" w:line="252" w:lineRule="auto"/>
+              <w:spacing w:after="0"/>
             </w:pPr>
+            <w:r/>
             <w:r>
               <w:rPr>
-                <w:rFonts w:ascii="Calibri" w:hAnsi="Calibri"/>
-                <w:b w:val="0"/>
-                <w:color w:val="0B2545"/>
-                <w:sz w:val="18"/>
+                <w:sz w:val="16"/>
               </w:rPr>
-              <w:t>5. Migration and Integration Readiness</w:t>
+              <w:t>5. Operational Configuration</w:t>
             </w:r>
           </w:p>
         </w:tc>
         <w:tc>
           <w:tcPr>
-            <w:tcW w:type="dxa" w:w="1500"/>
+            <w:tcW w:type="dxa" w:w="2340"/>
             <w:vAlign w:val="center"/>
             <w:tcMar>
               <w:top w:w="80" w:type="dxa"/>
               <w:bottom w:w="80" w:type="dxa"/>
-              <w:start w:w="120" w:type="dxa"/>
-              <w:end w:w="120" w:type="dxa"/>
+              <w:left w:w="120" w:type="dxa"/>
+              <w:right w:w="120" w:type="dxa"/>
             </w:tcMar>
+            <w:shd w:fill="FFFFFF"/>
           </w:tcPr>
           <w:p>
             <w:pPr>
-              <w:spacing w:before="0" w:after="40" w:line="252" w:lineRule="auto"/>
+              <w:spacing w:after="0"/>
             </w:pPr>
+            <w:r/>
             <w:r>
               <w:rPr>
-                <w:rFonts w:ascii="Calibri" w:hAnsi="Calibri"/>
-                <w:b w:val="0"/>
-                <w:color w:val="0B2545"/>
-                <w:sz w:val="18"/>
+                <w:sz w:val="16"/>
               </w:rPr>
-              <w:t>Weeks 5-7</w:t>
+              <w:t>Weeks 4-7</w:t>
             </w:r>
           </w:p>
         </w:tc>
         <w:tc>
           <w:tcPr>
-            <w:tcW w:type="dxa" w:w="3750"/>
+            <w:tcW w:type="dxa" w:w="2340"/>
             <w:vAlign w:val="center"/>
             <w:tcMar>
               <w:top w:w="80" w:type="dxa"/>
               <w:bottom w:w="80" w:type="dxa"/>
-              <w:start w:w="120" w:type="dxa"/>
-              <w:end w:w="120" w:type="dxa"/>
+              <w:left w:w="120" w:type="dxa"/>
+              <w:right w:w="120" w:type="dxa"/>
             </w:tcMar>
+            <w:shd w:fill="FFFFFF"/>
           </w:tcPr>
           <w:p>
             <w:pPr>
-              <w:spacing w:before="0" w:after="40" w:line="252" w:lineRule="auto"/>
+              <w:spacing w:after="0"/>
             </w:pPr>
+            <w:r/>
             <w:r>
               <w:rPr>
-                <w:rFonts w:ascii="Calibri" w:hAnsi="Calibri"/>
-                <w:b w:val="0"/>
-                <w:color w:val="0B2545"/>
-                <w:sz w:val="18"/>
+                <w:sz w:val="16"/>
               </w:rPr>
-              <w:t>Load or enter data, reconcile counts, validate migrated records, prepare attachments and identifiers.</w:t>
+              <w:t>Configure commercial, procurement, warehouse, catalog, pricing, POS, contracts, documents, projects, tasks, fleet, maintenance, HR, attendance, leave and payroll masters.</w:t>
             </w:r>
           </w:p>
         </w:tc>
         <w:tc>
           <w:tcPr>
-            <w:tcW w:type="dxa" w:w="2360"/>
+            <w:tcW w:type="dxa" w:w="2340"/>
             <w:vAlign w:val="center"/>
             <w:tcMar>
               <w:top w:w="80" w:type="dxa"/>
               <w:bottom w:w="80" w:type="dxa"/>
-              <w:start w:w="120" w:type="dxa"/>
-              <w:end w:w="120" w:type="dxa"/>
+              <w:left w:w="120" w:type="dxa"/>
+              <w:right w:w="120" w:type="dxa"/>
             </w:tcMar>
+            <w:shd w:fill="FFFFFF"/>
           </w:tcPr>
           <w:p>
             <w:pPr>
-              <w:spacing w:before="0" w:after="40" w:line="252" w:lineRule="auto"/>
+              <w:spacing w:after="0"/>
             </w:pPr>
+            <w:r/>
             <w:r>
               <w:rPr>
-                <w:rFonts w:ascii="Calibri" w:hAnsi="Calibri"/>
-                <w:b w:val="0"/>
-                <w:color w:val="0B2545"/>
-                <w:sz w:val="18"/>
+                <w:sz w:val="16"/>
+              </w:rPr>
+              <w:t>Configuration workbook, module readiness evidence.</w:t>
+            </w:r>
+          </w:p>
+        </w:tc>
+      </w:tr>
+      <w:tr>
+        <w:tc>
+          <w:tcPr>
+            <w:tcW w:type="dxa" w:w="2340"/>
+            <w:vAlign w:val="center"/>
+            <w:tcMar>
+              <w:top w:w="80" w:type="dxa"/>
+              <w:bottom w:w="80" w:type="dxa"/>
+              <w:left w:w="120" w:type="dxa"/>
+              <w:right w:w="120" w:type="dxa"/>
+            </w:tcMar>
+            <w:shd w:fill="FFFFFF"/>
+          </w:tcPr>
+          <w:p>
+            <w:pPr>
+              <w:spacing w:after="0"/>
+            </w:pPr>
+            <w:r/>
+            <w:r>
+              <w:rPr>
+                <w:sz w:val="16"/>
+              </w:rPr>
+              <w:t>6. Migration and Reconciliation</w:t>
+            </w:r>
+          </w:p>
+        </w:tc>
+        <w:tc>
+          <w:tcPr>
+            <w:tcW w:type="dxa" w:w="2340"/>
+            <w:vAlign w:val="center"/>
+            <w:tcMar>
+              <w:top w:w="80" w:type="dxa"/>
+              <w:bottom w:w="80" w:type="dxa"/>
+              <w:left w:w="120" w:type="dxa"/>
+              <w:right w:w="120" w:type="dxa"/>
+            </w:tcMar>
+            <w:shd w:fill="FFFFFF"/>
+          </w:tcPr>
+          <w:p>
+            <w:pPr>
+              <w:spacing w:after="0"/>
+            </w:pPr>
+            <w:r/>
+            <w:r>
+              <w:rPr>
+                <w:sz w:val="16"/>
+              </w:rPr>
+              <w:t>Weeks 5-8</w:t>
+            </w:r>
+          </w:p>
+        </w:tc>
+        <w:tc>
+          <w:tcPr>
+            <w:tcW w:type="dxa" w:w="2340"/>
+            <w:vAlign w:val="center"/>
+            <w:tcMar>
+              <w:top w:w="80" w:type="dxa"/>
+              <w:bottom w:w="80" w:type="dxa"/>
+              <w:left w:w="120" w:type="dxa"/>
+              <w:right w:w="120" w:type="dxa"/>
+            </w:tcMar>
+            <w:shd w:fill="FFFFFF"/>
+          </w:tcPr>
+          <w:p>
+            <w:pPr>
+              <w:spacing w:after="0"/>
+            </w:pPr>
+            <w:r/>
+            <w:r>
+              <w:rPr>
+                <w:sz w:val="16"/>
+              </w:rPr>
+              <w:t>Load or enter data, reconcile counts, validate opening balances, validate employee records, prepare attachments and identifiers.</w:t>
+            </w:r>
+          </w:p>
+        </w:tc>
+        <w:tc>
+          <w:tcPr>
+            <w:tcW w:type="dxa" w:w="2340"/>
+            <w:vAlign w:val="center"/>
+            <w:tcMar>
+              <w:top w:w="80" w:type="dxa"/>
+              <w:bottom w:w="80" w:type="dxa"/>
+              <w:left w:w="120" w:type="dxa"/>
+              <w:right w:w="120" w:type="dxa"/>
+            </w:tcMar>
+            <w:shd w:fill="FFFFFF"/>
+          </w:tcPr>
+          <w:p>
+            <w:pPr>
+              <w:spacing w:after="0"/>
+            </w:pPr>
+            <w:r/>
+            <w:r>
+              <w:rPr>
+                <w:sz w:val="16"/>
               </w:rPr>
               <w:t>Migration reconciliation, exception log, data sign-off.</w:t>
             </w:r>
@@ -1952,103 +2974,99 @@
       <w:tr>
         <w:tc>
           <w:tcPr>
-            <w:tcW w:type="dxa" w:w="1750"/>
+            <w:tcW w:type="dxa" w:w="2340"/>
             <w:vAlign w:val="center"/>
             <w:tcMar>
               <w:top w:w="80" w:type="dxa"/>
               <w:bottom w:w="80" w:type="dxa"/>
-              <w:start w:w="120" w:type="dxa"/>
-              <w:end w:w="120" w:type="dxa"/>
+              <w:left w:w="120" w:type="dxa"/>
+              <w:right w:w="120" w:type="dxa"/>
             </w:tcMar>
+            <w:shd w:fill="FFFFFF"/>
           </w:tcPr>
           <w:p>
             <w:pPr>
-              <w:spacing w:before="0" w:after="40" w:line="252" w:lineRule="auto"/>
+              <w:spacing w:after="0"/>
             </w:pPr>
+            <w:r/>
             <w:r>
               <w:rPr>
-                <w:rFonts w:ascii="Calibri" w:hAnsi="Calibri"/>
-                <w:b w:val="0"/>
-                <w:color w:val="0B2545"/>
-                <w:sz w:val="18"/>
+                <w:sz w:val="16"/>
               </w:rPr>
-              <w:t>6. Testing</w:t>
+              <w:t>7. Testing</w:t>
             </w:r>
           </w:p>
         </w:tc>
         <w:tc>
           <w:tcPr>
-            <w:tcW w:type="dxa" w:w="1500"/>
+            <w:tcW w:type="dxa" w:w="2340"/>
             <w:vAlign w:val="center"/>
             <w:tcMar>
               <w:top w:w="80" w:type="dxa"/>
               <w:bottom w:w="80" w:type="dxa"/>
-              <w:start w:w="120" w:type="dxa"/>
-              <w:end w:w="120" w:type="dxa"/>
+              <w:left w:w="120" w:type="dxa"/>
+              <w:right w:w="120" w:type="dxa"/>
             </w:tcMar>
+            <w:shd w:fill="FFFFFF"/>
           </w:tcPr>
           <w:p>
             <w:pPr>
-              <w:spacing w:before="0" w:after="40" w:line="252" w:lineRule="auto"/>
+              <w:spacing w:after="0"/>
             </w:pPr>
+            <w:r/>
             <w:r>
               <w:rPr>
-                <w:rFonts w:ascii="Calibri" w:hAnsi="Calibri"/>
-                <w:b w:val="0"/>
-                <w:color w:val="0B2545"/>
-                <w:sz w:val="18"/>
+                <w:sz w:val="16"/>
               </w:rPr>
-              <w:t>Weeks 6-8</w:t>
+              <w:t>Weeks 6-9</w:t>
             </w:r>
           </w:p>
         </w:tc>
         <w:tc>
           <w:tcPr>
-            <w:tcW w:type="dxa" w:w="3750"/>
+            <w:tcW w:type="dxa" w:w="2340"/>
             <w:vAlign w:val="center"/>
             <w:tcMar>
               <w:top w:w="80" w:type="dxa"/>
               <w:bottom w:w="80" w:type="dxa"/>
-              <w:start w:w="120" w:type="dxa"/>
-              <w:end w:w="120" w:type="dxa"/>
+              <w:left w:w="120" w:type="dxa"/>
+              <w:right w:w="120" w:type="dxa"/>
             </w:tcMar>
+            <w:shd w:fill="FFFFFF"/>
           </w:tcPr>
           <w:p>
             <w:pPr>
-              <w:spacing w:before="0" w:after="40" w:line="252" w:lineRule="auto"/>
+              <w:spacing w:after="0"/>
             </w:pPr>
+            <w:r/>
             <w:r>
               <w:rPr>
-                <w:rFonts w:ascii="Calibri" w:hAnsi="Calibri"/>
-                <w:b w:val="0"/>
-                <w:color w:val="0B2545"/>
-                <w:sz w:val="18"/>
+                <w:sz w:val="16"/>
               </w:rPr>
-              <w:t>SIT, UAT, role-based workflows, payroll parallel run if payroll is in scope, security testing.</w:t>
+              <w:t>SIT, UAT, role-based workflows, finance posting checks, inventory movement checks, POS scenarios, payroll parallel run if payroll is in scope and security testing.</w:t>
             </w:r>
           </w:p>
         </w:tc>
         <w:tc>
           <w:tcPr>
-            <w:tcW w:type="dxa" w:w="2360"/>
+            <w:tcW w:type="dxa" w:w="2340"/>
             <w:vAlign w:val="center"/>
             <w:tcMar>
               <w:top w:w="80" w:type="dxa"/>
               <w:bottom w:w="80" w:type="dxa"/>
-              <w:start w:w="120" w:type="dxa"/>
-              <w:end w:w="120" w:type="dxa"/>
+              <w:left w:w="120" w:type="dxa"/>
+              <w:right w:w="120" w:type="dxa"/>
             </w:tcMar>
+            <w:shd w:fill="FFFFFF"/>
           </w:tcPr>
           <w:p>
             <w:pPr>
-              <w:spacing w:before="0" w:after="40" w:line="252" w:lineRule="auto"/>
+              <w:spacing w:after="0"/>
             </w:pPr>
+            <w:r/>
             <w:r>
               <w:rPr>
-                <w:rFonts w:ascii="Calibri" w:hAnsi="Calibri"/>
-                <w:b w:val="0"/>
-                <w:color w:val="0B2545"/>
-                <w:sz w:val="18"/>
+                <w:sz w:val="16"/>
               </w:rPr>
               <w:t>Test plan results, UAT sign-off.</w:t>
             </w:r>
@@ -2058,103 +3076,99 @@
       <w:tr>
         <w:tc>
           <w:tcPr>
-            <w:tcW w:type="dxa" w:w="1750"/>
+            <w:tcW w:type="dxa" w:w="2340"/>
             <w:vAlign w:val="center"/>
             <w:tcMar>
               <w:top w:w="80" w:type="dxa"/>
               <w:bottom w:w="80" w:type="dxa"/>
-              <w:start w:w="120" w:type="dxa"/>
-              <w:end w:w="120" w:type="dxa"/>
+              <w:left w:w="120" w:type="dxa"/>
+              <w:right w:w="120" w:type="dxa"/>
             </w:tcMar>
+            <w:shd w:fill="FFFFFF"/>
           </w:tcPr>
           <w:p>
             <w:pPr>
-              <w:spacing w:before="0" w:after="40" w:line="252" w:lineRule="auto"/>
+              <w:spacing w:after="0"/>
             </w:pPr>
+            <w:r/>
             <w:r>
               <w:rPr>
-                <w:rFonts w:ascii="Calibri" w:hAnsi="Calibri"/>
-                <w:b w:val="0"/>
-                <w:color w:val="0B2545"/>
-                <w:sz w:val="18"/>
+                <w:sz w:val="16"/>
               </w:rPr>
-              <w:t>7. Training and Change</w:t>
+              <w:t>8. Training and Change</w:t>
             </w:r>
           </w:p>
         </w:tc>
         <w:tc>
           <w:tcPr>
-            <w:tcW w:type="dxa" w:w="1500"/>
+            <w:tcW w:type="dxa" w:w="2340"/>
             <w:vAlign w:val="center"/>
             <w:tcMar>
               <w:top w:w="80" w:type="dxa"/>
               <w:bottom w:w="80" w:type="dxa"/>
-              <w:start w:w="120" w:type="dxa"/>
-              <w:end w:w="120" w:type="dxa"/>
+              <w:left w:w="120" w:type="dxa"/>
+              <w:right w:w="120" w:type="dxa"/>
             </w:tcMar>
+            <w:shd w:fill="FFFFFF"/>
           </w:tcPr>
           <w:p>
             <w:pPr>
-              <w:spacing w:before="0" w:after="40" w:line="252" w:lineRule="auto"/>
+              <w:spacing w:after="0"/>
             </w:pPr>
+            <w:r/>
             <w:r>
               <w:rPr>
-                <w:rFonts w:ascii="Calibri" w:hAnsi="Calibri"/>
-                <w:b w:val="0"/>
-                <w:color w:val="0B2545"/>
-                <w:sz w:val="18"/>
+                <w:sz w:val="16"/>
               </w:rPr>
-              <w:t>Weeks 7-9</w:t>
+              <w:t>Weeks 8-10</w:t>
             </w:r>
           </w:p>
         </w:tc>
         <w:tc>
           <w:tcPr>
-            <w:tcW w:type="dxa" w:w="3750"/>
+            <w:tcW w:type="dxa" w:w="2340"/>
             <w:vAlign w:val="center"/>
             <w:tcMar>
               <w:top w:w="80" w:type="dxa"/>
               <w:bottom w:w="80" w:type="dxa"/>
-              <w:start w:w="120" w:type="dxa"/>
-              <w:end w:w="120" w:type="dxa"/>
+              <w:left w:w="120" w:type="dxa"/>
+              <w:right w:w="120" w:type="dxa"/>
             </w:tcMar>
+            <w:shd w:fill="FFFFFF"/>
           </w:tcPr>
           <w:p>
             <w:pPr>
-              <w:spacing w:before="0" w:after="40" w:line="252" w:lineRule="auto"/>
+              <w:spacing w:after="0"/>
             </w:pPr>
+            <w:r/>
             <w:r>
               <w:rPr>
-                <w:rFonts w:ascii="Calibri" w:hAnsi="Calibri"/>
-                <w:b w:val="0"/>
-                <w:color w:val="0B2545"/>
-                <w:sz w:val="18"/>
+                <w:sz w:val="16"/>
               </w:rPr>
-              <w:t>Train administrators, HR, payroll, managers, employees, and specialist roles.</w:t>
+              <w:t>Train administrators, finance, sales, procurement, warehouse, POS, business-line users, HR, payroll, managers, employees and specialist roles.</w:t>
             </w:r>
           </w:p>
         </w:tc>
         <w:tc>
           <w:tcPr>
-            <w:tcW w:type="dxa" w:w="2360"/>
+            <w:tcW w:type="dxa" w:w="2340"/>
             <w:vAlign w:val="center"/>
             <w:tcMar>
               <w:top w:w="80" w:type="dxa"/>
               <w:bottom w:w="80" w:type="dxa"/>
-              <w:start w:w="120" w:type="dxa"/>
-              <w:end w:w="120" w:type="dxa"/>
+              <w:left w:w="120" w:type="dxa"/>
+              <w:right w:w="120" w:type="dxa"/>
             </w:tcMar>
+            <w:shd w:fill="FFFFFF"/>
           </w:tcPr>
           <w:p>
             <w:pPr>
-              <w:spacing w:before="0" w:after="40" w:line="252" w:lineRule="auto"/>
+              <w:spacing w:after="0"/>
             </w:pPr>
+            <w:r/>
             <w:r>
               <w:rPr>
-                <w:rFonts w:ascii="Calibri" w:hAnsi="Calibri"/>
-                <w:b w:val="0"/>
-                <w:color w:val="0B2545"/>
-                <w:sz w:val="18"/>
+                <w:sz w:val="16"/>
               </w:rPr>
               <w:t>Training attendance, quick references, readiness report.</w:t>
             </w:r>
@@ -2164,77 +3178,74 @@
       <w:tr>
         <w:tc>
           <w:tcPr>
-            <w:tcW w:type="dxa" w:w="1750"/>
+            <w:tcW w:type="dxa" w:w="2340"/>
             <w:vAlign w:val="center"/>
             <w:tcMar>
               <w:top w:w="80" w:type="dxa"/>
               <w:bottom w:w="80" w:type="dxa"/>
-              <w:start w:w="120" w:type="dxa"/>
-              <w:end w:w="120" w:type="dxa"/>
+              <w:left w:w="120" w:type="dxa"/>
+              <w:right w:w="120" w:type="dxa"/>
             </w:tcMar>
+            <w:shd w:fill="FFFFFF"/>
           </w:tcPr>
           <w:p>
             <w:pPr>
-              <w:spacing w:before="0" w:after="40" w:line="252" w:lineRule="auto"/>
+              <w:spacing w:after="0"/>
             </w:pPr>
+            <w:r/>
             <w:r>
               <w:rPr>
-                <w:rFonts w:ascii="Calibri" w:hAnsi="Calibri"/>
-                <w:b w:val="0"/>
-                <w:color w:val="0B2545"/>
-                <w:sz w:val="18"/>
+                <w:sz w:val="16"/>
               </w:rPr>
-              <w:t>8. Cutover and Go-Live</w:t>
+              <w:t>9. Cutover and Go-Live</w:t>
             </w:r>
           </w:p>
         </w:tc>
         <w:tc>
           <w:tcPr>
-            <w:tcW w:type="dxa" w:w="1500"/>
+            <w:tcW w:type="dxa" w:w="2340"/>
             <w:vAlign w:val="center"/>
             <w:tcMar>
               <w:top w:w="80" w:type="dxa"/>
               <w:bottom w:w="80" w:type="dxa"/>
-              <w:start w:w="120" w:type="dxa"/>
-              <w:end w:w="120" w:type="dxa"/>
+              <w:left w:w="120" w:type="dxa"/>
+              <w:right w:w="120" w:type="dxa"/>
             </w:tcMar>
+            <w:shd w:fill="FFFFFF"/>
           </w:tcPr>
           <w:p>
             <w:pPr>
-              <w:spacing w:before="0" w:after="40" w:line="252" w:lineRule="auto"/>
+              <w:spacing w:after="0"/>
             </w:pPr>
+            <w:r/>
             <w:r>
               <w:rPr>
-                <w:rFonts w:ascii="Calibri" w:hAnsi="Calibri"/>
-                <w:b w:val="0"/>
-                <w:color w:val="0B2545"/>
-                <w:sz w:val="18"/>
+                <w:sz w:val="16"/>
               </w:rPr>
-              <w:t>Week 10</w:t>
+              <w:t>Week 11</w:t>
             </w:r>
           </w:p>
         </w:tc>
         <w:tc>
           <w:tcPr>
-            <w:tcW w:type="dxa" w:w="3750"/>
+            <w:tcW w:type="dxa" w:w="2340"/>
             <w:vAlign w:val="center"/>
             <w:tcMar>
               <w:top w:w="80" w:type="dxa"/>
               <w:bottom w:w="80" w:type="dxa"/>
-              <w:start w:w="120" w:type="dxa"/>
-              <w:end w:w="120" w:type="dxa"/>
+              <w:left w:w="120" w:type="dxa"/>
+              <w:right w:w="120" w:type="dxa"/>
             </w:tcMar>
+            <w:shd w:fill="FFFFFF"/>
           </w:tcPr>
           <w:p>
             <w:pPr>
-              <w:spacing w:before="0" w:after="40" w:line="252" w:lineRule="auto"/>
+              <w:spacing w:after="0"/>
             </w:pPr>
+            <w:r/>
             <w:r>
               <w:rPr>
-                <w:rFonts w:ascii="Calibri" w:hAnsi="Calibri"/>
-                <w:b w:val="0"/>
-                <w:color w:val="0B2545"/>
-                <w:sz w:val="18"/>
+                <w:sz w:val="16"/>
               </w:rPr>
               <w:t>Freeze source changes, final migration, final validation, enable users, go-live communications.</w:t>
             </w:r>
@@ -2242,25 +3253,24 @@
         </w:tc>
         <w:tc>
           <w:tcPr>
-            <w:tcW w:type="dxa" w:w="2360"/>
+            <w:tcW w:type="dxa" w:w="2340"/>
             <w:vAlign w:val="center"/>
             <w:tcMar>
               <w:top w:w="80" w:type="dxa"/>
               <w:bottom w:w="80" w:type="dxa"/>
-              <w:start w:w="120" w:type="dxa"/>
-              <w:end w:w="120" w:type="dxa"/>
+              <w:left w:w="120" w:type="dxa"/>
+              <w:right w:w="120" w:type="dxa"/>
             </w:tcMar>
+            <w:shd w:fill="FFFFFF"/>
           </w:tcPr>
           <w:p>
             <w:pPr>
-              <w:spacing w:before="0" w:after="40" w:line="252" w:lineRule="auto"/>
+              <w:spacing w:after="0"/>
             </w:pPr>
+            <w:r/>
             <w:r>
               <w:rPr>
-                <w:rFonts w:ascii="Calibri" w:hAnsi="Calibri"/>
-                <w:b w:val="0"/>
-                <w:color w:val="0B2545"/>
-                <w:sz w:val="18"/>
+                <w:sz w:val="16"/>
               </w:rPr>
               <w:t>Cutover checklist, go-live sign-off.</w:t>
             </w:r>
@@ -2270,103 +3280,99 @@
       <w:tr>
         <w:tc>
           <w:tcPr>
-            <w:tcW w:type="dxa" w:w="1750"/>
+            <w:tcW w:type="dxa" w:w="2340"/>
             <w:vAlign w:val="center"/>
             <w:tcMar>
               <w:top w:w="80" w:type="dxa"/>
               <w:bottom w:w="80" w:type="dxa"/>
-              <w:start w:w="120" w:type="dxa"/>
-              <w:end w:w="120" w:type="dxa"/>
+              <w:left w:w="120" w:type="dxa"/>
+              <w:right w:w="120" w:type="dxa"/>
             </w:tcMar>
+            <w:shd w:fill="FFFFFF"/>
           </w:tcPr>
           <w:p>
             <w:pPr>
-              <w:spacing w:before="0" w:after="40" w:line="252" w:lineRule="auto"/>
+              <w:spacing w:after="0"/>
             </w:pPr>
+            <w:r/>
             <w:r>
               <w:rPr>
-                <w:rFonts w:ascii="Calibri" w:hAnsi="Calibri"/>
-                <w:b w:val="0"/>
-                <w:color w:val="0B2545"/>
-                <w:sz w:val="18"/>
+                <w:sz w:val="16"/>
               </w:rPr>
-              <w:t>9. Hypercare</w:t>
+              <w:t>10. Hypercare</w:t>
             </w:r>
           </w:p>
         </w:tc>
         <w:tc>
           <w:tcPr>
-            <w:tcW w:type="dxa" w:w="1500"/>
+            <w:tcW w:type="dxa" w:w="2340"/>
             <w:vAlign w:val="center"/>
             <w:tcMar>
               <w:top w:w="80" w:type="dxa"/>
               <w:bottom w:w="80" w:type="dxa"/>
-              <w:start w:w="120" w:type="dxa"/>
-              <w:end w:w="120" w:type="dxa"/>
+              <w:left w:w="120" w:type="dxa"/>
+              <w:right w:w="120" w:type="dxa"/>
             </w:tcMar>
+            <w:shd w:fill="FFFFFF"/>
           </w:tcPr>
           <w:p>
             <w:pPr>
-              <w:spacing w:before="0" w:after="40" w:line="252" w:lineRule="auto"/>
+              <w:spacing w:after="0"/>
             </w:pPr>
+            <w:r/>
             <w:r>
               <w:rPr>
-                <w:rFonts w:ascii="Calibri" w:hAnsi="Calibri"/>
-                <w:b w:val="0"/>
-                <w:color w:val="0B2545"/>
-                <w:sz w:val="18"/>
+                <w:sz w:val="16"/>
               </w:rPr>
-              <w:t>Weeks 10-12</w:t>
+              <w:t>Weeks 11-13</w:t>
             </w:r>
           </w:p>
         </w:tc>
         <w:tc>
           <w:tcPr>
-            <w:tcW w:type="dxa" w:w="3750"/>
+            <w:tcW w:type="dxa" w:w="2340"/>
             <w:vAlign w:val="center"/>
             <w:tcMar>
               <w:top w:w="80" w:type="dxa"/>
               <w:bottom w:w="80" w:type="dxa"/>
-              <w:start w:w="120" w:type="dxa"/>
-              <w:end w:w="120" w:type="dxa"/>
+              <w:left w:w="120" w:type="dxa"/>
+              <w:right w:w="120" w:type="dxa"/>
             </w:tcMar>
+            <w:shd w:fill="FFFFFF"/>
           </w:tcPr>
           <w:p>
             <w:pPr>
-              <w:spacing w:before="0" w:after="40" w:line="252" w:lineRule="auto"/>
+              <w:spacing w:after="0"/>
             </w:pPr>
+            <w:r/>
             <w:r>
               <w:rPr>
-                <w:rFonts w:ascii="Calibri" w:hAnsi="Calibri"/>
-                <w:b w:val="0"/>
-                <w:color w:val="0B2545"/>
-                <w:sz w:val="18"/>
+                <w:sz w:val="16"/>
               </w:rPr>
-              <w:t>Daily triage, issue resolution, adoption support, handover to support.</w:t>
+              <w:t>Daily triage, issue resolution, adoption support, report reconciliation and handover to support.</w:t>
             </w:r>
           </w:p>
         </w:tc>
         <w:tc>
           <w:tcPr>
-            <w:tcW w:type="dxa" w:w="2360"/>
+            <w:tcW w:type="dxa" w:w="2340"/>
             <w:vAlign w:val="center"/>
             <w:tcMar>
               <w:top w:w="80" w:type="dxa"/>
               <w:bottom w:w="80" w:type="dxa"/>
-              <w:start w:w="120" w:type="dxa"/>
-              <w:end w:w="120" w:type="dxa"/>
+              <w:left w:w="120" w:type="dxa"/>
+              <w:right w:w="120" w:type="dxa"/>
             </w:tcMar>
+            <w:shd w:fill="FFFFFF"/>
           </w:tcPr>
           <w:p>
             <w:pPr>
-              <w:spacing w:before="0" w:after="40" w:line="252" w:lineRule="auto"/>
+              <w:spacing w:after="0"/>
             </w:pPr>
+            <w:r/>
             <w:r>
               <w:rPr>
-                <w:rFonts w:ascii="Calibri" w:hAnsi="Calibri"/>
-                <w:b w:val="0"/>
-                <w:color w:val="0B2545"/>
-                <w:sz w:val="18"/>
+                <w:sz w:val="16"/>
               </w:rPr>
               <w:t>Hypercare log, support handover, post-go-live review.</w:t>
             </w:r>
@@ -2374,14 +3380,10 @@
         </w:tc>
       </w:tr>
     </w:tbl>
+    <w:p/>
     <w:p>
       <w:pPr>
-        <w:spacing w:before="0" w:after="40" w:line="264" w:lineRule="auto"/>
-      </w:pPr>
-    </w:p>
-    <w:p>
-      <w:pPr>
-        <w:pStyle w:val="Heading1"/>
+        <w:pStyle w:val="Heading2"/>
       </w:pPr>
       <w:r>
         <w:t>Workstreams</w:t>
@@ -2389,40 +3391,47 @@
     </w:p>
     <w:tbl>
       <w:tblPr>
-        <w:tblStyle w:val="TableGrid"/>
         <w:tblW w:type="dxa" w:w="9360"/>
-        <w:jc w:val="left"/>
+        <w:jc w:val="center"/>
+        <w:tblLayout w:type="fixed"/>
         <w:tblLook w:firstColumn="1" w:firstRow="1" w:lastColumn="0" w:lastRow="0" w:noHBand="0" w:noVBand="1" w:val="04A0"/>
         <w:tblInd w:w="120" w:type="dxa"/>
-        <w:tblLayout w:type="fixed"/>
+        <w:tblBorders>
+          <w:top w:val="single" w:sz="4" w:space="0" w:color="D9E2EC"/>
+          <w:left w:val="single" w:sz="4" w:space="0" w:color="D9E2EC"/>
+          <w:bottom w:val="single" w:sz="4" w:space="0" w:color="D9E2EC"/>
+          <w:right w:val="single" w:sz="4" w:space="0" w:color="D9E2EC"/>
+          <w:insideH w:val="single" w:sz="4" w:space="0" w:color="D9E2EC"/>
+          <w:insideV w:val="single" w:sz="4" w:space="0" w:color="D9E2EC"/>
+        </w:tblBorders>
       </w:tblPr>
       <w:tblGrid>
-        <w:gridCol w:w="2300"/>
-        <w:gridCol w:w="7060"/>
+        <w:gridCol w:w="4680"/>
+        <w:gridCol w:w="4680"/>
       </w:tblGrid>
       <w:tr>
         <w:tc>
           <w:tcPr>
-            <w:tcW w:type="dxa" w:w="2300"/>
-            <w:shd w:fill="F2F4F7"/>
+            <w:tcW w:type="dxa" w:w="4680"/>
             <w:vAlign w:val="center"/>
             <w:tcMar>
               <w:top w:w="80" w:type="dxa"/>
               <w:bottom w:w="80" w:type="dxa"/>
-              <w:start w:w="120" w:type="dxa"/>
-              <w:end w:w="120" w:type="dxa"/>
+              <w:left w:w="120" w:type="dxa"/>
+              <w:right w:w="120" w:type="dxa"/>
             </w:tcMar>
+            <w:shd w:fill="E8EEF5"/>
           </w:tcPr>
           <w:p>
             <w:pPr>
-              <w:spacing w:before="0" w:after="40" w:line="252" w:lineRule="auto"/>
+              <w:spacing w:after="0"/>
             </w:pPr>
+            <w:r/>
             <w:r>
               <w:rPr>
-                <w:rFonts w:ascii="Calibri" w:hAnsi="Calibri"/>
                 <w:b/>
                 <w:color w:val="0B2545"/>
-                <w:sz w:val="19"/>
+                <w:sz w:val="16"/>
               </w:rPr>
               <w:t>Workstream</w:t>
             </w:r>
@@ -2430,26 +3439,26 @@
         </w:tc>
         <w:tc>
           <w:tcPr>
-            <w:tcW w:type="dxa" w:w="7060"/>
-            <w:shd w:fill="F2F4F7"/>
+            <w:tcW w:type="dxa" w:w="4680"/>
             <w:vAlign w:val="center"/>
             <w:tcMar>
               <w:top w:w="80" w:type="dxa"/>
               <w:bottom w:w="80" w:type="dxa"/>
-              <w:start w:w="120" w:type="dxa"/>
-              <w:end w:w="120" w:type="dxa"/>
+              <w:left w:w="120" w:type="dxa"/>
+              <w:right w:w="120" w:type="dxa"/>
             </w:tcMar>
+            <w:shd w:fill="E8EEF5"/>
           </w:tcPr>
           <w:p>
             <w:pPr>
-              <w:spacing w:before="0" w:after="40" w:line="252" w:lineRule="auto"/>
+              <w:spacing w:after="0"/>
             </w:pPr>
+            <w:r/>
             <w:r>
               <w:rPr>
-                <w:rFonts w:ascii="Calibri" w:hAnsi="Calibri"/>
                 <w:b/>
                 <w:color w:val="0B2545"/>
-                <w:sz w:val="19"/>
+                <w:sz w:val="16"/>
               </w:rPr>
               <w:t>Scope</w:t>
             </w:r>
@@ -2459,25 +3468,24 @@
       <w:tr>
         <w:tc>
           <w:tcPr>
-            <w:tcW w:type="dxa" w:w="2300"/>
+            <w:tcW w:type="dxa" w:w="4680"/>
             <w:vAlign w:val="center"/>
             <w:tcMar>
               <w:top w:w="80" w:type="dxa"/>
               <w:bottom w:w="80" w:type="dxa"/>
-              <w:start w:w="120" w:type="dxa"/>
-              <w:end w:w="120" w:type="dxa"/>
+              <w:left w:w="120" w:type="dxa"/>
+              <w:right w:w="120" w:type="dxa"/>
             </w:tcMar>
+            <w:shd w:fill="FFFFFF"/>
           </w:tcPr>
           <w:p>
             <w:pPr>
-              <w:spacing w:before="0" w:after="40" w:line="252" w:lineRule="auto"/>
+              <w:spacing w:after="0"/>
             </w:pPr>
+            <w:r/>
             <w:r>
               <w:rPr>
-                <w:rFonts w:ascii="Calibri" w:hAnsi="Calibri"/>
-                <w:b w:val="0"/>
-                <w:color w:val="0B2545"/>
-                <w:sz w:val="18"/>
+                <w:sz w:val="16"/>
               </w:rPr>
               <w:t>Governance</w:t>
             </w:r>
@@ -2485,25 +3493,24 @@
         </w:tc>
         <w:tc>
           <w:tcPr>
-            <w:tcW w:type="dxa" w:w="7060"/>
+            <w:tcW w:type="dxa" w:w="4680"/>
             <w:vAlign w:val="center"/>
             <w:tcMar>
               <w:top w:w="80" w:type="dxa"/>
               <w:bottom w:w="80" w:type="dxa"/>
-              <w:start w:w="120" w:type="dxa"/>
-              <w:end w:w="120" w:type="dxa"/>
+              <w:left w:w="120" w:type="dxa"/>
+              <w:right w:w="120" w:type="dxa"/>
             </w:tcMar>
+            <w:shd w:fill="FFFFFF"/>
           </w:tcPr>
           <w:p>
             <w:pPr>
-              <w:spacing w:before="0" w:after="40" w:line="252" w:lineRule="auto"/>
+              <w:spacing w:after="0"/>
             </w:pPr>
+            <w:r/>
             <w:r>
               <w:rPr>
-                <w:rFonts w:ascii="Calibri" w:hAnsi="Calibri"/>
-                <w:b w:val="0"/>
-                <w:color w:val="0B2545"/>
-                <w:sz w:val="18"/>
+                <w:sz w:val="16"/>
               </w:rPr>
               <w:t>Kickoff, steering committee, status reporting, decisions, risks, issues, change requests.</w:t>
             </w:r>
@@ -2513,53 +3520,51 @@
       <w:tr>
         <w:tc>
           <w:tcPr>
-            <w:tcW w:type="dxa" w:w="2300"/>
+            <w:tcW w:type="dxa" w:w="4680"/>
             <w:vAlign w:val="center"/>
             <w:tcMar>
               <w:top w:w="80" w:type="dxa"/>
               <w:bottom w:w="80" w:type="dxa"/>
-              <w:start w:w="120" w:type="dxa"/>
-              <w:end w:w="120" w:type="dxa"/>
+              <w:left w:w="120" w:type="dxa"/>
+              <w:right w:w="120" w:type="dxa"/>
             </w:tcMar>
+            <w:shd w:fill="FFFFFF"/>
           </w:tcPr>
           <w:p>
             <w:pPr>
-              <w:spacing w:before="0" w:after="40" w:line="252" w:lineRule="auto"/>
+              <w:spacing w:after="0"/>
             </w:pPr>
+            <w:r/>
             <w:r>
               <w:rPr>
-                <w:rFonts w:ascii="Calibri" w:hAnsi="Calibri"/>
-                <w:b w:val="0"/>
-                <w:color w:val="0B2545"/>
-                <w:sz w:val="18"/>
+                <w:sz w:val="16"/>
               </w:rPr>
-              <w:t>Organization and Security</w:t>
+              <w:t>Organization, Business Lines and Security</w:t>
             </w:r>
           </w:p>
         </w:tc>
         <w:tc>
           <w:tcPr>
-            <w:tcW w:type="dxa" w:w="7060"/>
+            <w:tcW w:type="dxa" w:w="4680"/>
             <w:vAlign w:val="center"/>
             <w:tcMar>
               <w:top w:w="80" w:type="dxa"/>
               <w:bottom w:w="80" w:type="dxa"/>
-              <w:start w:w="120" w:type="dxa"/>
-              <w:end w:w="120" w:type="dxa"/>
+              <w:left w:w="120" w:type="dxa"/>
+              <w:right w:w="120" w:type="dxa"/>
             </w:tcMar>
+            <w:shd w:fill="FFFFFF"/>
           </w:tcPr>
           <w:p>
             <w:pPr>
-              <w:spacing w:before="0" w:after="40" w:line="252" w:lineRule="auto"/>
+              <w:spacing w:after="0"/>
             </w:pPr>
+            <w:r/>
             <w:r>
               <w:rPr>
-                <w:rFonts w:ascii="Calibri" w:hAnsi="Calibri"/>
-                <w:b w:val="0"/>
-                <w:color w:val="0B2545"/>
-                <w:sz w:val="18"/>
+                <w:sz w:val="16"/>
               </w:rPr>
-              <w:t>Company setup, branches, departments, administrations, roles, users, permission assignment, branch access.</w:t>
+              <w:t>Company setup, branches, departments, administrations, business lines, roles, users, permission assignment, branch access and StoreFront branch roles.</w:t>
             </w:r>
           </w:p>
         </w:tc>
@@ -2567,25 +3572,492 @@
       <w:tr>
         <w:tc>
           <w:tcPr>
-            <w:tcW w:type="dxa" w:w="2300"/>
+            <w:tcW w:type="dxa" w:w="4680"/>
             <w:vAlign w:val="center"/>
             <w:tcMar>
               <w:top w:w="80" w:type="dxa"/>
               <w:bottom w:w="80" w:type="dxa"/>
-              <w:start w:w="120" w:type="dxa"/>
-              <w:end w:w="120" w:type="dxa"/>
+              <w:left w:w="120" w:type="dxa"/>
+              <w:right w:w="120" w:type="dxa"/>
             </w:tcMar>
+            <w:shd w:fill="FFFFFF"/>
           </w:tcPr>
           <w:p>
             <w:pPr>
-              <w:spacing w:before="0" w:after="40" w:line="252" w:lineRule="auto"/>
+              <w:spacing w:after="0"/>
             </w:pPr>
+            <w:r/>
             <w:r>
               <w:rPr>
-                <w:rFonts w:ascii="Calibri" w:hAnsi="Calibri"/>
-                <w:b w:val="0"/>
-                <w:color w:val="0B2545"/>
-                <w:sz w:val="18"/>
+                <w:sz w:val="16"/>
+              </w:rPr>
+              <w:t>Accounting and Finance</w:t>
+            </w:r>
+          </w:p>
+        </w:tc>
+        <w:tc>
+          <w:tcPr>
+            <w:tcW w:type="dxa" w:w="4680"/>
+            <w:vAlign w:val="center"/>
+            <w:tcMar>
+              <w:top w:w="80" w:type="dxa"/>
+              <w:bottom w:w="80" w:type="dxa"/>
+              <w:left w:w="120" w:type="dxa"/>
+              <w:right w:w="120" w:type="dxa"/>
+            </w:tcMar>
+            <w:shd w:fill="FFFFFF"/>
+          </w:tcPr>
+          <w:p>
+            <w:pPr>
+              <w:spacing w:after="0"/>
+            </w:pPr>
+            <w:r/>
+            <w:r>
+              <w:rPr>
+                <w:sz w:val="16"/>
+              </w:rPr>
+              <w:t>Accounts, fiscal periods, taxes, posting profiles, bank/cash accounts, journals, invoices, payments, reconciliation, ZATCA and finance reporting.</w:t>
+            </w:r>
+          </w:p>
+        </w:tc>
+      </w:tr>
+      <w:tr>
+        <w:tc>
+          <w:tcPr>
+            <w:tcW w:type="dxa" w:w="4680"/>
+            <w:vAlign w:val="center"/>
+            <w:tcMar>
+              <w:top w:w="80" w:type="dxa"/>
+              <w:bottom w:w="80" w:type="dxa"/>
+              <w:left w:w="120" w:type="dxa"/>
+              <w:right w:w="120" w:type="dxa"/>
+            </w:tcMar>
+            <w:shd w:fill="FFFFFF"/>
+          </w:tcPr>
+          <w:p>
+            <w:pPr>
+              <w:spacing w:after="0"/>
+            </w:pPr>
+            <w:r/>
+            <w:r>
+              <w:rPr>
+                <w:sz w:val="16"/>
+              </w:rPr>
+              <w:t>Sales and Customers</w:t>
+            </w:r>
+          </w:p>
+        </w:tc>
+        <w:tc>
+          <w:tcPr>
+            <w:tcW w:type="dxa" w:w="4680"/>
+            <w:vAlign w:val="center"/>
+            <w:tcMar>
+              <w:top w:w="80" w:type="dxa"/>
+              <w:bottom w:w="80" w:type="dxa"/>
+              <w:left w:w="120" w:type="dxa"/>
+              <w:right w:w="120" w:type="dxa"/>
+            </w:tcMar>
+            <w:shd w:fill="FFFFFF"/>
+          </w:tcPr>
+          <w:p>
+            <w:pPr>
+              <w:spacing w:after="0"/>
+            </w:pPr>
+            <w:r/>
+            <w:r>
+              <w:rPr>
+                <w:sz w:val="16"/>
+              </w:rPr>
+              <w:t>Customers, groups, pricing profiles, quotations, order intake, sales orders, delivery notes and returns.</w:t>
+            </w:r>
+          </w:p>
+        </w:tc>
+      </w:tr>
+      <w:tr>
+        <w:tc>
+          <w:tcPr>
+            <w:tcW w:type="dxa" w:w="4680"/>
+            <w:vAlign w:val="center"/>
+            <w:tcMar>
+              <w:top w:w="80" w:type="dxa"/>
+              <w:bottom w:w="80" w:type="dxa"/>
+              <w:left w:w="120" w:type="dxa"/>
+              <w:right w:w="120" w:type="dxa"/>
+            </w:tcMar>
+            <w:shd w:fill="FFFFFF"/>
+          </w:tcPr>
+          <w:p>
+            <w:pPr>
+              <w:spacing w:after="0"/>
+            </w:pPr>
+            <w:r/>
+            <w:r>
+              <w:rPr>
+                <w:sz w:val="16"/>
+              </w:rPr>
+              <w:t>Procurement and Suppliers</w:t>
+            </w:r>
+          </w:p>
+        </w:tc>
+        <w:tc>
+          <w:tcPr>
+            <w:tcW w:type="dxa" w:w="4680"/>
+            <w:vAlign w:val="center"/>
+            <w:tcMar>
+              <w:top w:w="80" w:type="dxa"/>
+              <w:bottom w:w="80" w:type="dxa"/>
+              <w:left w:w="120" w:type="dxa"/>
+              <w:right w:w="120" w:type="dxa"/>
+            </w:tcMar>
+            <w:shd w:fill="FFFFFF"/>
+          </w:tcPr>
+          <w:p>
+            <w:pPr>
+              <w:spacing w:after="0"/>
+            </w:pPr>
+            <w:r/>
+            <w:r>
+              <w:rPr>
+                <w:sz w:val="16"/>
+              </w:rPr>
+              <w:t>Suppliers, supplier groups, procurement documents, vendor prices, supplier items, scorecards and reordering rules.</w:t>
+            </w:r>
+          </w:p>
+        </w:tc>
+      </w:tr>
+      <w:tr>
+        <w:tc>
+          <w:tcPr>
+            <w:tcW w:type="dxa" w:w="4680"/>
+            <w:vAlign w:val="center"/>
+            <w:tcMar>
+              <w:top w:w="80" w:type="dxa"/>
+              <w:bottom w:w="80" w:type="dxa"/>
+              <w:left w:w="120" w:type="dxa"/>
+              <w:right w:w="120" w:type="dxa"/>
+            </w:tcMar>
+            <w:shd w:fill="FFFFFF"/>
+          </w:tcPr>
+          <w:p>
+            <w:pPr>
+              <w:spacing w:after="0"/>
+            </w:pPr>
+            <w:r/>
+            <w:r>
+              <w:rPr>
+                <w:sz w:val="16"/>
+              </w:rPr>
+              <w:t>Catalog, Pricing, Warehouse and Inventory</w:t>
+            </w:r>
+          </w:p>
+        </w:tc>
+        <w:tc>
+          <w:tcPr>
+            <w:tcW w:type="dxa" w:w="4680"/>
+            <w:vAlign w:val="center"/>
+            <w:tcMar>
+              <w:top w:w="80" w:type="dxa"/>
+              <w:bottom w:w="80" w:type="dxa"/>
+              <w:left w:w="120" w:type="dxa"/>
+              <w:right w:w="120" w:type="dxa"/>
+            </w:tcMar>
+            <w:shd w:fill="FFFFFF"/>
+          </w:tcPr>
+          <w:p>
+            <w:pPr>
+              <w:spacing w:after="0"/>
+            </w:pPr>
+            <w:r/>
+            <w:r>
+              <w:rPr>
+                <w:sz w:val="16"/>
+              </w:rPr>
+              <w:t>Products, SKUs, categories, brands, units, variants, packages, price lists, warehouses, batches, assets, movements, transfers and stock operations.</w:t>
+            </w:r>
+          </w:p>
+        </w:tc>
+      </w:tr>
+      <w:tr>
+        <w:tc>
+          <w:tcPr>
+            <w:tcW w:type="dxa" w:w="4680"/>
+            <w:vAlign w:val="center"/>
+            <w:tcMar>
+              <w:top w:w="80" w:type="dxa"/>
+              <w:bottom w:w="80" w:type="dxa"/>
+              <w:left w:w="120" w:type="dxa"/>
+              <w:right w:w="120" w:type="dxa"/>
+            </w:tcMar>
+            <w:shd w:fill="FFFFFF"/>
+          </w:tcPr>
+          <w:p>
+            <w:pPr>
+              <w:spacing w:after="0"/>
+            </w:pPr>
+            <w:r/>
+            <w:r>
+              <w:rPr>
+                <w:sz w:val="16"/>
+              </w:rPr>
+              <w:t>POS and StoreFront</w:t>
+            </w:r>
+          </w:p>
+        </w:tc>
+        <w:tc>
+          <w:tcPr>
+            <w:tcW w:type="dxa" w:w="4680"/>
+            <w:vAlign w:val="center"/>
+            <w:tcMar>
+              <w:top w:w="80" w:type="dxa"/>
+              <w:bottom w:w="80" w:type="dxa"/>
+              <w:left w:w="120" w:type="dxa"/>
+              <w:right w:w="120" w:type="dxa"/>
+            </w:tcMar>
+            <w:shd w:fill="FFFFFF"/>
+          </w:tcPr>
+          <w:p>
+            <w:pPr>
+              <w:spacing w:after="0"/>
+            </w:pPr>
+            <w:r/>
+            <w:r>
+              <w:rPr>
+                <w:sz w:val="16"/>
+              </w:rPr>
+              <w:t>StoreFront organization, stores, departments, POS operation, cashier readiness and daily reconciliation.</w:t>
+            </w:r>
+          </w:p>
+        </w:tc>
+      </w:tr>
+      <w:tr>
+        <w:tc>
+          <w:tcPr>
+            <w:tcW w:type="dxa" w:w="4680"/>
+            <w:vAlign w:val="center"/>
+            <w:tcMar>
+              <w:top w:w="80" w:type="dxa"/>
+              <w:bottom w:w="80" w:type="dxa"/>
+              <w:left w:w="120" w:type="dxa"/>
+              <w:right w:w="120" w:type="dxa"/>
+            </w:tcMar>
+            <w:shd w:fill="FFFFFF"/>
+          </w:tcPr>
+          <w:p>
+            <w:pPr>
+              <w:spacing w:after="0"/>
+            </w:pPr>
+            <w:r/>
+            <w:r>
+              <w:rPr>
+                <w:sz w:val="16"/>
+              </w:rPr>
+              <w:t>Catering</w:t>
+            </w:r>
+          </w:p>
+        </w:tc>
+        <w:tc>
+          <w:tcPr>
+            <w:tcW w:type="dxa" w:w="4680"/>
+            <w:vAlign w:val="center"/>
+            <w:tcMar>
+              <w:top w:w="80" w:type="dxa"/>
+              <w:bottom w:w="80" w:type="dxa"/>
+              <w:left w:w="120" w:type="dxa"/>
+              <w:right w:w="120" w:type="dxa"/>
+            </w:tcMar>
+            <w:shd w:fill="FFFFFF"/>
+          </w:tcPr>
+          <w:p>
+            <w:pPr>
+              <w:spacing w:after="0"/>
+            </w:pPr>
+            <w:r/>
+            <w:r>
+              <w:rPr>
+                <w:sz w:val="16"/>
+              </w:rPr>
+              <w:t>Contracts, meals, locations, schedules, deliveries, assignments and catering reports.</w:t>
+            </w:r>
+          </w:p>
+        </w:tc>
+      </w:tr>
+      <w:tr>
+        <w:tc>
+          <w:tcPr>
+            <w:tcW w:type="dxa" w:w="4680"/>
+            <w:vAlign w:val="center"/>
+            <w:tcMar>
+              <w:top w:w="80" w:type="dxa"/>
+              <w:bottom w:w="80" w:type="dxa"/>
+              <w:left w:w="120" w:type="dxa"/>
+              <w:right w:w="120" w:type="dxa"/>
+            </w:tcMar>
+            <w:shd w:fill="FFFFFF"/>
+          </w:tcPr>
+          <w:p>
+            <w:pPr>
+              <w:spacing w:after="0"/>
+            </w:pPr>
+            <w:r/>
+            <w:r>
+              <w:rPr>
+                <w:sz w:val="16"/>
+              </w:rPr>
+              <w:t>Real Estate</w:t>
+            </w:r>
+          </w:p>
+        </w:tc>
+        <w:tc>
+          <w:tcPr>
+            <w:tcW w:type="dxa" w:w="4680"/>
+            <w:vAlign w:val="center"/>
+            <w:tcMar>
+              <w:top w:w="80" w:type="dxa"/>
+              <w:bottom w:w="80" w:type="dxa"/>
+              <w:left w:w="120" w:type="dxa"/>
+              <w:right w:w="120" w:type="dxa"/>
+            </w:tcMar>
+            <w:shd w:fill="FFFFFF"/>
+          </w:tcPr>
+          <w:p>
+            <w:pPr>
+              <w:spacing w:after="0"/>
+            </w:pPr>
+            <w:r/>
+            <w:r>
+              <w:rPr>
+                <w:sz w:val="16"/>
+              </w:rPr>
+              <w:t>Properties, units, owner leases, tenant leases, collections, utilities, expenses and real estate reports.</w:t>
+            </w:r>
+          </w:p>
+        </w:tc>
+      </w:tr>
+      <w:tr>
+        <w:tc>
+          <w:tcPr>
+            <w:tcW w:type="dxa" w:w="4680"/>
+            <w:vAlign w:val="center"/>
+            <w:tcMar>
+              <w:top w:w="80" w:type="dxa"/>
+              <w:bottom w:w="80" w:type="dxa"/>
+              <w:left w:w="120" w:type="dxa"/>
+              <w:right w:w="120" w:type="dxa"/>
+            </w:tcMar>
+            <w:shd w:fill="FFFFFF"/>
+          </w:tcPr>
+          <w:p>
+            <w:pPr>
+              <w:spacing w:after="0"/>
+            </w:pPr>
+            <w:r/>
+            <w:r>
+              <w:rPr>
+                <w:sz w:val="16"/>
+              </w:rPr>
+              <w:t>Contracts, Documents and Media</w:t>
+            </w:r>
+          </w:p>
+        </w:tc>
+        <w:tc>
+          <w:tcPr>
+            <w:tcW w:type="dxa" w:w="4680"/>
+            <w:vAlign w:val="center"/>
+            <w:tcMar>
+              <w:top w:w="80" w:type="dxa"/>
+              <w:bottom w:w="80" w:type="dxa"/>
+              <w:left w:w="120" w:type="dxa"/>
+              <w:right w:w="120" w:type="dxa"/>
+            </w:tcMar>
+            <w:shd w:fill="FFFFFF"/>
+          </w:tcPr>
+          <w:p>
+            <w:pPr>
+              <w:spacing w:after="0"/>
+            </w:pPr>
+            <w:r/>
+            <w:r>
+              <w:rPr>
+                <w:sz w:val="16"/>
+              </w:rPr>
+              <w:t>Contract templates and renewals, document upload and visibility, source documents, media activities and activity types.</w:t>
+            </w:r>
+          </w:p>
+        </w:tc>
+      </w:tr>
+      <w:tr>
+        <w:tc>
+          <w:tcPr>
+            <w:tcW w:type="dxa" w:w="4680"/>
+            <w:vAlign w:val="center"/>
+            <w:tcMar>
+              <w:top w:w="80" w:type="dxa"/>
+              <w:bottom w:w="80" w:type="dxa"/>
+              <w:left w:w="120" w:type="dxa"/>
+              <w:right w:w="120" w:type="dxa"/>
+            </w:tcMar>
+            <w:shd w:fill="FFFFFF"/>
+          </w:tcPr>
+          <w:p>
+            <w:pPr>
+              <w:spacing w:after="0"/>
+            </w:pPr>
+            <w:r/>
+            <w:r>
+              <w:rPr>
+                <w:sz w:val="16"/>
+              </w:rPr>
+              <w:t>Projects, Tasks, Fleet and Maintenance</w:t>
+            </w:r>
+          </w:p>
+        </w:tc>
+        <w:tc>
+          <w:tcPr>
+            <w:tcW w:type="dxa" w:w="4680"/>
+            <w:vAlign w:val="center"/>
+            <w:tcMar>
+              <w:top w:w="80" w:type="dxa"/>
+              <w:bottom w:w="80" w:type="dxa"/>
+              <w:left w:w="120" w:type="dxa"/>
+              <w:right w:w="120" w:type="dxa"/>
+            </w:tcMar>
+            <w:shd w:fill="FFFFFF"/>
+          </w:tcPr>
+          <w:p>
+            <w:pPr>
+              <w:spacing w:after="0"/>
+            </w:pPr>
+            <w:r/>
+            <w:r>
+              <w:rPr>
+                <w:sz w:val="16"/>
+              </w:rPr>
+              <w:t>Project setup, distribution schedules, task assignment, kanban, fleet vehicles/assignments/expenses/documents/service rules, maintenance assets and work orders.</w:t>
+            </w:r>
+          </w:p>
+        </w:tc>
+      </w:tr>
+      <w:tr>
+        <w:tc>
+          <w:tcPr>
+            <w:tcW w:type="dxa" w:w="4680"/>
+            <w:vAlign w:val="center"/>
+            <w:tcMar>
+              <w:top w:w="80" w:type="dxa"/>
+              <w:bottom w:w="80" w:type="dxa"/>
+              <w:left w:w="120" w:type="dxa"/>
+              <w:right w:w="120" w:type="dxa"/>
+            </w:tcMar>
+            <w:shd w:fill="FFFFFF"/>
+          </w:tcPr>
+          <w:p>
+            <w:pPr>
+              <w:spacing w:after="0"/>
+            </w:pPr>
+            <w:r/>
+            <w:r>
+              <w:rPr>
+                <w:sz w:val="16"/>
               </w:rPr>
               <w:t>HR Core</w:t>
             </w:r>
@@ -2593,25 +4065,24 @@
         </w:tc>
         <w:tc>
           <w:tcPr>
-            <w:tcW w:type="dxa" w:w="7060"/>
+            <w:tcW w:type="dxa" w:w="4680"/>
             <w:vAlign w:val="center"/>
             <w:tcMar>
               <w:top w:w="80" w:type="dxa"/>
               <w:bottom w:w="80" w:type="dxa"/>
-              <w:start w:w="120" w:type="dxa"/>
-              <w:end w:w="120" w:type="dxa"/>
+              <w:left w:w="120" w:type="dxa"/>
+              <w:right w:w="120" w:type="dxa"/>
             </w:tcMar>
+            <w:shd w:fill="FFFFFF"/>
           </w:tcPr>
           <w:p>
             <w:pPr>
-              <w:spacing w:before="0" w:after="40" w:line="252" w:lineRule="auto"/>
+              <w:spacing w:after="0"/>
             </w:pPr>
+            <w:r/>
             <w:r>
               <w:rPr>
-                <w:rFonts w:ascii="Calibri" w:hAnsi="Calibri"/>
-                <w:b w:val="0"/>
-                <w:color w:val="0B2545"/>
-                <w:sz w:val="18"/>
+                <w:sz w:val="16"/>
               </w:rPr>
               <w:t>Employees, positions, teams, academic institutions, specializations, lifecycle, documents, skills, certifications.</w:t>
             </w:r>
@@ -2621,25 +4092,24 @@
       <w:tr>
         <w:tc>
           <w:tcPr>
-            <w:tcW w:type="dxa" w:w="2300"/>
+            <w:tcW w:type="dxa" w:w="4680"/>
             <w:vAlign w:val="center"/>
             <w:tcMar>
               <w:top w:w="80" w:type="dxa"/>
               <w:bottom w:w="80" w:type="dxa"/>
-              <w:start w:w="120" w:type="dxa"/>
-              <w:end w:w="120" w:type="dxa"/>
+              <w:left w:w="120" w:type="dxa"/>
+              <w:right w:w="120" w:type="dxa"/>
             </w:tcMar>
+            <w:shd w:fill="FFFFFF"/>
           </w:tcPr>
           <w:p>
             <w:pPr>
-              <w:spacing w:before="0" w:after="40" w:line="252" w:lineRule="auto"/>
+              <w:spacing w:after="0"/>
             </w:pPr>
+            <w:r/>
             <w:r>
               <w:rPr>
-                <w:rFonts w:ascii="Calibri" w:hAnsi="Calibri"/>
-                <w:b w:val="0"/>
-                <w:color w:val="0B2545"/>
-                <w:sz w:val="18"/>
+                <w:sz w:val="16"/>
               </w:rPr>
               <w:t>Attendance</w:t>
             </w:r>
@@ -2647,25 +4117,24 @@
         </w:tc>
         <w:tc>
           <w:tcPr>
-            <w:tcW w:type="dxa" w:w="7060"/>
+            <w:tcW w:type="dxa" w:w="4680"/>
             <w:vAlign w:val="center"/>
             <w:tcMar>
               <w:top w:w="80" w:type="dxa"/>
               <w:bottom w:w="80" w:type="dxa"/>
-              <w:start w:w="120" w:type="dxa"/>
-              <w:end w:w="120" w:type="dxa"/>
+              <w:left w:w="120" w:type="dxa"/>
+              <w:right w:w="120" w:type="dxa"/>
             </w:tcMar>
+            <w:shd w:fill="FFFFFF"/>
           </w:tcPr>
           <w:p>
             <w:pPr>
-              <w:spacing w:before="0" w:after="40" w:line="252" w:lineRule="auto"/>
+              <w:spacing w:after="0"/>
             </w:pPr>
+            <w:r/>
             <w:r>
               <w:rPr>
-                <w:rFonts w:ascii="Calibri" w:hAnsi="Calibri"/>
-                <w:b w:val="0"/>
-                <w:color w:val="0B2545"/>
-                <w:sz w:val="18"/>
+                <w:sz w:val="16"/>
               </w:rPr>
               <w:t>Shifts, sessions, check-in rules, holidays, late requests, mid-day permissions, roster, corrections, biometric import.</w:t>
             </w:r>
@@ -2675,25 +4144,24 @@
       <w:tr>
         <w:tc>
           <w:tcPr>
-            <w:tcW w:type="dxa" w:w="2300"/>
+            <w:tcW w:type="dxa" w:w="4680"/>
             <w:vAlign w:val="center"/>
             <w:tcMar>
               <w:top w:w="80" w:type="dxa"/>
               <w:bottom w:w="80" w:type="dxa"/>
-              <w:start w:w="120" w:type="dxa"/>
-              <w:end w:w="120" w:type="dxa"/>
+              <w:left w:w="120" w:type="dxa"/>
+              <w:right w:w="120" w:type="dxa"/>
             </w:tcMar>
+            <w:shd w:fill="FFFFFF"/>
           </w:tcPr>
           <w:p>
             <w:pPr>
-              <w:spacing w:before="0" w:after="40" w:line="252" w:lineRule="auto"/>
+              <w:spacing w:after="0"/>
             </w:pPr>
+            <w:r/>
             <w:r>
               <w:rPr>
-                <w:rFonts w:ascii="Calibri" w:hAnsi="Calibri"/>
-                <w:b w:val="0"/>
-                <w:color w:val="0B2545"/>
-                <w:sz w:val="18"/>
+                <w:sz w:val="16"/>
               </w:rPr>
               <w:t>Leave</w:t>
             </w:r>
@@ -2701,25 +4169,24 @@
         </w:tc>
         <w:tc>
           <w:tcPr>
-            <w:tcW w:type="dxa" w:w="7060"/>
+            <w:tcW w:type="dxa" w:w="4680"/>
             <w:vAlign w:val="center"/>
             <w:tcMar>
               <w:top w:w="80" w:type="dxa"/>
               <w:bottom w:w="80" w:type="dxa"/>
-              <w:start w:w="120" w:type="dxa"/>
-              <w:end w:w="120" w:type="dxa"/>
+              <w:left w:w="120" w:type="dxa"/>
+              <w:right w:w="120" w:type="dxa"/>
             </w:tcMar>
+            <w:shd w:fill="FFFFFF"/>
           </w:tcPr>
           <w:p>
             <w:pPr>
-              <w:spacing w:before="0" w:after="40" w:line="252" w:lineRule="auto"/>
+              <w:spacing w:after="0"/>
             </w:pPr>
+            <w:r/>
             <w:r>
               <w:rPr>
-                <w:rFonts w:ascii="Calibri" w:hAnsi="Calibri"/>
-                <w:b w:val="0"/>
-                <w:color w:val="0B2545"/>
-                <w:sz w:val="18"/>
+                <w:sz w:val="16"/>
               </w:rPr>
               <w:t>Leave types, periods, policies, balances, applications, emergency leave, ledger, reports.</w:t>
             </w:r>
@@ -2729,25 +4196,24 @@
       <w:tr>
         <w:tc>
           <w:tcPr>
-            <w:tcW w:type="dxa" w:w="2300"/>
+            <w:tcW w:type="dxa" w:w="4680"/>
             <w:vAlign w:val="center"/>
             <w:tcMar>
               <w:top w:w="80" w:type="dxa"/>
               <w:bottom w:w="80" w:type="dxa"/>
-              <w:start w:w="120" w:type="dxa"/>
-              <w:end w:w="120" w:type="dxa"/>
+              <w:left w:w="120" w:type="dxa"/>
+              <w:right w:w="120" w:type="dxa"/>
             </w:tcMar>
+            <w:shd w:fill="FFFFFF"/>
           </w:tcPr>
           <w:p>
             <w:pPr>
-              <w:spacing w:before="0" w:after="40" w:line="252" w:lineRule="auto"/>
+              <w:spacing w:after="0"/>
             </w:pPr>
+            <w:r/>
             <w:r>
               <w:rPr>
-                <w:rFonts w:ascii="Calibri" w:hAnsi="Calibri"/>
-                <w:b w:val="0"/>
-                <w:color w:val="0B2545"/>
-                <w:sz w:val="18"/>
+                <w:sz w:val="16"/>
               </w:rPr>
               <w:t>Payroll</w:t>
             </w:r>
@@ -2755,25 +4221,24 @@
         </w:tc>
         <w:tc>
           <w:tcPr>
-            <w:tcW w:type="dxa" w:w="7060"/>
+            <w:tcW w:type="dxa" w:w="4680"/>
             <w:vAlign w:val="center"/>
             <w:tcMar>
               <w:top w:w="80" w:type="dxa"/>
               <w:bottom w:w="80" w:type="dxa"/>
-              <w:start w:w="120" w:type="dxa"/>
-              <w:end w:w="120" w:type="dxa"/>
+              <w:left w:w="120" w:type="dxa"/>
+              <w:right w:w="120" w:type="dxa"/>
             </w:tcMar>
+            <w:shd w:fill="FFFFFF"/>
           </w:tcPr>
           <w:p>
             <w:pPr>
-              <w:spacing w:before="0" w:after="40" w:line="252" w:lineRule="auto"/>
+              <w:spacing w:after="0"/>
             </w:pPr>
+            <w:r/>
             <w:r>
               <w:rPr>
-                <w:rFonts w:ascii="Calibri" w:hAnsi="Calibri"/>
-                <w:b w:val="0"/>
-                <w:color w:val="0B2545"/>
-                <w:sz w:val="18"/>
+                <w:sz w:val="16"/>
               </w:rPr>
               <w:t>Components, contracts, salary structures, periods, payroll entries, payslips, loans, WPS, Saudi payroll, accounting posting.</w:t>
             </w:r>
@@ -2783,25 +4248,24 @@
       <w:tr>
         <w:tc>
           <w:tcPr>
-            <w:tcW w:type="dxa" w:w="2300"/>
+            <w:tcW w:type="dxa" w:w="4680"/>
             <w:vAlign w:val="center"/>
             <w:tcMar>
               <w:top w:w="80" w:type="dxa"/>
               <w:bottom w:w="80" w:type="dxa"/>
-              <w:start w:w="120" w:type="dxa"/>
-              <w:end w:w="120" w:type="dxa"/>
+              <w:left w:w="120" w:type="dxa"/>
+              <w:right w:w="120" w:type="dxa"/>
             </w:tcMar>
+            <w:shd w:fill="FFFFFF"/>
           </w:tcPr>
           <w:p>
             <w:pPr>
-              <w:spacing w:before="0" w:after="40" w:line="252" w:lineRule="auto"/>
+              <w:spacing w:after="0"/>
             </w:pPr>
+            <w:r/>
             <w:r>
               <w:rPr>
-                <w:rFonts w:ascii="Calibri" w:hAnsi="Calibri"/>
-                <w:b w:val="0"/>
-                <w:color w:val="0B2545"/>
-                <w:sz w:val="18"/>
+                <w:sz w:val="16"/>
               </w:rPr>
               <w:t>Talent</w:t>
             </w:r>
@@ -2809,25 +4273,24 @@
         </w:tc>
         <w:tc>
           <w:tcPr>
-            <w:tcW w:type="dxa" w:w="7060"/>
+            <w:tcW w:type="dxa" w:w="4680"/>
             <w:vAlign w:val="center"/>
             <w:tcMar>
               <w:top w:w="80" w:type="dxa"/>
               <w:bottom w:w="80" w:type="dxa"/>
-              <w:start w:w="120" w:type="dxa"/>
-              <w:end w:w="120" w:type="dxa"/>
+              <w:left w:w="120" w:type="dxa"/>
+              <w:right w:w="120" w:type="dxa"/>
             </w:tcMar>
+            <w:shd w:fill="FFFFFF"/>
           </w:tcPr>
           <w:p>
             <w:pPr>
-              <w:spacing w:before="0" w:after="40" w:line="252" w:lineRule="auto"/>
+              <w:spacing w:after="0"/>
             </w:pPr>
+            <w:r/>
             <w:r>
               <w:rPr>
-                <w:rFonts w:ascii="Calibri" w:hAnsi="Calibri"/>
-                <w:b w:val="0"/>
-                <w:color w:val="0B2545"/>
-                <w:sz w:val="18"/>
+                <w:sz w:val="16"/>
               </w:rPr>
               <w:t>Recruitment, performance, and training workflows.</w:t>
             </w:r>
@@ -2837,25 +4300,24 @@
       <w:tr>
         <w:tc>
           <w:tcPr>
-            <w:tcW w:type="dxa" w:w="2300"/>
+            <w:tcW w:type="dxa" w:w="4680"/>
             <w:vAlign w:val="center"/>
             <w:tcMar>
               <w:top w:w="80" w:type="dxa"/>
               <w:bottom w:w="80" w:type="dxa"/>
-              <w:start w:w="120" w:type="dxa"/>
-              <w:end w:w="120" w:type="dxa"/>
+              <w:left w:w="120" w:type="dxa"/>
+              <w:right w:w="120" w:type="dxa"/>
             </w:tcMar>
+            <w:shd w:fill="FFFFFF"/>
           </w:tcPr>
           <w:p>
             <w:pPr>
-              <w:spacing w:before="0" w:after="40" w:line="252" w:lineRule="auto"/>
+              <w:spacing w:after="0"/>
             </w:pPr>
+            <w:r/>
             <w:r>
               <w:rPr>
-                <w:rFonts w:ascii="Calibri" w:hAnsi="Calibri"/>
-                <w:b w:val="0"/>
-                <w:color w:val="0B2545"/>
-                <w:sz w:val="18"/>
+                <w:sz w:val="16"/>
               </w:rPr>
               <w:t>Data</w:t>
             </w:r>
@@ -2863,25 +4325,24 @@
         </w:tc>
         <w:tc>
           <w:tcPr>
-            <w:tcW w:type="dxa" w:w="7060"/>
+            <w:tcW w:type="dxa" w:w="4680"/>
             <w:vAlign w:val="center"/>
             <w:tcMar>
               <w:top w:w="80" w:type="dxa"/>
               <w:bottom w:w="80" w:type="dxa"/>
-              <w:start w:w="120" w:type="dxa"/>
-              <w:end w:w="120" w:type="dxa"/>
+              <w:left w:w="120" w:type="dxa"/>
+              <w:right w:w="120" w:type="dxa"/>
             </w:tcMar>
+            <w:shd w:fill="FFFFFF"/>
           </w:tcPr>
           <w:p>
             <w:pPr>
-              <w:spacing w:before="0" w:after="40" w:line="252" w:lineRule="auto"/>
+              <w:spacing w:after="0"/>
             </w:pPr>
+            <w:r/>
             <w:r>
               <w:rPr>
-                <w:rFonts w:ascii="Calibri" w:hAnsi="Calibri"/>
-                <w:b w:val="0"/>
-                <w:color w:val="0B2545"/>
-                <w:sz w:val="18"/>
+                <w:sz w:val="16"/>
               </w:rPr>
               <w:t>Templates, cleansing, migration, reconciliation, attachment tracking.</w:t>
             </w:r>
@@ -2891,25 +4352,24 @@
       <w:tr>
         <w:tc>
           <w:tcPr>
-            <w:tcW w:type="dxa" w:w="2300"/>
+            <w:tcW w:type="dxa" w:w="4680"/>
             <w:vAlign w:val="center"/>
             <w:tcMar>
               <w:top w:w="80" w:type="dxa"/>
               <w:bottom w:w="80" w:type="dxa"/>
-              <w:start w:w="120" w:type="dxa"/>
-              <w:end w:w="120" w:type="dxa"/>
+              <w:left w:w="120" w:type="dxa"/>
+              <w:right w:w="120" w:type="dxa"/>
             </w:tcMar>
+            <w:shd w:fill="FFFFFF"/>
           </w:tcPr>
           <w:p>
             <w:pPr>
-              <w:spacing w:before="0" w:after="40" w:line="252" w:lineRule="auto"/>
+              <w:spacing w:after="0"/>
             </w:pPr>
+            <w:r/>
             <w:r>
               <w:rPr>
-                <w:rFonts w:ascii="Calibri" w:hAnsi="Calibri"/>
-                <w:b w:val="0"/>
-                <w:color w:val="0B2545"/>
-                <w:sz w:val="18"/>
+                <w:sz w:val="16"/>
               </w:rPr>
               <w:t>Testing and Training</w:t>
             </w:r>
@@ -2917,25 +4377,24 @@
         </w:tc>
         <w:tc>
           <w:tcPr>
-            <w:tcW w:type="dxa" w:w="7060"/>
+            <w:tcW w:type="dxa" w:w="4680"/>
             <w:vAlign w:val="center"/>
             <w:tcMar>
               <w:top w:w="80" w:type="dxa"/>
               <w:bottom w:w="80" w:type="dxa"/>
-              <w:start w:w="120" w:type="dxa"/>
-              <w:end w:w="120" w:type="dxa"/>
+              <w:left w:w="120" w:type="dxa"/>
+              <w:right w:w="120" w:type="dxa"/>
             </w:tcMar>
+            <w:shd w:fill="FFFFFF"/>
           </w:tcPr>
           <w:p>
             <w:pPr>
-              <w:spacing w:before="0" w:after="40" w:line="252" w:lineRule="auto"/>
+              <w:spacing w:after="0"/>
             </w:pPr>
+            <w:r/>
             <w:r>
               <w:rPr>
-                <w:rFonts w:ascii="Calibri" w:hAnsi="Calibri"/>
-                <w:b w:val="0"/>
-                <w:color w:val="0B2545"/>
-                <w:sz w:val="18"/>
+                <w:sz w:val="16"/>
               </w:rPr>
               <w:t>SIT, UAT, training, role guides, readiness.</w:t>
             </w:r>
@@ -2945,25 +4404,24 @@
       <w:tr>
         <w:tc>
           <w:tcPr>
-            <w:tcW w:type="dxa" w:w="2300"/>
+            <w:tcW w:type="dxa" w:w="4680"/>
             <w:vAlign w:val="center"/>
             <w:tcMar>
               <w:top w:w="80" w:type="dxa"/>
               <w:bottom w:w="80" w:type="dxa"/>
-              <w:start w:w="120" w:type="dxa"/>
-              <w:end w:w="120" w:type="dxa"/>
+              <w:left w:w="120" w:type="dxa"/>
+              <w:right w:w="120" w:type="dxa"/>
             </w:tcMar>
+            <w:shd w:fill="FFFFFF"/>
           </w:tcPr>
           <w:p>
             <w:pPr>
-              <w:spacing w:before="0" w:after="40" w:line="252" w:lineRule="auto"/>
+              <w:spacing w:after="0"/>
             </w:pPr>
+            <w:r/>
             <w:r>
               <w:rPr>
-                <w:rFonts w:ascii="Calibri" w:hAnsi="Calibri"/>
-                <w:b w:val="0"/>
-                <w:color w:val="0B2545"/>
-                <w:sz w:val="18"/>
+                <w:sz w:val="16"/>
               </w:rPr>
               <w:t>Go-Live and Support</w:t>
             </w:r>
@@ -2971,25 +4429,24 @@
         </w:tc>
         <w:tc>
           <w:tcPr>
-            <w:tcW w:type="dxa" w:w="7060"/>
+            <w:tcW w:type="dxa" w:w="4680"/>
             <w:vAlign w:val="center"/>
             <w:tcMar>
               <w:top w:w="80" w:type="dxa"/>
               <w:bottom w:w="80" w:type="dxa"/>
-              <w:start w:w="120" w:type="dxa"/>
-              <w:end w:w="120" w:type="dxa"/>
+              <w:left w:w="120" w:type="dxa"/>
+              <w:right w:w="120" w:type="dxa"/>
             </w:tcMar>
+            <w:shd w:fill="FFFFFF"/>
           </w:tcPr>
           <w:p>
             <w:pPr>
-              <w:spacing w:before="0" w:after="40" w:line="252" w:lineRule="auto"/>
+              <w:spacing w:after="0"/>
             </w:pPr>
+            <w:r/>
             <w:r>
               <w:rPr>
-                <w:rFonts w:ascii="Calibri" w:hAnsi="Calibri"/>
-                <w:b w:val="0"/>
-                <w:color w:val="0B2545"/>
-                <w:sz w:val="18"/>
+                <w:sz w:val="16"/>
               </w:rPr>
               <w:t>Cutover, communications, hypercare, support transition.</w:t>
             </w:r>
@@ -2997,14 +4454,817 @@
         </w:tc>
       </w:tr>
     </w:tbl>
+    <w:p/>
     <w:p>
       <w:pPr>
-        <w:spacing w:before="0" w:after="40" w:line="264" w:lineRule="auto"/>
+        <w:pStyle w:val="Heading2"/>
       </w:pPr>
+      <w:r>
+        <w:t>Business Lines and Workspace Rollout</w:t>
+      </w:r>
     </w:p>
+    <w:tbl>
+      <w:tblPr>
+        <w:tblW w:type="dxa" w:w="9360"/>
+        <w:jc w:val="center"/>
+        <w:tblLayout w:type="fixed"/>
+        <w:tblLook w:firstColumn="1" w:firstRow="1" w:lastColumn="0" w:lastRow="0" w:noHBand="0" w:noVBand="1" w:val="04A0"/>
+        <w:tblInd w:w="120" w:type="dxa"/>
+        <w:tblBorders>
+          <w:top w:val="single" w:sz="4" w:space="0" w:color="D9E2EC"/>
+          <w:left w:val="single" w:sz="4" w:space="0" w:color="D9E2EC"/>
+          <w:bottom w:val="single" w:sz="4" w:space="0" w:color="D9E2EC"/>
+          <w:right w:val="single" w:sz="4" w:space="0" w:color="D9E2EC"/>
+          <w:insideH w:val="single" w:sz="4" w:space="0" w:color="D9E2EC"/>
+          <w:insideV w:val="single" w:sz="4" w:space="0" w:color="D9E2EC"/>
+        </w:tblBorders>
+      </w:tblPr>
+      <w:tblGrid>
+        <w:gridCol w:w="3120"/>
+        <w:gridCol w:w="3120"/>
+        <w:gridCol w:w="3120"/>
+      </w:tblGrid>
+      <w:tr>
+        <w:tc>
+          <w:tcPr>
+            <w:tcW w:type="dxa" w:w="3120"/>
+            <w:vAlign w:val="center"/>
+            <w:tcMar>
+              <w:top w:w="80" w:type="dxa"/>
+              <w:bottom w:w="80" w:type="dxa"/>
+              <w:left w:w="120" w:type="dxa"/>
+              <w:right w:w="120" w:type="dxa"/>
+            </w:tcMar>
+            <w:shd w:fill="E8EEF5"/>
+          </w:tcPr>
+          <w:p>
+            <w:pPr>
+              <w:spacing w:after="0"/>
+            </w:pPr>
+            <w:r/>
+            <w:r>
+              <w:rPr>
+                <w:b/>
+                <w:color w:val="0B2545"/>
+                <w:sz w:val="16"/>
+              </w:rPr>
+              <w:t>Business line or workspace</w:t>
+            </w:r>
+          </w:p>
+        </w:tc>
+        <w:tc>
+          <w:tcPr>
+            <w:tcW w:type="dxa" w:w="3120"/>
+            <w:vAlign w:val="center"/>
+            <w:tcMar>
+              <w:top w:w="80" w:type="dxa"/>
+              <w:bottom w:w="80" w:type="dxa"/>
+              <w:left w:w="120" w:type="dxa"/>
+              <w:right w:w="120" w:type="dxa"/>
+            </w:tcMar>
+            <w:shd w:fill="E8EEF5"/>
+          </w:tcPr>
+          <w:p>
+            <w:pPr>
+              <w:spacing w:after="0"/>
+            </w:pPr>
+            <w:r/>
+            <w:r>
+              <w:rPr>
+                <w:b/>
+                <w:color w:val="0B2545"/>
+                <w:sz w:val="16"/>
+              </w:rPr>
+              <w:t>Rollout focus</w:t>
+            </w:r>
+          </w:p>
+        </w:tc>
+        <w:tc>
+          <w:tcPr>
+            <w:tcW w:type="dxa" w:w="3120"/>
+            <w:vAlign w:val="center"/>
+            <w:tcMar>
+              <w:top w:w="80" w:type="dxa"/>
+              <w:bottom w:w="80" w:type="dxa"/>
+              <w:left w:w="120" w:type="dxa"/>
+              <w:right w:w="120" w:type="dxa"/>
+            </w:tcMar>
+            <w:shd w:fill="E8EEF5"/>
+          </w:tcPr>
+          <w:p>
+            <w:pPr>
+              <w:spacing w:after="0"/>
+            </w:pPr>
+            <w:r/>
+            <w:r>
+              <w:rPr>
+                <w:b/>
+                <w:color w:val="0B2545"/>
+                <w:sz w:val="16"/>
+              </w:rPr>
+              <w:t>Success condition</w:t>
+            </w:r>
+          </w:p>
+        </w:tc>
+      </w:tr>
+      <w:tr>
+        <w:tc>
+          <w:tcPr>
+            <w:tcW w:type="dxa" w:w="3120"/>
+            <w:vAlign w:val="center"/>
+            <w:tcMar>
+              <w:top w:w="80" w:type="dxa"/>
+              <w:bottom w:w="80" w:type="dxa"/>
+              <w:left w:w="120" w:type="dxa"/>
+              <w:right w:w="120" w:type="dxa"/>
+            </w:tcMar>
+            <w:shd w:fill="FFFFFF"/>
+          </w:tcPr>
+          <w:p>
+            <w:pPr>
+              <w:spacing w:after="0"/>
+            </w:pPr>
+            <w:r/>
+            <w:r>
+              <w:rPr>
+                <w:sz w:val="16"/>
+              </w:rPr>
+              <w:t>catering</w:t>
+            </w:r>
+          </w:p>
+        </w:tc>
+        <w:tc>
+          <w:tcPr>
+            <w:tcW w:type="dxa" w:w="3120"/>
+            <w:vAlign w:val="center"/>
+            <w:tcMar>
+              <w:top w:w="80" w:type="dxa"/>
+              <w:bottom w:w="80" w:type="dxa"/>
+              <w:left w:w="120" w:type="dxa"/>
+              <w:right w:w="120" w:type="dxa"/>
+            </w:tcMar>
+            <w:shd w:fill="FFFFFF"/>
+          </w:tcPr>
+          <w:p>
+            <w:pPr>
+              <w:spacing w:after="0"/>
+            </w:pPr>
+            <w:r/>
+            <w:r>
+              <w:rPr>
+                <w:sz w:val="16"/>
+              </w:rPr>
+              <w:t>Catering contracts, meals, service locations, schedules, deliveries, assignments and reports.</w:t>
+            </w:r>
+          </w:p>
+        </w:tc>
+        <w:tc>
+          <w:tcPr>
+            <w:tcW w:type="dxa" w:w="3120"/>
+            <w:vAlign w:val="center"/>
+            <w:tcMar>
+              <w:top w:w="80" w:type="dxa"/>
+              <w:bottom w:w="80" w:type="dxa"/>
+              <w:left w:w="120" w:type="dxa"/>
+              <w:right w:w="120" w:type="dxa"/>
+            </w:tcMar>
+            <w:shd w:fill="FFFFFF"/>
+          </w:tcPr>
+          <w:p>
+            <w:pPr>
+              <w:spacing w:after="0"/>
+            </w:pPr>
+            <w:r/>
+            <w:r>
+              <w:rPr>
+                <w:sz w:val="16"/>
+              </w:rPr>
+              <w:t>Catering users can execute and report daily service operations.</w:t>
+            </w:r>
+          </w:p>
+        </w:tc>
+      </w:tr>
+      <w:tr>
+        <w:tc>
+          <w:tcPr>
+            <w:tcW w:type="dxa" w:w="3120"/>
+            <w:vAlign w:val="center"/>
+            <w:tcMar>
+              <w:top w:w="80" w:type="dxa"/>
+              <w:bottom w:w="80" w:type="dxa"/>
+              <w:left w:w="120" w:type="dxa"/>
+              <w:right w:w="120" w:type="dxa"/>
+            </w:tcMar>
+            <w:shd w:fill="FFFFFF"/>
+          </w:tcPr>
+          <w:p>
+            <w:pPr>
+              <w:spacing w:after="0"/>
+            </w:pPr>
+            <w:r/>
+            <w:r>
+              <w:rPr>
+                <w:sz w:val="16"/>
+              </w:rPr>
+              <w:t>real-estate</w:t>
+            </w:r>
+          </w:p>
+        </w:tc>
+        <w:tc>
+          <w:tcPr>
+            <w:tcW w:type="dxa" w:w="3120"/>
+            <w:vAlign w:val="center"/>
+            <w:tcMar>
+              <w:top w:w="80" w:type="dxa"/>
+              <w:bottom w:w="80" w:type="dxa"/>
+              <w:left w:w="120" w:type="dxa"/>
+              <w:right w:w="120" w:type="dxa"/>
+            </w:tcMar>
+            <w:shd w:fill="FFFFFF"/>
+          </w:tcPr>
+          <w:p>
+            <w:pPr>
+              <w:spacing w:after="0"/>
+            </w:pPr>
+            <w:r/>
+            <w:r>
+              <w:rPr>
+                <w:sz w:val="16"/>
+              </w:rPr>
+              <w:t>Properties, units, owner leases, tenant leases, collections, utilities, expenses and reports.</w:t>
+            </w:r>
+          </w:p>
+        </w:tc>
+        <w:tc>
+          <w:tcPr>
+            <w:tcW w:type="dxa" w:w="3120"/>
+            <w:vAlign w:val="center"/>
+            <w:tcMar>
+              <w:top w:w="80" w:type="dxa"/>
+              <w:bottom w:w="80" w:type="dxa"/>
+              <w:left w:w="120" w:type="dxa"/>
+              <w:right w:w="120" w:type="dxa"/>
+            </w:tcMar>
+            <w:shd w:fill="FFFFFF"/>
+          </w:tcPr>
+          <w:p>
+            <w:pPr>
+              <w:spacing w:after="0"/>
+            </w:pPr>
+            <w:r/>
+            <w:r>
+              <w:rPr>
+                <w:sz w:val="16"/>
+              </w:rPr>
+              <w:t>Property users can manage leases, collections and operating expenses.</w:t>
+            </w:r>
+          </w:p>
+        </w:tc>
+      </w:tr>
+      <w:tr>
+        <w:tc>
+          <w:tcPr>
+            <w:tcW w:type="dxa" w:w="3120"/>
+            <w:vAlign w:val="center"/>
+            <w:tcMar>
+              <w:top w:w="80" w:type="dxa"/>
+              <w:bottom w:w="80" w:type="dxa"/>
+              <w:left w:w="120" w:type="dxa"/>
+              <w:right w:w="120" w:type="dxa"/>
+            </w:tcMar>
+            <w:shd w:fill="FFFFFF"/>
+          </w:tcPr>
+          <w:p>
+            <w:pPr>
+              <w:spacing w:after="0"/>
+            </w:pPr>
+            <w:r/>
+            <w:r>
+              <w:rPr>
+                <w:sz w:val="16"/>
+              </w:rPr>
+              <w:t>store-front</w:t>
+            </w:r>
+          </w:p>
+        </w:tc>
+        <w:tc>
+          <w:tcPr>
+            <w:tcW w:type="dxa" w:w="3120"/>
+            <w:vAlign w:val="center"/>
+            <w:tcMar>
+              <w:top w:w="80" w:type="dxa"/>
+              <w:bottom w:w="80" w:type="dxa"/>
+              <w:left w:w="120" w:type="dxa"/>
+              <w:right w:w="120" w:type="dxa"/>
+            </w:tcMar>
+            <w:shd w:fill="FFFFFF"/>
+          </w:tcPr>
+          <w:p>
+            <w:pPr>
+              <w:spacing w:after="0"/>
+            </w:pPr>
+            <w:r/>
+            <w:r>
+              <w:rPr>
+                <w:sz w:val="16"/>
+              </w:rPr>
+              <w:t>StoreFront organization, stores, departments, POS, cashier access and store management.</w:t>
+            </w:r>
+          </w:p>
+        </w:tc>
+        <w:tc>
+          <w:tcPr>
+            <w:tcW w:type="dxa" w:w="3120"/>
+            <w:vAlign w:val="center"/>
+            <w:tcMar>
+              <w:top w:w="80" w:type="dxa"/>
+              <w:bottom w:w="80" w:type="dxa"/>
+              <w:left w:w="120" w:type="dxa"/>
+              <w:right w:w="120" w:type="dxa"/>
+            </w:tcMar>
+            <w:shd w:fill="FFFFFF"/>
+          </w:tcPr>
+          <w:p>
+            <w:pPr>
+              <w:spacing w:after="0"/>
+            </w:pPr>
+            <w:r/>
+            <w:r>
+              <w:rPr>
+                <w:sz w:val="16"/>
+              </w:rPr>
+              <w:t>Store users can operate POS and reconcile daily sales with finance.</w:t>
+            </w:r>
+          </w:p>
+        </w:tc>
+      </w:tr>
+      <w:tr>
+        <w:tc>
+          <w:tcPr>
+            <w:tcW w:type="dxa" w:w="3120"/>
+            <w:vAlign w:val="center"/>
+            <w:tcMar>
+              <w:top w:w="80" w:type="dxa"/>
+              <w:bottom w:w="80" w:type="dxa"/>
+              <w:left w:w="120" w:type="dxa"/>
+              <w:right w:w="120" w:type="dxa"/>
+            </w:tcMar>
+            <w:shd w:fill="FFFFFF"/>
+          </w:tcPr>
+          <w:p>
+            <w:pPr>
+              <w:spacing w:after="0"/>
+            </w:pPr>
+            <w:r/>
+            <w:r>
+              <w:rPr>
+                <w:sz w:val="16"/>
+              </w:rPr>
+              <w:t>Accounting/Finance</w:t>
+            </w:r>
+          </w:p>
+        </w:tc>
+        <w:tc>
+          <w:tcPr>
+            <w:tcW w:type="dxa" w:w="3120"/>
+            <w:vAlign w:val="center"/>
+            <w:tcMar>
+              <w:top w:w="80" w:type="dxa"/>
+              <w:bottom w:w="80" w:type="dxa"/>
+              <w:left w:w="120" w:type="dxa"/>
+              <w:right w:w="120" w:type="dxa"/>
+            </w:tcMar>
+            <w:shd w:fill="FFFFFF"/>
+          </w:tcPr>
+          <w:p>
+            <w:pPr>
+              <w:spacing w:after="0"/>
+            </w:pPr>
+            <w:r/>
+            <w:r>
+              <w:rPr>
+                <w:sz w:val="16"/>
+              </w:rPr>
+              <w:t>Finance setup, journals, invoices, payments, bank/cash, ZATCA and reports.</w:t>
+            </w:r>
+          </w:p>
+        </w:tc>
+        <w:tc>
+          <w:tcPr>
+            <w:tcW w:type="dxa" w:w="3120"/>
+            <w:vAlign w:val="center"/>
+            <w:tcMar>
+              <w:top w:w="80" w:type="dxa"/>
+              <w:bottom w:w="80" w:type="dxa"/>
+              <w:left w:w="120" w:type="dxa"/>
+              <w:right w:w="120" w:type="dxa"/>
+            </w:tcMar>
+            <w:shd w:fill="FFFFFF"/>
+          </w:tcPr>
+          <w:p>
+            <w:pPr>
+              <w:spacing w:after="0"/>
+            </w:pPr>
+            <w:r/>
+            <w:r>
+              <w:rPr>
+                <w:sz w:val="16"/>
+              </w:rPr>
+              <w:t>Finance owner signs off posting, tax, reconciliation and reporting scenarios.</w:t>
+            </w:r>
+          </w:p>
+        </w:tc>
+      </w:tr>
+      <w:tr>
+        <w:tc>
+          <w:tcPr>
+            <w:tcW w:type="dxa" w:w="3120"/>
+            <w:vAlign w:val="center"/>
+            <w:tcMar>
+              <w:top w:w="80" w:type="dxa"/>
+              <w:bottom w:w="80" w:type="dxa"/>
+              <w:left w:w="120" w:type="dxa"/>
+              <w:right w:w="120" w:type="dxa"/>
+            </w:tcMar>
+            <w:shd w:fill="FFFFFF"/>
+          </w:tcPr>
+          <w:p>
+            <w:pPr>
+              <w:spacing w:after="0"/>
+            </w:pPr>
+            <w:r/>
+            <w:r>
+              <w:rPr>
+                <w:sz w:val="16"/>
+              </w:rPr>
+              <w:t>Sales</w:t>
+            </w:r>
+          </w:p>
+        </w:tc>
+        <w:tc>
+          <w:tcPr>
+            <w:tcW w:type="dxa" w:w="3120"/>
+            <w:vAlign w:val="center"/>
+            <w:tcMar>
+              <w:top w:w="80" w:type="dxa"/>
+              <w:bottom w:w="80" w:type="dxa"/>
+              <w:left w:w="120" w:type="dxa"/>
+              <w:right w:w="120" w:type="dxa"/>
+            </w:tcMar>
+            <w:shd w:fill="FFFFFF"/>
+          </w:tcPr>
+          <w:p>
+            <w:pPr>
+              <w:spacing w:after="0"/>
+            </w:pPr>
+            <w:r/>
+            <w:r>
+              <w:rPr>
+                <w:sz w:val="16"/>
+              </w:rPr>
+              <w:t>Customer setup, quotations, orders, delivery notes and returns.</w:t>
+            </w:r>
+          </w:p>
+        </w:tc>
+        <w:tc>
+          <w:tcPr>
+            <w:tcW w:type="dxa" w:w="3120"/>
+            <w:vAlign w:val="center"/>
+            <w:tcMar>
+              <w:top w:w="80" w:type="dxa"/>
+              <w:bottom w:w="80" w:type="dxa"/>
+              <w:left w:w="120" w:type="dxa"/>
+              <w:right w:w="120" w:type="dxa"/>
+            </w:tcMar>
+            <w:shd w:fill="FFFFFF"/>
+          </w:tcPr>
+          <w:p>
+            <w:pPr>
+              <w:spacing w:after="0"/>
+            </w:pPr>
+            <w:r/>
+            <w:r>
+              <w:rPr>
+                <w:sz w:val="16"/>
+              </w:rPr>
+              <w:t>Sales owner signs off quote-to-order-to-delivery scenarios.</w:t>
+            </w:r>
+          </w:p>
+        </w:tc>
+      </w:tr>
+      <w:tr>
+        <w:tc>
+          <w:tcPr>
+            <w:tcW w:type="dxa" w:w="3120"/>
+            <w:vAlign w:val="center"/>
+            <w:tcMar>
+              <w:top w:w="80" w:type="dxa"/>
+              <w:bottom w:w="80" w:type="dxa"/>
+              <w:left w:w="120" w:type="dxa"/>
+              <w:right w:w="120" w:type="dxa"/>
+            </w:tcMar>
+            <w:shd w:fill="FFFFFF"/>
+          </w:tcPr>
+          <w:p>
+            <w:pPr>
+              <w:spacing w:after="0"/>
+            </w:pPr>
+            <w:r/>
+            <w:r>
+              <w:rPr>
+                <w:sz w:val="16"/>
+              </w:rPr>
+              <w:t>Purchasing</w:t>
+            </w:r>
+          </w:p>
+        </w:tc>
+        <w:tc>
+          <w:tcPr>
+            <w:tcW w:type="dxa" w:w="3120"/>
+            <w:vAlign w:val="center"/>
+            <w:tcMar>
+              <w:top w:w="80" w:type="dxa"/>
+              <w:bottom w:w="80" w:type="dxa"/>
+              <w:left w:w="120" w:type="dxa"/>
+              <w:right w:w="120" w:type="dxa"/>
+            </w:tcMar>
+            <w:shd w:fill="FFFFFF"/>
+          </w:tcPr>
+          <w:p>
+            <w:pPr>
+              <w:spacing w:after="0"/>
+            </w:pPr>
+            <w:r/>
+            <w:r>
+              <w:rPr>
+                <w:sz w:val="16"/>
+              </w:rPr>
+              <w:t>Supplier setup, procurement documents, vendor prices and reordering.</w:t>
+            </w:r>
+          </w:p>
+        </w:tc>
+        <w:tc>
+          <w:tcPr>
+            <w:tcW w:type="dxa" w:w="3120"/>
+            <w:vAlign w:val="center"/>
+            <w:tcMar>
+              <w:top w:w="80" w:type="dxa"/>
+              <w:bottom w:w="80" w:type="dxa"/>
+              <w:left w:w="120" w:type="dxa"/>
+              <w:right w:w="120" w:type="dxa"/>
+            </w:tcMar>
+            <w:shd w:fill="FFFFFF"/>
+          </w:tcPr>
+          <w:p>
+            <w:pPr>
+              <w:spacing w:after="0"/>
+            </w:pPr>
+            <w:r/>
+            <w:r>
+              <w:rPr>
+                <w:sz w:val="16"/>
+              </w:rPr>
+              <w:t>Procurement owner signs off purchase lifecycle and supplier controls.</w:t>
+            </w:r>
+          </w:p>
+        </w:tc>
+      </w:tr>
+      <w:tr>
+        <w:tc>
+          <w:tcPr>
+            <w:tcW w:type="dxa" w:w="3120"/>
+            <w:vAlign w:val="center"/>
+            <w:tcMar>
+              <w:top w:w="80" w:type="dxa"/>
+              <w:bottom w:w="80" w:type="dxa"/>
+              <w:left w:w="120" w:type="dxa"/>
+              <w:right w:w="120" w:type="dxa"/>
+            </w:tcMar>
+            <w:shd w:fill="FFFFFF"/>
+          </w:tcPr>
+          <w:p>
+            <w:pPr>
+              <w:spacing w:after="0"/>
+            </w:pPr>
+            <w:r/>
+            <w:r>
+              <w:rPr>
+                <w:sz w:val="16"/>
+              </w:rPr>
+              <w:t>Warehouse</w:t>
+            </w:r>
+          </w:p>
+        </w:tc>
+        <w:tc>
+          <w:tcPr>
+            <w:tcW w:type="dxa" w:w="3120"/>
+            <w:vAlign w:val="center"/>
+            <w:tcMar>
+              <w:top w:w="80" w:type="dxa"/>
+              <w:bottom w:w="80" w:type="dxa"/>
+              <w:left w:w="120" w:type="dxa"/>
+              <w:right w:w="120" w:type="dxa"/>
+            </w:tcMar>
+            <w:shd w:fill="FFFFFF"/>
+          </w:tcPr>
+          <w:p>
+            <w:pPr>
+              <w:spacing w:after="0"/>
+            </w:pPr>
+            <w:r/>
+            <w:r>
+              <w:rPr>
+                <w:sz w:val="16"/>
+              </w:rPr>
+              <w:t>Catalog, pricing, inventory, transfers, stock operations and controls.</w:t>
+            </w:r>
+          </w:p>
+        </w:tc>
+        <w:tc>
+          <w:tcPr>
+            <w:tcW w:type="dxa" w:w="3120"/>
+            <w:vAlign w:val="center"/>
+            <w:tcMar>
+              <w:top w:w="80" w:type="dxa"/>
+              <w:bottom w:w="80" w:type="dxa"/>
+              <w:left w:w="120" w:type="dxa"/>
+              <w:right w:w="120" w:type="dxa"/>
+            </w:tcMar>
+            <w:shd w:fill="FFFFFF"/>
+          </w:tcPr>
+          <w:p>
+            <w:pPr>
+              <w:spacing w:after="0"/>
+            </w:pPr>
+            <w:r/>
+            <w:r>
+              <w:rPr>
+                <w:sz w:val="16"/>
+              </w:rPr>
+              <w:t>Warehouse owner signs off stock accuracy, movement and adjustment scenarios.</w:t>
+            </w:r>
+          </w:p>
+        </w:tc>
+      </w:tr>
+      <w:tr>
+        <w:tc>
+          <w:tcPr>
+            <w:tcW w:type="dxa" w:w="3120"/>
+            <w:vAlign w:val="center"/>
+            <w:tcMar>
+              <w:top w:w="80" w:type="dxa"/>
+              <w:bottom w:w="80" w:type="dxa"/>
+              <w:left w:w="120" w:type="dxa"/>
+              <w:right w:w="120" w:type="dxa"/>
+            </w:tcMar>
+            <w:shd w:fill="FFFFFF"/>
+          </w:tcPr>
+          <w:p>
+            <w:pPr>
+              <w:spacing w:after="0"/>
+            </w:pPr>
+            <w:r/>
+            <w:r>
+              <w:rPr>
+                <w:sz w:val="16"/>
+              </w:rPr>
+              <w:t>HR</w:t>
+            </w:r>
+          </w:p>
+        </w:tc>
+        <w:tc>
+          <w:tcPr>
+            <w:tcW w:type="dxa" w:w="3120"/>
+            <w:vAlign w:val="center"/>
+            <w:tcMar>
+              <w:top w:w="80" w:type="dxa"/>
+              <w:bottom w:w="80" w:type="dxa"/>
+              <w:left w:w="120" w:type="dxa"/>
+              <w:right w:w="120" w:type="dxa"/>
+            </w:tcMar>
+            <w:shd w:fill="FFFFFF"/>
+          </w:tcPr>
+          <w:p>
+            <w:pPr>
+              <w:spacing w:after="0"/>
+            </w:pPr>
+            <w:r/>
+            <w:r>
+              <w:rPr>
+                <w:sz w:val="16"/>
+              </w:rPr>
+              <w:t>Employees, attendance, leave, payroll, recruitment, performance and training.</w:t>
+            </w:r>
+          </w:p>
+        </w:tc>
+        <w:tc>
+          <w:tcPr>
+            <w:tcW w:type="dxa" w:w="3120"/>
+            <w:vAlign w:val="center"/>
+            <w:tcMar>
+              <w:top w:w="80" w:type="dxa"/>
+              <w:bottom w:w="80" w:type="dxa"/>
+              <w:left w:w="120" w:type="dxa"/>
+              <w:right w:w="120" w:type="dxa"/>
+            </w:tcMar>
+            <w:shd w:fill="FFFFFF"/>
+          </w:tcPr>
+          <w:p>
+            <w:pPr>
+              <w:spacing w:after="0"/>
+            </w:pPr>
+            <w:r/>
+            <w:r>
+              <w:rPr>
+                <w:sz w:val="16"/>
+              </w:rPr>
+              <w:t>HR/payroll owners sign off employee lifecycle and payroll scenarios.</w:t>
+            </w:r>
+          </w:p>
+        </w:tc>
+      </w:tr>
+      <w:tr>
+        <w:tc>
+          <w:tcPr>
+            <w:tcW w:type="dxa" w:w="3120"/>
+            <w:vAlign w:val="center"/>
+            <w:tcMar>
+              <w:top w:w="80" w:type="dxa"/>
+              <w:bottom w:w="80" w:type="dxa"/>
+              <w:left w:w="120" w:type="dxa"/>
+              <w:right w:w="120" w:type="dxa"/>
+            </w:tcMar>
+            <w:shd w:fill="FFFFFF"/>
+          </w:tcPr>
+          <w:p>
+            <w:pPr>
+              <w:spacing w:after="0"/>
+            </w:pPr>
+            <w:r/>
+            <w:r>
+              <w:rPr>
+                <w:sz w:val="16"/>
+              </w:rPr>
+              <w:t>Admin/Security</w:t>
+            </w:r>
+          </w:p>
+        </w:tc>
+        <w:tc>
+          <w:tcPr>
+            <w:tcW w:type="dxa" w:w="3120"/>
+            <w:vAlign w:val="center"/>
+            <w:tcMar>
+              <w:top w:w="80" w:type="dxa"/>
+              <w:bottom w:w="80" w:type="dxa"/>
+              <w:left w:w="120" w:type="dxa"/>
+              <w:right w:w="120" w:type="dxa"/>
+            </w:tcMar>
+            <w:shd w:fill="FFFFFF"/>
+          </w:tcPr>
+          <w:p>
+            <w:pPr>
+              <w:spacing w:after="0"/>
+            </w:pPr>
+            <w:r/>
+            <w:r>
+              <w:rPr>
+                <w:sz w:val="16"/>
+              </w:rPr>
+              <w:t>Users, roles, permissions, branches, business-line visibility and settings.</w:t>
+            </w:r>
+          </w:p>
+        </w:tc>
+        <w:tc>
+          <w:tcPr>
+            <w:tcW w:type="dxa" w:w="3120"/>
+            <w:vAlign w:val="center"/>
+            <w:tcMar>
+              <w:top w:w="80" w:type="dxa"/>
+              <w:bottom w:w="80" w:type="dxa"/>
+              <w:left w:w="120" w:type="dxa"/>
+              <w:right w:w="120" w:type="dxa"/>
+            </w:tcMar>
+            <w:shd w:fill="FFFFFF"/>
+          </w:tcPr>
+          <w:p>
+            <w:pPr>
+              <w:spacing w:after="0"/>
+            </w:pPr>
+            <w:r/>
+            <w:r>
+              <w:rPr>
+                <w:sz w:val="16"/>
+              </w:rPr>
+              <w:t>Security owner signs off access matrix and branch/business-line visibility.</w:t>
+            </w:r>
+          </w:p>
+        </w:tc>
+      </w:tr>
+    </w:tbl>
+    <w:p/>
     <w:p>
       <w:pPr>
-        <w:pStyle w:val="Heading1"/>
+        <w:pStyle w:val="Heading2"/>
       </w:pPr>
       <w:r>
         <w:t>Success Criteria</w:t>
@@ -3013,111 +5273,96 @@
     <w:p>
       <w:pPr>
         <w:pStyle w:val="ListBullet"/>
-        <w:spacing w:before="0" w:after="160" w:line="280" w:lineRule="auto"/>
-        <w:ind w:left="720" w:hanging="360"/>
+        <w:spacing w:after="80" w:line="300" w:lineRule="auto"/>
       </w:pPr>
       <w:r>
-        <w:rPr>
-          <w:rFonts w:ascii="Calibri" w:hAnsi="Calibri"/>
-          <w:color w:val="000000"/>
-          <w:sz w:val="22"/>
-        </w:rPr>
-        <w:t>100% of approved active employees are available in AlafkarHR.</w:t>
+        <w:t>Full ERP scope is confirmed and signed off, including HR and all operational, finance and business-line modules.</w:t>
       </w:r>
     </w:p>
     <w:p>
       <w:pPr>
         <w:pStyle w:val="ListBullet"/>
-        <w:spacing w:before="0" w:after="160" w:line="280" w:lineRule="auto"/>
-        <w:ind w:left="720" w:hanging="360"/>
+        <w:spacing w:after="80" w:line="300" w:lineRule="auto"/>
       </w:pPr>
       <w:r>
-        <w:rPr>
-          <w:rFonts w:ascii="Calibri" w:hAnsi="Calibri"/>
-          <w:color w:val="000000"/>
-          <w:sz w:val="22"/>
-        </w:rPr>
-        <w:t>Organization, branch, department, and position structures match approved HR records.</w:t>
+        <w:t>Organization, branch, department and business-line structures match approved company records.</w:t>
       </w:r>
     </w:p>
     <w:p>
       <w:pPr>
         <w:pStyle w:val="ListBullet"/>
-        <w:spacing w:before="0" w:after="160" w:line="280" w:lineRule="auto"/>
-        <w:ind w:left="720" w:hanging="360"/>
+        <w:spacing w:after="80" w:line="300" w:lineRule="auto"/>
       </w:pPr>
       <w:r>
-        <w:rPr>
-          <w:rFonts w:ascii="Calibri" w:hAnsi="Calibri"/>
-          <w:color w:val="000000"/>
-          <w:sz w:val="22"/>
-        </w:rPr>
-        <w:t>Role-based access is approved and tested for each role.</w:t>
+        <w:t>Accounting, tax, fiscal, posting, bank/cash and ZATCA setup is approved by finance.</w:t>
       </w:r>
     </w:p>
     <w:p>
       <w:pPr>
         <w:pStyle w:val="ListBullet"/>
-        <w:spacing w:before="0" w:after="160" w:line="280" w:lineRule="auto"/>
-        <w:ind w:left="720" w:hanging="360"/>
+        <w:spacing w:after="80" w:line="300" w:lineRule="auto"/>
       </w:pPr>
       <w:r>
-        <w:rPr>
-          <w:rFonts w:ascii="Calibri" w:hAnsi="Calibri"/>
-          <w:color w:val="000000"/>
-          <w:sz w:val="22"/>
-        </w:rPr>
-        <w:t>Attendance, leave, and payroll pilot scenarios are completed successfully.</w:t>
+        <w:t>Customers, suppliers, products, SKUs, pricing, warehouses and opening inventory are reconciled.</w:t>
       </w:r>
     </w:p>
     <w:p>
       <w:pPr>
         <w:pStyle w:val="ListBullet"/>
-        <w:spacing w:before="0" w:after="160" w:line="280" w:lineRule="auto"/>
-        <w:ind w:left="720" w:hanging="360"/>
+        <w:spacing w:after="80" w:line="300" w:lineRule="auto"/>
       </w:pPr>
       <w:r>
-        <w:rPr>
-          <w:rFonts w:ascii="Calibri" w:hAnsi="Calibri"/>
-          <w:color w:val="000000"/>
-          <w:sz w:val="22"/>
-        </w:rPr>
+        <w:t>Sales, procurement, inventory, POS, catering, real estate, contracts, documents, projects, tasks, fleet and maintenance UAT scenarios are completed successfully.</w:t>
+      </w:r>
+    </w:p>
+    <w:p>
+      <w:pPr>
+        <w:pStyle w:val="ListBullet"/>
+        <w:spacing w:after="80" w:line="300" w:lineRule="auto"/>
+      </w:pPr>
+      <w:r>
+        <w:t>100% of approved active employees are available in AlafkarERP.</w:t>
+      </w:r>
+    </w:p>
+    <w:p>
+      <w:pPr>
+        <w:pStyle w:val="ListBullet"/>
+        <w:spacing w:after="80" w:line="300" w:lineRule="auto"/>
+      </w:pPr>
+      <w:r>
+        <w:t>Role-based access is approved and tested for each workspace and business line.</w:t>
+      </w:r>
+    </w:p>
+    <w:p>
+      <w:pPr>
+        <w:pStyle w:val="ListBullet"/>
+        <w:spacing w:after="80" w:line="300" w:lineRule="auto"/>
+      </w:pPr>
+      <w:r>
         <w:t>Critical UAT defects are closed or formally accepted before go-live.</w:t>
       </w:r>
     </w:p>
     <w:p>
       <w:pPr>
         <w:pStyle w:val="ListBullet"/>
-        <w:spacing w:before="0" w:after="160" w:line="280" w:lineRule="auto"/>
-        <w:ind w:left="720" w:hanging="360"/>
+        <w:spacing w:after="80" w:line="300" w:lineRule="auto"/>
       </w:pPr>
       <w:r>
-        <w:rPr>
-          <w:rFonts w:ascii="Calibri" w:hAnsi="Calibri"/>
-          <w:color w:val="000000"/>
-          <w:sz w:val="22"/>
-        </w:rPr>
         <w:t>End users complete training or receive approved reference material.</w:t>
       </w:r>
     </w:p>
     <w:p>
       <w:pPr>
         <w:pStyle w:val="ListBullet"/>
-        <w:spacing w:before="0" w:after="160" w:line="280" w:lineRule="auto"/>
-        <w:ind w:left="720" w:hanging="360"/>
+        <w:spacing w:after="80" w:line="300" w:lineRule="auto"/>
       </w:pPr>
       <w:r>
-        <w:rPr>
-          <w:rFonts w:ascii="Calibri" w:hAnsi="Calibri"/>
-          <w:color w:val="000000"/>
-          <w:sz w:val="22"/>
-        </w:rPr>
         <w:t>Hypercare triage process is active from the first business day after go-live.</w:t>
       </w:r>
     </w:p>
     <w:p>
       <w:pPr>
-        <w:pStyle w:val="Heading1"/>
+        <w:pStyle w:val="Heading2"/>
       </w:pPr>
       <w:r>
         <w:t>Business Validation Required</w:t>
@@ -3126,90 +5371,135 @@
     <w:p>
       <w:pPr>
         <w:pStyle w:val="ListBullet"/>
-        <w:spacing w:before="0" w:after="160" w:line="280" w:lineRule="auto"/>
-        <w:ind w:left="720" w:hanging="360"/>
+        <w:spacing w:after="80" w:line="300" w:lineRule="auto"/>
       </w:pPr>
       <w:r>
-        <w:rPr>
-          <w:rFonts w:ascii="Calibri" w:hAnsi="Calibri"/>
-          <w:color w:val="000000"/>
-          <w:sz w:val="22"/>
-        </w:rPr>
+        <w:t>Accounting policies, chart of accounts, posting profiles, fiscal periods, tax treatment, ZATCA setup, invoice rules, receipts/payments and bank reconciliation.</w:t>
+      </w:r>
+    </w:p>
+    <w:p>
+      <w:pPr>
+        <w:pStyle w:val="ListBullet"/>
+        <w:spacing w:after="80" w:line="300" w:lineRule="auto"/>
+      </w:pPr>
+      <w:r>
+        <w:t>Sales quotation, discount, customer pricing, delivery, return and credit policies.</w:t>
+      </w:r>
+    </w:p>
+    <w:p>
+      <w:pPr>
+        <w:pStyle w:val="ListBullet"/>
+        <w:spacing w:after="80" w:line="300" w:lineRule="auto"/>
+      </w:pPr>
+      <w:r>
+        <w:t>Procurement approval thresholds, supplier onboarding, vendor price rules, scorecards and reordering policy.</w:t>
+      </w:r>
+    </w:p>
+    <w:p>
+      <w:pPr>
+        <w:pStyle w:val="ListBullet"/>
+        <w:spacing w:after="80" w:line="300" w:lineRule="auto"/>
+      </w:pPr>
+      <w:r>
+        <w:t>Product coding, SKU, unit, warehouse, opening stock, costing, reservation, transfer and adjustment rules.</w:t>
+      </w:r>
+    </w:p>
+    <w:p>
+      <w:pPr>
+        <w:pStyle w:val="ListBullet"/>
+        <w:spacing w:after="80" w:line="300" w:lineRule="auto"/>
+      </w:pPr>
+      <w:r>
+        <w:t>POS cashier control, payment methods, refund policy, store reconciliation and branch-role scope.</w:t>
+      </w:r>
+    </w:p>
+    <w:p>
+      <w:pPr>
+        <w:pStyle w:val="ListBullet"/>
+        <w:spacing w:after="80" w:line="300" w:lineRule="auto"/>
+      </w:pPr>
+      <w:r>
+        <w:t>Catering contract terms, meal plans, delivery proof, schedule exceptions and billing triggers.</w:t>
+      </w:r>
+    </w:p>
+    <w:p>
+      <w:pPr>
+        <w:pStyle w:val="ListBullet"/>
+        <w:spacing w:after="80" w:line="300" w:lineRule="auto"/>
+      </w:pPr>
+      <w:r>
+        <w:t>Real estate lease templates, rent schedules, utility recovery, owner settlement, expense allocation and legal terms.</w:t>
+      </w:r>
+    </w:p>
+    <w:p>
+      <w:pPr>
+        <w:pStyle w:val="ListBullet"/>
+        <w:spacing w:after="80" w:line="300" w:lineRule="auto"/>
+      </w:pPr>
+      <w:r>
+        <w:t>Contract approval chains, renewal rules, templates and document retention.</w:t>
+      </w:r>
+    </w:p>
+    <w:p>
+      <w:pPr>
+        <w:pStyle w:val="ListBullet"/>
+        <w:spacing w:after="80" w:line="300" w:lineRule="auto"/>
+      </w:pPr>
+      <w:r>
+        <w:t>Project/task ownership, reporting cadence, fleet assignment, service thresholds, maintenance work-order escalation and asset policies.</w:t>
+      </w:r>
+    </w:p>
+    <w:p>
+      <w:pPr>
+        <w:pStyle w:val="ListBullet"/>
+        <w:spacing w:after="80" w:line="300" w:lineRule="auto"/>
+      </w:pPr>
+      <w:r>
         <w:t>Final payroll calculations, allowances, deductions, EOS, WPS, and accounting posting policy.</w:t>
       </w:r>
     </w:p>
     <w:p>
       <w:pPr>
         <w:pStyle w:val="ListBullet"/>
-        <w:spacing w:before="0" w:after="160" w:line="280" w:lineRule="auto"/>
-        <w:ind w:left="720" w:hanging="360"/>
+        <w:spacing w:after="80" w:line="300" w:lineRule="auto"/>
       </w:pPr>
       <w:r>
-        <w:rPr>
-          <w:rFonts w:ascii="Calibri" w:hAnsi="Calibri"/>
-          <w:color w:val="000000"/>
-          <w:sz w:val="22"/>
-        </w:rPr>
         <w:t>Attendance geolocation, biometric import format, late check-in, mid-day permission, correction, and roster approval rules.</w:t>
       </w:r>
     </w:p>
     <w:p>
       <w:pPr>
         <w:pStyle w:val="ListBullet"/>
-        <w:spacing w:before="0" w:after="160" w:line="280" w:lineRule="auto"/>
-        <w:ind w:left="720" w:hanging="360"/>
+        <w:spacing w:after="80" w:line="300" w:lineRule="auto"/>
       </w:pPr>
       <w:r>
-        <w:rPr>
-          <w:rFonts w:ascii="Calibri" w:hAnsi="Calibri"/>
-          <w:color w:val="000000"/>
-          <w:sz w:val="22"/>
-        </w:rPr>
         <w:t>Leave accrual, carry-forward, encashment, emergency leave, attachment, and approval rules.</w:t>
       </w:r>
     </w:p>
     <w:p>
       <w:pPr>
         <w:pStyle w:val="ListBullet"/>
-        <w:spacing w:before="0" w:after="160" w:line="280" w:lineRule="auto"/>
-        <w:ind w:left="720" w:hanging="360"/>
+        <w:spacing w:after="80" w:line="300" w:lineRule="auto"/>
       </w:pPr>
       <w:r>
-        <w:rPr>
-          <w:rFonts w:ascii="Calibri" w:hAnsi="Calibri"/>
-          <w:color w:val="000000"/>
-          <w:sz w:val="22"/>
-        </w:rPr>
         <w:t>Recruitment approval thresholds, offer approval, and employee creation policy.</w:t>
       </w:r>
     </w:p>
     <w:p>
       <w:pPr>
         <w:pStyle w:val="ListBullet"/>
-        <w:spacing w:before="0" w:after="160" w:line="280" w:lineRule="auto"/>
-        <w:ind w:left="720" w:hanging="360"/>
+        <w:spacing w:after="80" w:line="300" w:lineRule="auto"/>
       </w:pPr>
       <w:r>
-        <w:rPr>
-          <w:rFonts w:ascii="Calibri" w:hAnsi="Calibri"/>
-          <w:color w:val="000000"/>
-          <w:sz w:val="22"/>
-        </w:rPr>
         <w:t>Performance rating scales, appraisal cycles, manager review, and approval authority.</w:t>
       </w:r>
     </w:p>
     <w:p>
       <w:pPr>
         <w:pStyle w:val="ListBullet"/>
-        <w:spacing w:before="0" w:after="160" w:line="280" w:lineRule="auto"/>
-        <w:ind w:left="720" w:hanging="360"/>
+        <w:spacing w:after="80" w:line="300" w:lineRule="auto"/>
       </w:pPr>
       <w:r>
-        <w:rPr>
-          <w:rFonts w:ascii="Calibri" w:hAnsi="Calibri"/>
-          <w:color w:val="000000"/>
-          <w:sz w:val="22"/>
-        </w:rPr>
         <w:t>Training attendance, result recording, certification, and completion rules.</w:t>
       </w:r>
     </w:p>
@@ -3217,7 +5507,7 @@
       <w:headerReference w:type="default" r:id="rId9"/>
       <w:footerReference w:type="default" r:id="rId10"/>
       <w:pgSz w:w="12240" w:h="15840"/>
-      <w:pgMar w:top="1440" w:right="1440" w:bottom="1440" w:left="1440" w:header="708" w:footer="708" w:gutter="0"/>
+      <w:pgMar w:top="1440" w:right="1440" w:bottom="1440" w:left="1440" w:header="709" w:footer="709" w:gutter="0"/>
       <w:cols w:space="720"/>
       <w:docGrid w:linePitch="360"/>
     </w:sectPr>
@@ -3230,15 +5520,14 @@
   <w:p>
     <w:pPr>
       <w:pStyle w:val="Footer"/>
-      <w:jc w:val="right"/>
+      <w:jc w:val="center"/>
     </w:pPr>
     <w:r>
       <w:rPr>
-        <w:rFonts w:ascii="Calibri" w:hAnsi="Calibri"/>
-        <w:color w:val="666666"/>
-        <w:sz w:val="18"/>
-      </w:rPr>
-      <w:t>Prepared for company rollout</w:t>
+        <w:color w:val="5B7083"/>
+        <w:sz w:val="16"/>
+      </w:rPr>
+      <w:t>Alafkar ERP Implementation Handbook</w:t>
     </w:r>
   </w:p>
 </w:ftr>
@@ -3249,16 +5538,14 @@
   <w:p>
     <w:pPr>
       <w:pStyle w:val="Header"/>
-      <w:spacing w:before="0" w:after="0" w:line="240" w:lineRule="auto"/>
       <w:jc w:val="right"/>
     </w:pPr>
     <w:r>
       <w:rPr>
-        <w:rFonts w:ascii="Calibri" w:hAnsi="Calibri"/>
-        <w:color w:val="666666"/>
-        <w:sz w:val="18"/>
-      </w:rPr>
-      <w:t>AlafkarHR Implementation Plan</w:t>
+        <w:color w:val="5B7083"/>
+        <w:sz w:val="16"/>
+      </w:rPr>
+      <w:t>Alafkar ERP</w:t>
     </w:r>
   </w:p>
 </w:hdr>
@@ -3628,7 +5915,7 @@
     <w:qFormat/>
     <w:rsid w:val="00FC693F"/>
     <w:pPr>
-      <w:spacing w:after="120" w:line="264" w:lineRule="auto"/>
+      <w:spacing w:after="120" w:line="300" w:lineRule="auto"/>
     </w:pPr>
     <w:rPr>
       <w:rFonts w:ascii="Calibri" w:hAnsi="Calibri"/>
@@ -3690,7 +5977,7 @@
     <w:pPr>
       <w:keepNext/>
       <w:keepLines/>
-      <w:spacing w:before="320" w:after="160"/>
+      <w:spacing w:before="360" w:after="200"/>
       <w:outlineLvl w:val="0"/>
     </w:pPr>
     <w:rPr>
@@ -3714,7 +6001,7 @@
     <w:pPr>
       <w:keepNext/>
       <w:keepLines/>
-      <w:spacing w:before="240" w:after="120"/>
+      <w:spacing w:before="280" w:after="140"/>
       <w:outlineLvl w:val="1"/>
     </w:pPr>
     <w:rPr>
@@ -3738,7 +6025,7 @@
     <w:pPr>
       <w:keepNext/>
       <w:keepLines/>
-      <w:spacing w:before="160" w:after="80"/>
+      <w:spacing w:before="200" w:after="100"/>
       <w:outlineLvl w:val="2"/>
     </w:pPr>
     <w:rPr>
